--- a/docs/Proyecto Observatorio Sequia Guadalquivir.docx
+++ b/docs/Proyecto Observatorio Sequia Guadalquivir.docx
@@ -168,7 +168,19 @@
         <w:rPr>
           <w:lang w:val="es-ES_tradnl"/>
         </w:rPr>
-        <w:t xml:space="preserve">) y de la cuenca a 4 y 8 meses. </w:t>
+        <w:t xml:space="preserve">) y de la cuenca a 4 y 8 </w:t>
+      </w:r>
+      <w:r>
+        <w:rPr>
+          <w:lang w:val="es-ES_tradnl"/>
+        </w:rPr>
+        <w:t>semanas</w:t>
+      </w:r>
+      <w:r>
+        <w:rPr>
+          <w:lang w:val="es-ES_tradnl"/>
+        </w:rPr>
+        <w:t xml:space="preserve">. </w:t>
       </w:r>
     </w:p>
     <w:p>
@@ -558,6 +570,302 @@
         </w:rPr>
         <w:t>qué funciones, límites y siguientes pasos.</w:t>
       </w:r>
+    </w:p>
+    <w:p>
+      <w:pPr>
+        <w:rPr>
+          <w:color w:val="EE0000"/>
+          <w:lang w:val="es-ES_tradnl"/>
+        </w:rPr>
+      </w:pPr>
+    </w:p>
+    <w:p>
+      <w:pPr>
+        <w:rPr>
+          <w:color w:val="EE0000"/>
+          <w:lang w:val="es-ES_tradnl"/>
+        </w:rPr>
+      </w:pPr>
+      <w:r>
+        <w:rPr>
+          <w:color w:val="EE0000"/>
+          <w:lang w:val="es-ES_tradnl"/>
+        </w:rPr>
+        <w:t xml:space="preserve">4. Estructura datos </w:t>
+      </w:r>
+      <w:r>
+        <w:rPr>
+          <w:color w:val="EE0000"/>
+          <w:lang w:val="es-ES_tradnl"/>
+        </w:rPr>
+        <w:t xml:space="preserve">embalses </w:t>
+      </w:r>
+    </w:p>
+    <w:p>
+      <w:pPr>
+        <w:rPr>
+          <w:lang w:val="es-ES_tradnl"/>
+        </w:rPr>
+      </w:pPr>
+      <w:r>
+        <w:rPr>
+          <w:lang w:val="es-ES_tradnl"/>
+        </w:rPr>
+        <w:drawing>
+          <wp:inline distT="0" distB="0" distL="0" distR="0" wp14:anchorId="0FD8A9C5" wp14:editId="28CF0ECC">
+            <wp:extent cx="4606636" cy="1193370"/>
+            <wp:effectExtent l="0" t="0" r="3810" b="635"/>
+            <wp:docPr id="1759964579" name="Imagen 1"/>
+            <wp:cNvGraphicFramePr>
+              <a:graphicFrameLocks xmlns:a="http://schemas.openxmlformats.org/drawingml/2006/main" noChangeAspect="1"/>
+            </wp:cNvGraphicFramePr>
+            <a:graphic xmlns:a="http://schemas.openxmlformats.org/drawingml/2006/main">
+              <a:graphicData uri="http://schemas.openxmlformats.org/drawingml/2006/picture">
+                <pic:pic xmlns:pic="http://schemas.openxmlformats.org/drawingml/2006/picture">
+                  <pic:nvPicPr>
+                    <pic:cNvPr id="1759964579" name=""/>
+                    <pic:cNvPicPr/>
+                  </pic:nvPicPr>
+                  <pic:blipFill>
+                    <a:blip r:embed="rId5"/>
+                    <a:stretch>
+                      <a:fillRect/>
+                    </a:stretch>
+                  </pic:blipFill>
+                  <pic:spPr>
+                    <a:xfrm>
+                      <a:off x="0" y="0"/>
+                      <a:ext cx="4673359" cy="1210655"/>
+                    </a:xfrm>
+                    <a:prstGeom prst="rect">
+                      <a:avLst/>
+                    </a:prstGeom>
+                  </pic:spPr>
+                </pic:pic>
+              </a:graphicData>
+            </a:graphic>
+          </wp:inline>
+        </w:drawing>
+      </w:r>
+    </w:p>
+    <w:p>
+      <w:pPr>
+        <w:rPr>
+          <w:lang w:val="es-ES_tradnl"/>
+        </w:rPr>
+      </w:pPr>
+    </w:p>
+    <w:p>
+      <w:pPr>
+        <w:rPr>
+          <w:lang w:val="es-ES_tradnl"/>
+        </w:rPr>
+      </w:pPr>
+    </w:p>
+    <w:p>
+      <w:pPr>
+        <w:rPr>
+          <w:lang w:val="es-ES_tradnl"/>
+        </w:rPr>
+      </w:pPr>
+    </w:p>
+    <w:p>
+      <w:pPr>
+        <w:rPr>
+          <w:lang w:val="es-ES_tradnl"/>
+        </w:rPr>
+      </w:pPr>
+    </w:p>
+    <w:p>
+      <w:pPr>
+        <w:rPr>
+          <w:lang w:val="es-ES_tradnl"/>
+        </w:rPr>
+      </w:pPr>
+    </w:p>
+    <w:p>
+      <w:pPr>
+        <w:rPr>
+          <w:lang w:val="es-ES_tradnl"/>
+        </w:rPr>
+      </w:pPr>
+    </w:p>
+    <w:p>
+      <w:pPr>
+        <w:rPr>
+          <w:lang w:val="es-ES_tradnl"/>
+        </w:rPr>
+      </w:pPr>
+    </w:p>
+    <w:p>
+      <w:pPr>
+        <w:rPr>
+          <w:lang w:val="es-ES_tradnl"/>
+        </w:rPr>
+      </w:pPr>
+    </w:p>
+    <w:p>
+      <w:pPr>
+        <w:rPr>
+          <w:lang w:val="es-ES_tradnl"/>
+        </w:rPr>
+      </w:pPr>
+    </w:p>
+    <w:p>
+      <w:pPr>
+        <w:rPr>
+          <w:lang w:val="es-ES_tradnl"/>
+        </w:rPr>
+      </w:pPr>
+    </w:p>
+    <w:p>
+      <w:pPr>
+        <w:rPr>
+          <w:lang w:val="es-ES_tradnl"/>
+        </w:rPr>
+      </w:pPr>
+    </w:p>
+    <w:p>
+      <w:pPr>
+        <w:rPr>
+          <w:lang w:val="es-ES_tradnl"/>
+        </w:rPr>
+      </w:pPr>
+    </w:p>
+    <w:p>
+      <w:pPr>
+        <w:rPr>
+          <w:lang w:val="es-ES_tradnl"/>
+        </w:rPr>
+      </w:pPr>
+    </w:p>
+    <w:p>
+      <w:pPr>
+        <w:rPr>
+          <w:lang w:val="es-ES_tradnl"/>
+        </w:rPr>
+      </w:pPr>
+    </w:p>
+    <w:p>
+      <w:pPr>
+        <w:rPr>
+          <w:lang w:val="es-ES_tradnl"/>
+        </w:rPr>
+      </w:pPr>
+    </w:p>
+    <w:p>
+      <w:pPr>
+        <w:rPr>
+          <w:lang w:val="es-ES_tradnl"/>
+        </w:rPr>
+      </w:pPr>
+    </w:p>
+    <w:p>
+      <w:pPr>
+        <w:rPr>
+          <w:lang w:val="es-ES_tradnl"/>
+        </w:rPr>
+      </w:pPr>
+    </w:p>
+    <w:p>
+      <w:pPr>
+        <w:rPr>
+          <w:lang w:val="es-ES_tradnl"/>
+        </w:rPr>
+      </w:pPr>
+    </w:p>
+    <w:p>
+      <w:pPr>
+        <w:rPr>
+          <w:lang w:val="es-ES_tradnl"/>
+        </w:rPr>
+      </w:pPr>
+    </w:p>
+    <w:p>
+      <w:pPr>
+        <w:rPr>
+          <w:lang w:val="es-ES_tradnl"/>
+        </w:rPr>
+      </w:pPr>
+    </w:p>
+    <w:p>
+      <w:pPr>
+        <w:rPr>
+          <w:lang w:val="es-ES_tradnl"/>
+        </w:rPr>
+      </w:pPr>
+    </w:p>
+    <w:p>
+      <w:pPr>
+        <w:rPr>
+          <w:lang w:val="es-ES_tradnl"/>
+        </w:rPr>
+      </w:pPr>
+    </w:p>
+    <w:p>
+      <w:pPr>
+        <w:rPr>
+          <w:lang w:val="es-ES_tradnl"/>
+        </w:rPr>
+      </w:pPr>
+    </w:p>
+    <w:p>
+      <w:pPr>
+        <w:rPr>
+          <w:lang w:val="es-ES_tradnl"/>
+        </w:rPr>
+      </w:pPr>
+    </w:p>
+    <w:p>
+      <w:pPr>
+        <w:rPr>
+          <w:lang w:val="es-ES_tradnl"/>
+        </w:rPr>
+      </w:pPr>
+    </w:p>
+    <w:p>
+      <w:pPr>
+        <w:rPr>
+          <w:lang w:val="es-ES_tradnl"/>
+        </w:rPr>
+      </w:pPr>
+    </w:p>
+    <w:p>
+      <w:pPr>
+        <w:rPr>
+          <w:lang w:val="es-ES_tradnl"/>
+        </w:rPr>
+      </w:pPr>
+    </w:p>
+    <w:p>
+      <w:pPr>
+        <w:rPr>
+          <w:lang w:val="es-ES_tradnl"/>
+        </w:rPr>
+      </w:pPr>
+    </w:p>
+    <w:p>
+      <w:pPr>
+        <w:rPr>
+          <w:color w:val="EE0000"/>
+          <w:lang w:val="es-ES_tradnl"/>
+        </w:rPr>
+      </w:pPr>
+      <w:r>
+        <w:rPr>
+          <w:color w:val="EE0000"/>
+          <w:lang w:val="es-ES_tradnl"/>
+        </w:rPr>
+        <w:lastRenderedPageBreak/>
+        <w:t>Conceptos nuevos/repaso:</w:t>
+      </w:r>
+    </w:p>
+    <w:p>
+      <w:pPr>
+        <w:rPr>
+          <w:lang w:val="es-ES_tradnl"/>
+        </w:rPr>
+      </w:pPr>
     </w:p>
     <w:sectPr>
       <w:pgSz w:w="11906" w:h="16838"/>

--- a/docs/Proyecto Observatorio Sequia Guadalquivir.docx
+++ b/docs/Proyecto Observatorio Sequia Guadalquivir.docx
@@ -609,6 +609,7 @@
       </w:pPr>
       <w:r>
         <w:rPr>
+          <w:noProof/>
           <w:lang w:val="es-ES_tradnl"/>
         </w:rPr>
         <w:drawing>
@@ -651,202 +652,6 @@
     <w:p>
       <w:pPr>
         <w:rPr>
-          <w:lang w:val="es-ES_tradnl"/>
-        </w:rPr>
-      </w:pPr>
-    </w:p>
-    <w:p>
-      <w:pPr>
-        <w:rPr>
-          <w:lang w:val="es-ES_tradnl"/>
-        </w:rPr>
-      </w:pPr>
-    </w:p>
-    <w:p>
-      <w:pPr>
-        <w:rPr>
-          <w:lang w:val="es-ES_tradnl"/>
-        </w:rPr>
-      </w:pPr>
-    </w:p>
-    <w:p>
-      <w:pPr>
-        <w:rPr>
-          <w:lang w:val="es-ES_tradnl"/>
-        </w:rPr>
-      </w:pPr>
-    </w:p>
-    <w:p>
-      <w:pPr>
-        <w:rPr>
-          <w:lang w:val="es-ES_tradnl"/>
-        </w:rPr>
-      </w:pPr>
-    </w:p>
-    <w:p>
-      <w:pPr>
-        <w:rPr>
-          <w:lang w:val="es-ES_tradnl"/>
-        </w:rPr>
-      </w:pPr>
-    </w:p>
-    <w:p>
-      <w:pPr>
-        <w:rPr>
-          <w:lang w:val="es-ES_tradnl"/>
-        </w:rPr>
-      </w:pPr>
-    </w:p>
-    <w:p>
-      <w:pPr>
-        <w:rPr>
-          <w:lang w:val="es-ES_tradnl"/>
-        </w:rPr>
-      </w:pPr>
-    </w:p>
-    <w:p>
-      <w:pPr>
-        <w:rPr>
-          <w:lang w:val="es-ES_tradnl"/>
-        </w:rPr>
-      </w:pPr>
-    </w:p>
-    <w:p>
-      <w:pPr>
-        <w:rPr>
-          <w:lang w:val="es-ES_tradnl"/>
-        </w:rPr>
-      </w:pPr>
-    </w:p>
-    <w:p>
-      <w:pPr>
-        <w:rPr>
-          <w:lang w:val="es-ES_tradnl"/>
-        </w:rPr>
-      </w:pPr>
-    </w:p>
-    <w:p>
-      <w:pPr>
-        <w:rPr>
-          <w:lang w:val="es-ES_tradnl"/>
-        </w:rPr>
-      </w:pPr>
-    </w:p>
-    <w:p>
-      <w:pPr>
-        <w:rPr>
-          <w:lang w:val="es-ES_tradnl"/>
-        </w:rPr>
-      </w:pPr>
-    </w:p>
-    <w:p>
-      <w:pPr>
-        <w:rPr>
-          <w:lang w:val="es-ES_tradnl"/>
-        </w:rPr>
-      </w:pPr>
-    </w:p>
-    <w:p>
-      <w:pPr>
-        <w:rPr>
-          <w:lang w:val="es-ES_tradnl"/>
-        </w:rPr>
-      </w:pPr>
-    </w:p>
-    <w:p>
-      <w:pPr>
-        <w:rPr>
-          <w:lang w:val="es-ES_tradnl"/>
-        </w:rPr>
-      </w:pPr>
-    </w:p>
-    <w:p>
-      <w:pPr>
-        <w:rPr>
-          <w:lang w:val="es-ES_tradnl"/>
-        </w:rPr>
-      </w:pPr>
-    </w:p>
-    <w:p>
-      <w:pPr>
-        <w:rPr>
-          <w:lang w:val="es-ES_tradnl"/>
-        </w:rPr>
-      </w:pPr>
-    </w:p>
-    <w:p>
-      <w:pPr>
-        <w:rPr>
-          <w:lang w:val="es-ES_tradnl"/>
-        </w:rPr>
-      </w:pPr>
-    </w:p>
-    <w:p>
-      <w:pPr>
-        <w:rPr>
-          <w:lang w:val="es-ES_tradnl"/>
-        </w:rPr>
-      </w:pPr>
-    </w:p>
-    <w:p>
-      <w:pPr>
-        <w:rPr>
-          <w:lang w:val="es-ES_tradnl"/>
-        </w:rPr>
-      </w:pPr>
-    </w:p>
-    <w:p>
-      <w:pPr>
-        <w:rPr>
-          <w:lang w:val="es-ES_tradnl"/>
-        </w:rPr>
-      </w:pPr>
-    </w:p>
-    <w:p>
-      <w:pPr>
-        <w:rPr>
-          <w:lang w:val="es-ES_tradnl"/>
-        </w:rPr>
-      </w:pPr>
-    </w:p>
-    <w:p>
-      <w:pPr>
-        <w:rPr>
-          <w:lang w:val="es-ES_tradnl"/>
-        </w:rPr>
-      </w:pPr>
-    </w:p>
-    <w:p>
-      <w:pPr>
-        <w:rPr>
-          <w:lang w:val="es-ES_tradnl"/>
-        </w:rPr>
-      </w:pPr>
-    </w:p>
-    <w:p>
-      <w:pPr>
-        <w:rPr>
-          <w:lang w:val="es-ES_tradnl"/>
-        </w:rPr>
-      </w:pPr>
-    </w:p>
-    <w:p>
-      <w:pPr>
-        <w:rPr>
-          <w:lang w:val="es-ES_tradnl"/>
-        </w:rPr>
-      </w:pPr>
-    </w:p>
-    <w:p>
-      <w:pPr>
-        <w:rPr>
-          <w:lang w:val="es-ES_tradnl"/>
-        </w:rPr>
-      </w:pPr>
-    </w:p>
-    <w:p>
-      <w:pPr>
-        <w:rPr>
           <w:color w:val="EE0000"/>
           <w:lang w:val="es-ES_tradnl"/>
         </w:rPr>
@@ -857,15 +662,730 @@
           <w:lang w:val="es-ES_tradnl"/>
         </w:rPr>
         <w:lastRenderedPageBreak/>
+        <w:t>5. Limpieza de datos</w:t>
+      </w:r>
+    </w:p>
+    <w:p>
+      <w:pPr>
+        <w:pStyle w:val="Prrafodelista"/>
+        <w:numPr>
+          <w:ilvl w:val="0"/>
+          <w:numId w:val="2"/>
+        </w:numPr>
+        <w:rPr>
+          <w:lang w:val="es-ES_tradnl"/>
+        </w:rPr>
+      </w:pPr>
+      <w:r>
+        <w:rPr>
+          <w:b/>
+          <w:bCs/>
+          <w:lang w:val="es-ES_tradnl"/>
+        </w:rPr>
+        <w:t>Qué es:</w:t>
+      </w:r>
+      <w:r>
+        <w:rPr>
+          <w:lang w:val="es-ES_tradnl"/>
+        </w:rPr>
+        <w:t xml:space="preserve"> dejar los datos de embalses listos para el modelo, quitamos errores y todo lo que crea saltos </w:t>
+      </w:r>
+      <w:r>
+        <w:rPr>
+          <w:lang w:val="es-ES_tradnl"/>
+        </w:rPr>
+        <w:t>artificiales</w:t>
+      </w:r>
+      <w:r>
+        <w:rPr>
+          <w:lang w:val="es-ES_tradnl"/>
+        </w:rPr>
+        <w:t xml:space="preserve"> en el volumen de la cuenca.</w:t>
+      </w:r>
+    </w:p>
+    <w:p>
+      <w:pPr>
+        <w:pStyle w:val="Prrafodelista"/>
+        <w:numPr>
+          <w:ilvl w:val="0"/>
+          <w:numId w:val="2"/>
+        </w:numPr>
+        <w:rPr>
+          <w:lang w:val="es-ES_tradnl"/>
+        </w:rPr>
+      </w:pPr>
+      <w:r>
+        <w:rPr>
+          <w:b/>
+          <w:bCs/>
+          <w:lang w:val="es-ES_tradnl"/>
+        </w:rPr>
+        <w:t>Resultado:</w:t>
+      </w:r>
+      <w:r>
+        <w:rPr>
+          <w:lang w:val="es-ES_tradnl"/>
+        </w:rPr>
+        <w:t xml:space="preserve"> 36 embalses x 1.708 semanas (feb 1994 – oct 2026) = 61.488 filas, sin huecos.</w:t>
+      </w:r>
+    </w:p>
+    <w:p>
+      <w:pPr>
+        <w:rPr>
+          <w:color w:val="00B050"/>
+          <w:lang w:val="es-ES_tradnl"/>
+        </w:rPr>
+      </w:pPr>
+      <w:r>
+        <w:rPr>
+          <w:color w:val="00B050"/>
+          <w:lang w:val="es-ES_tradnl"/>
+        </w:rPr>
+        <w:t>Decisiones tomadas:</w:t>
+      </w:r>
+    </w:p>
+    <w:p>
+      <w:pPr>
+        <w:pStyle w:val="Prrafodelista"/>
+        <w:numPr>
+          <w:ilvl w:val="0"/>
+          <w:numId w:val="2"/>
+        </w:numPr>
+        <w:rPr>
+          <w:lang w:val="es-ES_tradnl"/>
+        </w:rPr>
+      </w:pPr>
+      <w:r>
+        <w:rPr>
+          <w:color w:val="0070C0"/>
+          <w:lang w:val="es-ES_tradnl"/>
+        </w:rPr>
+        <w:t xml:space="preserve">Solo Guadalquivir y embalses consuntivos (riego y abastecimiento): </w:t>
+      </w:r>
+      <w:r>
+        <w:rPr>
+          <w:lang w:val="es-ES_tradnl"/>
+        </w:rPr>
+        <w:t xml:space="preserve">los hidroeléctricos dependen del mercado </w:t>
+      </w:r>
+      <w:r>
+        <w:rPr>
+          <w:lang w:val="es-ES_tradnl"/>
+        </w:rPr>
+        <w:t>eléctrico</w:t>
+      </w:r>
+      <w:r>
+        <w:rPr>
+          <w:lang w:val="es-ES_tradnl"/>
+        </w:rPr>
+        <w:t xml:space="preserve">, no de la </w:t>
+      </w:r>
+      <w:r>
+        <w:rPr>
+          <w:lang w:val="es-ES_tradnl"/>
+        </w:rPr>
+        <w:t>sequía</w:t>
+      </w:r>
+      <w:r>
+        <w:rPr>
+          <w:lang w:val="es-ES_tradnl"/>
+        </w:rPr>
+        <w:t>.</w:t>
+      </w:r>
+    </w:p>
+    <w:p>
+      <w:pPr>
+        <w:pStyle w:val="Prrafodelista"/>
+        <w:numPr>
+          <w:ilvl w:val="0"/>
+          <w:numId w:val="2"/>
+        </w:numPr>
+        <w:rPr>
+          <w:lang w:val="es-ES_tradnl"/>
+        </w:rPr>
+      </w:pPr>
+      <w:r>
+        <w:rPr>
+          <w:color w:val="0070C0"/>
+          <w:lang w:val="es-ES_tradnl"/>
+        </w:rPr>
+        <w:t xml:space="preserve">Quitar capacidad 0: </w:t>
+      </w:r>
+      <w:r>
+        <w:rPr>
+          <w:lang w:val="es-ES_tradnl"/>
+        </w:rPr>
+        <w:t>significa que el embalse aun no estaba en el servicio.</w:t>
+      </w:r>
+    </w:p>
+    <w:p>
+      <w:pPr>
+        <w:pStyle w:val="Prrafodelista"/>
+        <w:numPr>
+          <w:ilvl w:val="0"/>
+          <w:numId w:val="2"/>
+        </w:numPr>
+        <w:rPr>
+          <w:lang w:val="es-ES_tradnl"/>
+        </w:rPr>
+      </w:pPr>
+      <w:r>
+        <w:rPr>
+          <w:color w:val="0070C0"/>
+          <w:lang w:val="es-ES_tradnl"/>
+        </w:rPr>
+        <w:t xml:space="preserve">Quitar capacidades erróneas en el </w:t>
+      </w:r>
+      <w:r>
+        <w:rPr>
+          <w:color w:val="0070C0"/>
+          <w:lang w:val="es-ES_tradnl"/>
+        </w:rPr>
+        <w:t>arranque</w:t>
+      </w:r>
+      <w:r>
+        <w:rPr>
+          <w:color w:val="0070C0"/>
+          <w:lang w:val="es-ES_tradnl"/>
+        </w:rPr>
+        <w:t xml:space="preserve"> (</w:t>
+      </w:r>
+      <w:proofErr w:type="spellStart"/>
+      <w:r>
+        <w:rPr>
+          <w:color w:val="0070C0"/>
+          <w:lang w:val="es-ES_tradnl"/>
+        </w:rPr>
+        <w:t>Negratin</w:t>
+      </w:r>
+      <w:proofErr w:type="spellEnd"/>
+      <w:r>
+        <w:rPr>
+          <w:color w:val="0070C0"/>
+          <w:lang w:val="es-ES_tradnl"/>
+        </w:rPr>
+        <w:t xml:space="preserve"> 100, </w:t>
+      </w:r>
+      <w:proofErr w:type="spellStart"/>
+      <w:r>
+        <w:rPr>
+          <w:color w:val="0070C0"/>
+          <w:lang w:val="es-ES_tradnl"/>
+        </w:rPr>
+        <w:t>Giribaile</w:t>
+      </w:r>
+      <w:proofErr w:type="spellEnd"/>
+      <w:r>
+        <w:rPr>
+          <w:color w:val="0070C0"/>
+          <w:lang w:val="es-ES_tradnl"/>
+        </w:rPr>
+        <w:t xml:space="preserve"> 5): </w:t>
+      </w:r>
+      <w:r>
+        <w:rPr>
+          <w:lang w:val="es-ES_tradnl"/>
+        </w:rPr>
+        <w:t>duran pocas semanas y no son reales.</w:t>
+      </w:r>
+    </w:p>
+    <w:p>
+      <w:pPr>
+        <w:pStyle w:val="Prrafodelista"/>
+        <w:numPr>
+          <w:ilvl w:val="0"/>
+          <w:numId w:val="2"/>
+        </w:numPr>
+        <w:rPr>
+          <w:color w:val="0070C0"/>
+          <w:lang w:val="es-ES_tradnl"/>
+        </w:rPr>
+      </w:pPr>
+      <w:r>
+        <w:rPr>
+          <w:color w:val="0070C0"/>
+          <w:lang w:val="es-ES_tradnl"/>
+        </w:rPr>
+        <w:t xml:space="preserve">Mantener el volumen mayor que la capacidad </w:t>
+      </w:r>
+    </w:p>
+    <w:p>
+      <w:pPr>
+        <w:pStyle w:val="Prrafodelista"/>
+        <w:numPr>
+          <w:ilvl w:val="0"/>
+          <w:numId w:val="2"/>
+        </w:numPr>
+        <w:rPr>
+          <w:lang w:val="es-ES_tradnl"/>
+        </w:rPr>
+      </w:pPr>
+      <w:r>
+        <w:rPr>
+          <w:color w:val="0070C0"/>
+          <w:lang w:val="es-ES_tradnl"/>
+        </w:rPr>
+        <w:t xml:space="preserve">Periodo desde febrero de 1994: </w:t>
+      </w:r>
+      <w:r>
+        <w:rPr>
+          <w:lang w:val="es-ES_tradnl"/>
+        </w:rPr>
+        <w:t xml:space="preserve">mejor equilibrio entre historia y cobertura (84% de la cuenca). Incluye la peor </w:t>
+      </w:r>
+      <w:r>
+        <w:rPr>
+          <w:lang w:val="es-ES_tradnl"/>
+        </w:rPr>
+        <w:t>sequía</w:t>
+      </w:r>
+      <w:r>
+        <w:rPr>
+          <w:lang w:val="es-ES_tradnl"/>
+        </w:rPr>
+        <w:t xml:space="preserve"> (1995) y la recuperación 1996.</w:t>
+      </w:r>
+    </w:p>
+    <w:p>
+      <w:pPr>
+        <w:pStyle w:val="Prrafodelista"/>
+        <w:numPr>
+          <w:ilvl w:val="0"/>
+          <w:numId w:val="2"/>
+        </w:numPr>
+        <w:rPr>
+          <w:lang w:val="es-ES_tradnl"/>
+        </w:rPr>
+      </w:pPr>
+      <w:r>
+        <w:rPr>
+          <w:color w:val="0070C0"/>
+          <w:lang w:val="es-ES_tradnl"/>
+        </w:rPr>
+        <w:t xml:space="preserve">Solo embalses con datos todas las semanas: </w:t>
+      </w:r>
+      <w:r>
+        <w:rPr>
+          <w:lang w:val="es-ES_tradnl"/>
+        </w:rPr>
+        <w:t xml:space="preserve">si entran o salen embalses, el total da saltos que no son lluvia ni sequia. </w:t>
+      </w:r>
+    </w:p>
+    <w:p>
+      <w:pPr>
+        <w:pStyle w:val="Prrafodelista"/>
+        <w:numPr>
+          <w:ilvl w:val="0"/>
+          <w:numId w:val="2"/>
+        </w:numPr>
+        <w:rPr>
+          <w:lang w:val="es-ES_tradnl"/>
+        </w:rPr>
+      </w:pPr>
+      <w:r>
+        <w:rPr>
+          <w:color w:val="0070C0"/>
+          <w:lang w:val="es-ES_tradnl"/>
+        </w:rPr>
+        <w:t xml:space="preserve">Quitar La Breña: </w:t>
+      </w:r>
+      <w:r>
+        <w:rPr>
+          <w:lang w:val="es-ES_tradnl"/>
+        </w:rPr>
+        <w:t xml:space="preserve">en 2009 pasa de 100 a </w:t>
+      </w:r>
+      <w:r>
+        <w:rPr>
+          <w:lang w:val="es-ES_tradnl"/>
+        </w:rPr>
+        <w:t>823</w:t>
+      </w:r>
+      <w:r>
+        <w:t xml:space="preserve"> </w:t>
+      </w:r>
+      <w:r>
+        <w:t>hm³</w:t>
+      </w:r>
+      <w:r>
+        <w:t xml:space="preserve"> y se llena con bombeo; el modelo no puede explicarlo con la lluvia.</w:t>
+      </w:r>
+    </w:p>
+    <w:p>
+      <w:pPr>
+        <w:rPr>
+          <w:lang w:val="es-ES_tradnl"/>
+        </w:rPr>
+      </w:pPr>
+    </w:p>
+    <w:p>
+      <w:pPr>
+        <w:rPr>
+          <w:color w:val="00B050"/>
+          <w:lang w:val="es-ES_tradnl"/>
+        </w:rPr>
+      </w:pPr>
+      <w:r>
+        <w:rPr>
+          <w:color w:val="00B050"/>
+          <w:lang w:val="es-ES_tradnl"/>
+        </w:rPr>
+        <w:t>Datos guardados (Parquet):</w:t>
+      </w:r>
+    </w:p>
+    <w:p>
+      <w:pPr>
+        <w:pStyle w:val="Prrafodelista"/>
+        <w:numPr>
+          <w:ilvl w:val="0"/>
+          <w:numId w:val="2"/>
+        </w:numPr>
+        <w:rPr>
+          <w:lang w:val="es-ES_tradnl"/>
+        </w:rPr>
+      </w:pPr>
+      <w:proofErr w:type="spellStart"/>
+      <w:r>
+        <w:rPr>
+          <w:i/>
+          <w:iCs/>
+          <w:color w:val="0070C0"/>
+          <w:lang w:val="es-ES_tradnl"/>
+        </w:rPr>
+        <w:t>Embalses_</w:t>
+      </w:r>
+      <w:proofErr w:type="gramStart"/>
+      <w:r>
+        <w:rPr>
+          <w:i/>
+          <w:iCs/>
+          <w:color w:val="0070C0"/>
+          <w:lang w:val="es-ES_tradnl"/>
+        </w:rPr>
+        <w:t>guadalquivir.parquet</w:t>
+      </w:r>
+      <w:proofErr w:type="spellEnd"/>
+      <w:proofErr w:type="gramEnd"/>
+      <w:r>
+        <w:rPr>
+          <w:i/>
+          <w:iCs/>
+          <w:color w:val="0070C0"/>
+          <w:lang w:val="es-ES_tradnl"/>
+        </w:rPr>
+        <w:t>:</w:t>
+      </w:r>
+      <w:r>
+        <w:rPr>
+          <w:color w:val="0070C0"/>
+          <w:lang w:val="es-ES_tradnl"/>
+        </w:rPr>
+        <w:t xml:space="preserve"> </w:t>
+      </w:r>
+      <w:r>
+        <w:rPr>
+          <w:lang w:val="es-ES_tradnl"/>
+        </w:rPr>
+        <w:t>datos limpios por embalse.</w:t>
+      </w:r>
+    </w:p>
+    <w:p>
+      <w:pPr>
+        <w:pStyle w:val="Prrafodelista"/>
+        <w:numPr>
+          <w:ilvl w:val="0"/>
+          <w:numId w:val="2"/>
+        </w:numPr>
+        <w:rPr>
+          <w:lang w:val="es-ES_tradnl"/>
+        </w:rPr>
+      </w:pPr>
+      <w:proofErr w:type="spellStart"/>
+      <w:r>
+        <w:rPr>
+          <w:i/>
+          <w:iCs/>
+          <w:color w:val="0070C0"/>
+          <w:lang w:val="es-ES_tradnl"/>
+        </w:rPr>
+        <w:t>Cuenca_</w:t>
+      </w:r>
+      <w:proofErr w:type="gramStart"/>
+      <w:r>
+        <w:rPr>
+          <w:i/>
+          <w:iCs/>
+          <w:color w:val="0070C0"/>
+          <w:lang w:val="es-ES_tradnl"/>
+        </w:rPr>
+        <w:t>semanal.parquet</w:t>
+      </w:r>
+      <w:proofErr w:type="spellEnd"/>
+      <w:proofErr w:type="gramEnd"/>
+      <w:r>
+        <w:rPr>
+          <w:color w:val="0070C0"/>
+          <w:lang w:val="es-ES_tradnl"/>
+        </w:rPr>
+        <w:t xml:space="preserve">: </w:t>
+      </w:r>
+      <w:r>
+        <w:rPr>
+          <w:lang w:val="es-ES_tradnl"/>
+        </w:rPr>
+        <w:t>serie semanal de la cuenca: volumen, capacidad y % de llenado.</w:t>
+      </w:r>
+    </w:p>
+    <w:p>
+      <w:pPr>
+        <w:rPr>
+          <w:lang w:val="es-ES_tradnl"/>
+        </w:rPr>
+      </w:pPr>
+    </w:p>
+    <w:p>
+      <w:pPr>
+        <w:rPr>
+          <w:lang w:val="es-ES_tradnl"/>
+        </w:rPr>
+      </w:pPr>
+    </w:p>
+    <w:p>
+      <w:pPr>
+        <w:rPr>
+          <w:lang w:val="es-ES_tradnl"/>
+        </w:rPr>
+      </w:pPr>
+    </w:p>
+    <w:p>
+      <w:pPr>
+        <w:rPr>
+          <w:lang w:val="es-ES_tradnl"/>
+        </w:rPr>
+      </w:pPr>
+    </w:p>
+    <w:p>
+      <w:pPr>
+        <w:rPr>
+          <w:lang w:val="es-ES_tradnl"/>
+        </w:rPr>
+      </w:pPr>
+    </w:p>
+    <w:p>
+      <w:pPr>
+        <w:rPr>
+          <w:lang w:val="es-ES_tradnl"/>
+        </w:rPr>
+      </w:pPr>
+    </w:p>
+    <w:p>
+      <w:pPr>
+        <w:rPr>
+          <w:lang w:val="es-ES_tradnl"/>
+        </w:rPr>
+      </w:pPr>
+    </w:p>
+    <w:p>
+      <w:pPr>
+        <w:rPr>
+          <w:lang w:val="es-ES_tradnl"/>
+        </w:rPr>
+      </w:pPr>
+    </w:p>
+    <w:p>
+      <w:pPr>
+        <w:rPr>
+          <w:lang w:val="es-ES_tradnl"/>
+        </w:rPr>
+      </w:pPr>
+    </w:p>
+    <w:p>
+      <w:pPr>
+        <w:rPr>
+          <w:lang w:val="es-ES_tradnl"/>
+        </w:rPr>
+      </w:pPr>
+    </w:p>
+    <w:p>
+      <w:pPr>
+        <w:rPr>
+          <w:lang w:val="es-ES_tradnl"/>
+        </w:rPr>
+      </w:pPr>
+    </w:p>
+    <w:p>
+      <w:pPr>
+        <w:rPr>
+          <w:lang w:val="es-ES_tradnl"/>
+        </w:rPr>
+      </w:pPr>
+    </w:p>
+    <w:p>
+      <w:pPr>
+        <w:rPr>
+          <w:lang w:val="es-ES_tradnl"/>
+        </w:rPr>
+      </w:pPr>
+    </w:p>
+    <w:p>
+      <w:pPr>
+        <w:rPr>
+          <w:lang w:val="es-ES_tradnl"/>
+        </w:rPr>
+      </w:pPr>
+    </w:p>
+    <w:p>
+      <w:pPr>
+        <w:rPr>
+          <w:lang w:val="es-ES_tradnl"/>
+        </w:rPr>
+      </w:pPr>
+    </w:p>
+    <w:p>
+      <w:pPr>
+        <w:rPr>
+          <w:lang w:val="es-ES_tradnl"/>
+        </w:rPr>
+      </w:pPr>
+    </w:p>
+    <w:p>
+      <w:pPr>
+        <w:rPr>
+          <w:lang w:val="es-ES_tradnl"/>
+        </w:rPr>
+      </w:pPr>
+    </w:p>
+    <w:p>
+      <w:pPr>
+        <w:rPr>
+          <w:lang w:val="es-ES_tradnl"/>
+        </w:rPr>
+      </w:pPr>
+    </w:p>
+    <w:p>
+      <w:pPr>
+        <w:rPr>
+          <w:lang w:val="es-ES_tradnl"/>
+        </w:rPr>
+      </w:pPr>
+    </w:p>
+    <w:p>
+      <w:pPr>
+        <w:rPr>
+          <w:lang w:val="es-ES_tradnl"/>
+        </w:rPr>
+      </w:pPr>
+    </w:p>
+    <w:p>
+      <w:pPr>
+        <w:rPr>
+          <w:lang w:val="es-ES_tradnl"/>
+        </w:rPr>
+      </w:pPr>
+    </w:p>
+    <w:p>
+      <w:pPr>
+        <w:rPr>
+          <w:lang w:val="es-ES_tradnl"/>
+        </w:rPr>
+      </w:pPr>
+    </w:p>
+    <w:p>
+      <w:pPr>
+        <w:rPr>
+          <w:lang w:val="es-ES_tradnl"/>
+        </w:rPr>
+      </w:pPr>
+    </w:p>
+    <w:p>
+      <w:pPr>
+        <w:rPr>
+          <w:lang w:val="es-ES_tradnl"/>
+        </w:rPr>
+      </w:pPr>
+    </w:p>
+    <w:p>
+      <w:pPr>
+        <w:rPr>
+          <w:lang w:val="es-ES_tradnl"/>
+        </w:rPr>
+      </w:pPr>
+    </w:p>
+    <w:p>
+      <w:pPr>
+        <w:rPr>
+          <w:lang w:val="es-ES_tradnl"/>
+        </w:rPr>
+      </w:pPr>
+    </w:p>
+    <w:p>
+      <w:pPr>
+        <w:rPr>
+          <w:lang w:val="es-ES_tradnl"/>
+        </w:rPr>
+      </w:pPr>
+    </w:p>
+    <w:p>
+      <w:pPr>
+        <w:rPr>
+          <w:lang w:val="es-ES_tradnl"/>
+        </w:rPr>
+      </w:pPr>
+    </w:p>
+    <w:p>
+      <w:pPr>
+        <w:rPr>
+          <w:lang w:val="es-ES_tradnl"/>
+        </w:rPr>
+      </w:pPr>
+    </w:p>
+    <w:p>
+      <w:pPr>
+        <w:rPr>
+          <w:lang w:val="es-ES_tradnl"/>
+        </w:rPr>
+      </w:pPr>
+    </w:p>
+    <w:p>
+      <w:pPr>
+        <w:rPr>
+          <w:color w:val="EE0000"/>
+          <w:lang w:val="es-ES_tradnl"/>
+        </w:rPr>
+      </w:pPr>
+      <w:r>
+        <w:rPr>
+          <w:color w:val="EE0000"/>
+          <w:lang w:val="es-ES_tradnl"/>
+        </w:rPr>
         <w:t>Conceptos nuevos/repaso:</w:t>
       </w:r>
     </w:p>
     <w:p>
       <w:pPr>
-        <w:rPr>
-          <w:lang w:val="es-ES_tradnl"/>
-        </w:rPr>
-      </w:pPr>
+        <w:pStyle w:val="Prrafodelista"/>
+        <w:numPr>
+          <w:ilvl w:val="0"/>
+          <w:numId w:val="2"/>
+        </w:numPr>
+        <w:rPr>
+          <w:lang w:val="es-ES_tradnl"/>
+        </w:rPr>
+      </w:pPr>
+      <w:r>
+        <w:rPr>
+          <w:b/>
+          <w:bCs/>
+          <w:lang w:val="es-ES_tradnl"/>
+        </w:rPr>
+        <w:t>Parquet:</w:t>
+      </w:r>
+      <w:r>
+        <w:rPr>
+          <w:lang w:val="es-ES_tradnl"/>
+        </w:rPr>
+        <w:t xml:space="preserve"> formato de tabla comprimido que guarda los tipos de cada columna. Es el estándar para datos procesados.</w:t>
+      </w:r>
     </w:p>
     <w:sectPr>
       <w:pgSz w:w="11906" w:h="16838"/>

--- a/docs/Proyecto Observatorio Sequia Guadalquivir.docx
+++ b/docs/Proyecto Observatorio Sequia Guadalquivir.docx
@@ -1014,13 +1014,6 @@
     <w:p>
       <w:pPr>
         <w:rPr>
-          <w:lang w:val="es-ES_tradnl"/>
-        </w:rPr>
-      </w:pPr>
-    </w:p>
-    <w:p>
-      <w:pPr>
-        <w:rPr>
           <w:color w:val="00B050"/>
           <w:lang w:val="es-ES_tradnl"/>
         </w:rPr>
@@ -1135,6 +1128,527 @@
         </w:rPr>
         <w:t>serie semanal de la cuenca: volumen, capacidad y % de llenado.</w:t>
       </w:r>
+    </w:p>
+    <w:p>
+      <w:pPr>
+        <w:rPr>
+          <w:lang w:val="es-ES_tradnl"/>
+        </w:rPr>
+      </w:pPr>
+    </w:p>
+    <w:p>
+      <w:pPr>
+        <w:rPr>
+          <w:color w:val="EE0000"/>
+          <w:lang w:val="es-ES_tradnl"/>
+        </w:rPr>
+      </w:pPr>
+      <w:r>
+        <w:rPr>
+          <w:color w:val="EE0000"/>
+          <w:lang w:val="es-ES_tradnl"/>
+        </w:rPr>
+        <w:t>6. Ingesta de datos de AEMET</w:t>
+      </w:r>
+    </w:p>
+    <w:p>
+      <w:pPr>
+        <w:pStyle w:val="Prrafodelista"/>
+        <w:numPr>
+          <w:ilvl w:val="0"/>
+          <w:numId w:val="2"/>
+        </w:numPr>
+        <w:rPr>
+          <w:lang w:val="es-ES_tradnl"/>
+        </w:rPr>
+      </w:pPr>
+      <w:r>
+        <w:rPr>
+          <w:b/>
+          <w:bCs/>
+          <w:lang w:val="es-ES_tradnl"/>
+        </w:rPr>
+        <w:t>Qué es:</w:t>
+      </w:r>
+      <w:r>
+        <w:rPr>
+          <w:lang w:val="es-ES_tradnl"/>
+        </w:rPr>
+        <w:t xml:space="preserve"> descargar la lluvia y temperatura diaria de estaciones de la cuenca desde 1994 hasta hoy, usando la API de AEMET </w:t>
+      </w:r>
+      <w:proofErr w:type="spellStart"/>
+      <w:r>
+        <w:rPr>
+          <w:lang w:val="es-ES_tradnl"/>
+        </w:rPr>
+        <w:t>OpenData</w:t>
+      </w:r>
+      <w:proofErr w:type="spellEnd"/>
+      <w:r>
+        <w:rPr>
+          <w:lang w:val="es-ES_tradnl"/>
+        </w:rPr>
+        <w:t>.</w:t>
+      </w:r>
+    </w:p>
+    <w:p>
+      <w:pPr>
+        <w:pStyle w:val="Prrafodelista"/>
+        <w:numPr>
+          <w:ilvl w:val="0"/>
+          <w:numId w:val="2"/>
+        </w:numPr>
+        <w:rPr>
+          <w:lang w:val="es-ES_tradnl"/>
+        </w:rPr>
+      </w:pPr>
+      <w:r>
+        <w:rPr>
+          <w:b/>
+          <w:bCs/>
+          <w:lang w:val="es-ES_tradnl"/>
+        </w:rPr>
+        <w:t>Para qué:</w:t>
+      </w:r>
+      <w:r>
+        <w:rPr>
+          <w:lang w:val="es-ES_tradnl"/>
+        </w:rPr>
+        <w:t xml:space="preserve"> el volumen del embalse cambia por lluvia que entra (ríos) y el agua que sale (riego, evaporación). Sin clima, el modelo no sabe qué agua viene en camino.</w:t>
+      </w:r>
+    </w:p>
+    <w:p>
+      <w:pPr>
+        <w:rPr>
+          <w:color w:val="00B050"/>
+          <w:lang w:val="es-ES_tradnl"/>
+        </w:rPr>
+      </w:pPr>
+      <w:r>
+        <w:rPr>
+          <w:color w:val="00B050"/>
+          <w:lang w:val="es-ES_tradnl"/>
+        </w:rPr>
+        <w:t xml:space="preserve">Cómo funciona la API: </w:t>
+      </w:r>
+    </w:p>
+    <w:p>
+      <w:pPr>
+        <w:pStyle w:val="Prrafodelista"/>
+        <w:numPr>
+          <w:ilvl w:val="0"/>
+          <w:numId w:val="2"/>
+        </w:numPr>
+        <w:rPr>
+          <w:lang w:val="es-ES_tradnl"/>
+        </w:rPr>
+      </w:pPr>
+      <w:r>
+        <w:rPr>
+          <w:lang w:val="es-ES_tradnl"/>
+        </w:rPr>
+        <w:t xml:space="preserve">API </w:t>
+      </w:r>
+      <w:proofErr w:type="spellStart"/>
+      <w:r>
+        <w:rPr>
+          <w:lang w:val="es-ES_tradnl"/>
+        </w:rPr>
+        <w:t>key</w:t>
+      </w:r>
+      <w:proofErr w:type="spellEnd"/>
+      <w:r>
+        <w:rPr>
+          <w:lang w:val="es-ES_tradnl"/>
+        </w:rPr>
+        <w:t xml:space="preserve"> gratuita guardada </w:t>
+      </w:r>
+      <w:proofErr w:type="gramStart"/>
+      <w:r>
+        <w:rPr>
+          <w:lang w:val="es-ES_tradnl"/>
+        </w:rPr>
+        <w:t>en .</w:t>
+      </w:r>
+      <w:proofErr w:type="spellStart"/>
+      <w:r>
+        <w:rPr>
+          <w:lang w:val="es-ES_tradnl"/>
+        </w:rPr>
+        <w:t>env</w:t>
+      </w:r>
+      <w:proofErr w:type="spellEnd"/>
+      <w:proofErr w:type="gramEnd"/>
+    </w:p>
+    <w:p>
+      <w:pPr>
+        <w:pStyle w:val="Prrafodelista"/>
+        <w:numPr>
+          <w:ilvl w:val="0"/>
+          <w:numId w:val="2"/>
+        </w:numPr>
+        <w:rPr>
+          <w:lang w:val="es-ES_tradnl"/>
+        </w:rPr>
+      </w:pPr>
+      <w:r>
+        <w:rPr>
+          <w:color w:val="0070C0"/>
+          <w:lang w:val="es-ES_tradnl"/>
+        </w:rPr>
+        <w:t xml:space="preserve">Dos pasos: </w:t>
+      </w:r>
+      <w:r>
+        <w:rPr>
+          <w:lang w:val="es-ES_tradnl"/>
+        </w:rPr>
+        <w:t>la petición devuelve una URL y en esa URL están los datos.</w:t>
+      </w:r>
+    </w:p>
+    <w:p>
+      <w:pPr>
+        <w:pStyle w:val="Prrafodelista"/>
+        <w:numPr>
+          <w:ilvl w:val="0"/>
+          <w:numId w:val="2"/>
+        </w:numPr>
+        <w:rPr>
+          <w:lang w:val="es-ES_tradnl"/>
+        </w:rPr>
+      </w:pPr>
+      <w:r>
+        <w:rPr>
+          <w:color w:val="0070C0"/>
+          <w:lang w:val="es-ES_tradnl"/>
+        </w:rPr>
+        <w:t xml:space="preserve">Limites: </w:t>
+      </w:r>
+      <w:r>
+        <w:rPr>
+          <w:lang w:val="es-ES_tradnl"/>
+        </w:rPr>
+        <w:t xml:space="preserve">máximo 6 meses por petición y un </w:t>
+      </w:r>
+      <w:proofErr w:type="spellStart"/>
+      <w:r>
+        <w:rPr>
+          <w:lang w:val="es-ES_tradnl"/>
+        </w:rPr>
+        <w:t>numero</w:t>
+      </w:r>
+      <w:proofErr w:type="spellEnd"/>
+      <w:r>
+        <w:rPr>
+          <w:lang w:val="es-ES_tradnl"/>
+        </w:rPr>
+        <w:t xml:space="preserve"> de peticiones por minuto limitado (error 429) </w:t>
+      </w:r>
+      <w:r>
+        <w:rPr>
+          <w:lang w:val="es-ES_tradnl"/>
+        </w:rPr>
+        <w:sym w:font="Wingdings" w:char="F0E0"/>
+      </w:r>
+      <w:r>
+        <w:rPr>
+          <w:lang w:val="es-ES_tradnl"/>
+        </w:rPr>
+        <w:t xml:space="preserve"> descarga por tramos de 6 meses con pausas.</w:t>
+      </w:r>
+    </w:p>
+    <w:p>
+      <w:pPr>
+        <w:rPr>
+          <w:lang w:val="es-ES_tradnl"/>
+        </w:rPr>
+      </w:pPr>
+    </w:p>
+    <w:p>
+      <w:pPr>
+        <w:rPr>
+          <w:color w:val="00B050"/>
+          <w:lang w:val="es-ES_tradnl"/>
+        </w:rPr>
+      </w:pPr>
+      <w:r>
+        <w:rPr>
+          <w:color w:val="00B050"/>
+          <w:lang w:val="es-ES_tradnl"/>
+        </w:rPr>
+        <w:lastRenderedPageBreak/>
+        <w:t>Decisiones:</w:t>
+      </w:r>
+    </w:p>
+    <w:p>
+      <w:pPr>
+        <w:pStyle w:val="Prrafodelista"/>
+        <w:numPr>
+          <w:ilvl w:val="0"/>
+          <w:numId w:val="2"/>
+        </w:numPr>
+        <w:rPr>
+          <w:lang w:val="es-ES_tradnl"/>
+        </w:rPr>
+      </w:pPr>
+      <w:r>
+        <w:rPr>
+          <w:color w:val="0070C0"/>
+          <w:lang w:val="es-ES_tradnl"/>
+        </w:rPr>
+        <w:t xml:space="preserve">Comprobar la disponibilidad antes de descargar: </w:t>
+      </w:r>
+      <w:r>
+        <w:rPr>
+          <w:lang w:val="es-ES_tradnl"/>
+        </w:rPr>
+        <w:t>muestra de 1994 y de 2026 en las 81 estaciones de la cuenca.</w:t>
+      </w:r>
+    </w:p>
+    <w:p>
+      <w:pPr>
+        <w:pStyle w:val="Prrafodelista"/>
+        <w:numPr>
+          <w:ilvl w:val="0"/>
+          <w:numId w:val="2"/>
+        </w:numPr>
+        <w:rPr>
+          <w:lang w:val="es-ES_tradnl"/>
+        </w:rPr>
+      </w:pPr>
+      <w:r>
+        <w:rPr>
+          <w:color w:val="0070C0"/>
+          <w:lang w:val="es-ES_tradnl"/>
+        </w:rPr>
+        <w:t xml:space="preserve">7 estaciones con datos completos: </w:t>
+      </w:r>
+      <w:r>
+        <w:rPr>
+          <w:lang w:val="es-ES_tradnl"/>
+        </w:rPr>
+        <w:t xml:space="preserve">Jaén, Córdoba Aeropuerto, Granada Base Aérea, Granada Aeropuerto, Sevilla Aeropuerto, Morón y </w:t>
+      </w:r>
+      <w:proofErr w:type="spellStart"/>
+      <w:r>
+        <w:rPr>
+          <w:lang w:val="es-ES_tradnl"/>
+        </w:rPr>
+        <w:t>Villa</w:t>
+      </w:r>
+      <w:r>
+        <w:rPr>
+          <w:lang w:val="es-ES_tradnl"/>
+        </w:rPr>
+        <w:t>r</w:t>
+      </w:r>
+      <w:r>
+        <w:rPr>
+          <w:lang w:val="es-ES_tradnl"/>
+        </w:rPr>
+        <w:t>rodrigo</w:t>
+      </w:r>
+      <w:proofErr w:type="spellEnd"/>
+      <w:r>
+        <w:rPr>
+          <w:lang w:val="es-ES_tradnl"/>
+        </w:rPr>
+        <w:t xml:space="preserve">. Huelva queda fuera por estar en la costa y fuera de la cuenca. </w:t>
+      </w:r>
+    </w:p>
+    <w:p>
+      <w:pPr>
+        <w:pStyle w:val="Prrafodelista"/>
+        <w:numPr>
+          <w:ilvl w:val="0"/>
+          <w:numId w:val="2"/>
+        </w:numPr>
+        <w:rPr>
+          <w:lang w:val="es-ES_tradnl"/>
+        </w:rPr>
+      </w:pPr>
+      <w:r>
+        <w:rPr>
+          <w:color w:val="0070C0"/>
+          <w:lang w:val="es-ES_tradnl"/>
+        </w:rPr>
+        <w:t xml:space="preserve">Limitación: </w:t>
+      </w:r>
+      <w:r>
+        <w:rPr>
+          <w:lang w:val="es-ES_tradnl"/>
+        </w:rPr>
+        <w:t>las estaciones de montaña son recientes. Usamos estaciones de valle, cuya lluvia sube y baja a la vez que la de la sierra.</w:t>
+      </w:r>
+    </w:p>
+    <w:p>
+      <w:pPr>
+        <w:pStyle w:val="Prrafodelista"/>
+        <w:numPr>
+          <w:ilvl w:val="0"/>
+          <w:numId w:val="2"/>
+        </w:numPr>
+        <w:rPr>
+          <w:lang w:val="es-ES_tradnl"/>
+        </w:rPr>
+      </w:pPr>
+      <w:r>
+        <w:rPr>
+          <w:lang w:val="es-ES_tradnl"/>
+        </w:rPr>
+        <w:t>Lluvia de la cuenca = media de las 7 estaciones.</w:t>
+      </w:r>
+    </w:p>
+    <w:p>
+      <w:pPr>
+        <w:rPr>
+          <w:color w:val="00B050"/>
+          <w:lang w:val="es-ES_tradnl"/>
+        </w:rPr>
+      </w:pPr>
+      <w:r>
+        <w:rPr>
+          <w:color w:val="00B050"/>
+          <w:lang w:val="es-ES_tradnl"/>
+        </w:rPr>
+        <w:t xml:space="preserve">Robustez: </w:t>
+      </w:r>
+    </w:p>
+    <w:p>
+      <w:pPr>
+        <w:pStyle w:val="Prrafodelista"/>
+        <w:numPr>
+          <w:ilvl w:val="0"/>
+          <w:numId w:val="2"/>
+        </w:numPr>
+        <w:rPr>
+          <w:lang w:val="es-ES_tradnl"/>
+        </w:rPr>
+      </w:pPr>
+      <w:r>
+        <w:rPr>
+          <w:color w:val="0070C0"/>
+          <w:lang w:val="es-ES_tradnl"/>
+        </w:rPr>
+        <w:t>Try/</w:t>
+      </w:r>
+      <w:proofErr w:type="spellStart"/>
+      <w:r>
+        <w:rPr>
+          <w:color w:val="0070C0"/>
+          <w:lang w:val="es-ES_tradnl"/>
+        </w:rPr>
+        <w:t>except</w:t>
+      </w:r>
+      <w:proofErr w:type="spellEnd"/>
+      <w:r>
+        <w:rPr>
+          <w:color w:val="0070C0"/>
+          <w:lang w:val="es-ES_tradnl"/>
+        </w:rPr>
+        <w:t xml:space="preserve">: </w:t>
+      </w:r>
+      <w:r>
+        <w:rPr>
+          <w:lang w:val="es-ES_tradnl"/>
+        </w:rPr>
+        <w:t>con reintentos ante respuestas vacías o errores del servidor.</w:t>
+      </w:r>
+    </w:p>
+    <w:p>
+      <w:pPr>
+        <w:pStyle w:val="Prrafodelista"/>
+        <w:numPr>
+          <w:ilvl w:val="0"/>
+          <w:numId w:val="2"/>
+        </w:numPr>
+        <w:rPr>
+          <w:lang w:val="es-ES_tradnl"/>
+        </w:rPr>
+      </w:pPr>
+      <w:r>
+        <w:rPr>
+          <w:lang w:val="es-ES_tradnl"/>
+        </w:rPr>
+        <w:t xml:space="preserve">Un CSV por estación en </w:t>
+      </w:r>
+      <w:r>
+        <w:rPr>
+          <w:i/>
+          <w:iCs/>
+          <w:lang w:val="es-ES_tradnl"/>
+        </w:rPr>
+        <w:t>data/raw/</w:t>
+      </w:r>
+      <w:proofErr w:type="spellStart"/>
+      <w:r>
+        <w:rPr>
+          <w:i/>
+          <w:iCs/>
+          <w:lang w:val="es-ES_tradnl"/>
+        </w:rPr>
+        <w:t>aemet</w:t>
+      </w:r>
+      <w:proofErr w:type="spellEnd"/>
+      <w:r>
+        <w:rPr>
+          <w:lang w:val="es-ES_tradnl"/>
+        </w:rPr>
+        <w:t>. Si falla, se reanuda sin repetir lo descargado.</w:t>
+      </w:r>
+    </w:p>
+    <w:p>
+      <w:pPr>
+        <w:rPr>
+          <w:color w:val="00B050"/>
+          <w:lang w:val="es-ES_tradnl"/>
+        </w:rPr>
+      </w:pPr>
+      <w:r>
+        <w:rPr>
+          <w:color w:val="00B050"/>
+          <w:lang w:val="es-ES_tradnl"/>
+        </w:rPr>
+        <w:t>En producción (futuro):</w:t>
+      </w:r>
+    </w:p>
+    <w:p>
+      <w:pPr>
+        <w:pStyle w:val="Prrafodelista"/>
+        <w:numPr>
+          <w:ilvl w:val="0"/>
+          <w:numId w:val="2"/>
+        </w:numPr>
+        <w:rPr>
+          <w:lang w:val="es-ES_tradnl"/>
+        </w:rPr>
+      </w:pPr>
+      <w:r>
+        <w:rPr>
+          <w:color w:val="0070C0"/>
+          <w:lang w:val="es-ES_tradnl"/>
+        </w:rPr>
+        <w:t xml:space="preserve">Carga incremental por semana: </w:t>
+      </w:r>
+      <w:r>
+        <w:rPr>
+          <w:lang w:val="es-ES_tradnl"/>
+        </w:rPr>
+        <w:t>pedir solo los días nuevos desde la última fecha guardada, lanzada por un programador de tareas.</w:t>
+      </w:r>
+    </w:p>
+    <w:p>
+      <w:pPr>
+        <w:rPr>
+          <w:lang w:val="es-ES_tradnl"/>
+        </w:rPr>
+      </w:pPr>
+    </w:p>
+    <w:p>
+      <w:pPr>
+        <w:rPr>
+          <w:lang w:val="es-ES_tradnl"/>
+        </w:rPr>
+      </w:pPr>
     </w:p>
     <w:p>
       <w:pPr>

--- a/docs/Proyecto Observatorio Sequia Guadalquivir.docx
+++ b/docs/Proyecto Observatorio Sequia Guadalquivir.docx
@@ -1646,223 +1646,6 @@
     <w:p>
       <w:pPr>
         <w:rPr>
-          <w:lang w:val="es-ES_tradnl"/>
-        </w:rPr>
-      </w:pPr>
-    </w:p>
-    <w:p>
-      <w:pPr>
-        <w:rPr>
-          <w:lang w:val="es-ES_tradnl"/>
-        </w:rPr>
-      </w:pPr>
-    </w:p>
-    <w:p>
-      <w:pPr>
-        <w:rPr>
-          <w:lang w:val="es-ES_tradnl"/>
-        </w:rPr>
-      </w:pPr>
-    </w:p>
-    <w:p>
-      <w:pPr>
-        <w:rPr>
-          <w:lang w:val="es-ES_tradnl"/>
-        </w:rPr>
-      </w:pPr>
-    </w:p>
-    <w:p>
-      <w:pPr>
-        <w:rPr>
-          <w:lang w:val="es-ES_tradnl"/>
-        </w:rPr>
-      </w:pPr>
-    </w:p>
-    <w:p>
-      <w:pPr>
-        <w:rPr>
-          <w:lang w:val="es-ES_tradnl"/>
-        </w:rPr>
-      </w:pPr>
-    </w:p>
-    <w:p>
-      <w:pPr>
-        <w:rPr>
-          <w:lang w:val="es-ES_tradnl"/>
-        </w:rPr>
-      </w:pPr>
-    </w:p>
-    <w:p>
-      <w:pPr>
-        <w:rPr>
-          <w:lang w:val="es-ES_tradnl"/>
-        </w:rPr>
-      </w:pPr>
-    </w:p>
-    <w:p>
-      <w:pPr>
-        <w:rPr>
-          <w:lang w:val="es-ES_tradnl"/>
-        </w:rPr>
-      </w:pPr>
-    </w:p>
-    <w:p>
-      <w:pPr>
-        <w:rPr>
-          <w:lang w:val="es-ES_tradnl"/>
-        </w:rPr>
-      </w:pPr>
-    </w:p>
-    <w:p>
-      <w:pPr>
-        <w:rPr>
-          <w:lang w:val="es-ES_tradnl"/>
-        </w:rPr>
-      </w:pPr>
-    </w:p>
-    <w:p>
-      <w:pPr>
-        <w:rPr>
-          <w:lang w:val="es-ES_tradnl"/>
-        </w:rPr>
-      </w:pPr>
-    </w:p>
-    <w:p>
-      <w:pPr>
-        <w:rPr>
-          <w:lang w:val="es-ES_tradnl"/>
-        </w:rPr>
-      </w:pPr>
-    </w:p>
-    <w:p>
-      <w:pPr>
-        <w:rPr>
-          <w:lang w:val="es-ES_tradnl"/>
-        </w:rPr>
-      </w:pPr>
-    </w:p>
-    <w:p>
-      <w:pPr>
-        <w:rPr>
-          <w:lang w:val="es-ES_tradnl"/>
-        </w:rPr>
-      </w:pPr>
-    </w:p>
-    <w:p>
-      <w:pPr>
-        <w:rPr>
-          <w:lang w:val="es-ES_tradnl"/>
-        </w:rPr>
-      </w:pPr>
-    </w:p>
-    <w:p>
-      <w:pPr>
-        <w:rPr>
-          <w:lang w:val="es-ES_tradnl"/>
-        </w:rPr>
-      </w:pPr>
-    </w:p>
-    <w:p>
-      <w:pPr>
-        <w:rPr>
-          <w:lang w:val="es-ES_tradnl"/>
-        </w:rPr>
-      </w:pPr>
-    </w:p>
-    <w:p>
-      <w:pPr>
-        <w:rPr>
-          <w:lang w:val="es-ES_tradnl"/>
-        </w:rPr>
-      </w:pPr>
-    </w:p>
-    <w:p>
-      <w:pPr>
-        <w:rPr>
-          <w:lang w:val="es-ES_tradnl"/>
-        </w:rPr>
-      </w:pPr>
-    </w:p>
-    <w:p>
-      <w:pPr>
-        <w:rPr>
-          <w:lang w:val="es-ES_tradnl"/>
-        </w:rPr>
-      </w:pPr>
-    </w:p>
-    <w:p>
-      <w:pPr>
-        <w:rPr>
-          <w:lang w:val="es-ES_tradnl"/>
-        </w:rPr>
-      </w:pPr>
-    </w:p>
-    <w:p>
-      <w:pPr>
-        <w:rPr>
-          <w:lang w:val="es-ES_tradnl"/>
-        </w:rPr>
-      </w:pPr>
-    </w:p>
-    <w:p>
-      <w:pPr>
-        <w:rPr>
-          <w:lang w:val="es-ES_tradnl"/>
-        </w:rPr>
-      </w:pPr>
-    </w:p>
-    <w:p>
-      <w:pPr>
-        <w:rPr>
-          <w:lang w:val="es-ES_tradnl"/>
-        </w:rPr>
-      </w:pPr>
-    </w:p>
-    <w:p>
-      <w:pPr>
-        <w:rPr>
-          <w:lang w:val="es-ES_tradnl"/>
-        </w:rPr>
-      </w:pPr>
-    </w:p>
-    <w:p>
-      <w:pPr>
-        <w:rPr>
-          <w:lang w:val="es-ES_tradnl"/>
-        </w:rPr>
-      </w:pPr>
-    </w:p>
-    <w:p>
-      <w:pPr>
-        <w:rPr>
-          <w:lang w:val="es-ES_tradnl"/>
-        </w:rPr>
-      </w:pPr>
-    </w:p>
-    <w:p>
-      <w:pPr>
-        <w:rPr>
-          <w:lang w:val="es-ES_tradnl"/>
-        </w:rPr>
-      </w:pPr>
-    </w:p>
-    <w:p>
-      <w:pPr>
-        <w:rPr>
-          <w:lang w:val="es-ES_tradnl"/>
-        </w:rPr>
-      </w:pPr>
-    </w:p>
-    <w:p>
-      <w:pPr>
-        <w:rPr>
-          <w:lang w:val="es-ES_tradnl"/>
-        </w:rPr>
-      </w:pPr>
-    </w:p>
-    <w:p>
-      <w:pPr>
-        <w:rPr>
           <w:color w:val="EE0000"/>
           <w:lang w:val="es-ES_tradnl"/>
         </w:rPr>
@@ -1872,7 +1655,7 @@
           <w:color w:val="EE0000"/>
           <w:lang w:val="es-ES_tradnl"/>
         </w:rPr>
-        <w:t>Conceptos nuevos/repaso:</w:t>
+        <w:t>7. Limpieza de datos de AEMET</w:t>
       </w:r>
     </w:p>
     <w:p>
@@ -1892,6 +1675,669 @@
           <w:bCs/>
           <w:lang w:val="es-ES_tradnl"/>
         </w:rPr>
+        <w:t>Qué es:</w:t>
+      </w:r>
+      <w:r>
+        <w:rPr>
+          <w:lang w:val="es-ES_tradnl"/>
+        </w:rPr>
+        <w:t xml:space="preserve"> dejar la lluvia y la temperatura en una serie semanal de la cuenca, con el mismo calendario que los embalses. </w:t>
+      </w:r>
+    </w:p>
+    <w:p>
+      <w:pPr>
+        <w:rPr>
+          <w:color w:val="00B050"/>
+          <w:lang w:val="es-ES_tradnl"/>
+        </w:rPr>
+      </w:pPr>
+      <w:r>
+        <w:rPr>
+          <w:color w:val="00B050"/>
+          <w:lang w:val="es-ES_tradnl"/>
+        </w:rPr>
+        <w:t xml:space="preserve">Decisiones: </w:t>
+      </w:r>
+    </w:p>
+    <w:p>
+      <w:pPr>
+        <w:pStyle w:val="Prrafodelista"/>
+        <w:numPr>
+          <w:ilvl w:val="0"/>
+          <w:numId w:val="2"/>
+        </w:numPr>
+        <w:rPr>
+          <w:lang w:val="es-ES_tradnl"/>
+        </w:rPr>
+      </w:pPr>
+      <w:r>
+        <w:rPr>
+          <w:color w:val="0070C0"/>
+          <w:lang w:val="es-ES_tradnl"/>
+        </w:rPr>
+        <w:t xml:space="preserve">Quitar </w:t>
+      </w:r>
+      <w:proofErr w:type="spellStart"/>
+      <w:r>
+        <w:rPr>
+          <w:color w:val="0070C0"/>
+          <w:lang w:val="es-ES_tradnl"/>
+        </w:rPr>
+        <w:t>Villarrodrigo</w:t>
+      </w:r>
+      <w:proofErr w:type="spellEnd"/>
+      <w:r>
+        <w:rPr>
+          <w:color w:val="0070C0"/>
+          <w:lang w:val="es-ES_tradnl"/>
+        </w:rPr>
+        <w:t xml:space="preserve">: </w:t>
+      </w:r>
+      <w:r>
+        <w:rPr>
+          <w:lang w:val="es-ES_tradnl"/>
+        </w:rPr>
+        <w:t>le faltan años enteros. Si entra y sale de la media, crea saltos artificiales.</w:t>
+      </w:r>
+    </w:p>
+    <w:p>
+      <w:pPr>
+        <w:pStyle w:val="Prrafodelista"/>
+        <w:numPr>
+          <w:ilvl w:val="0"/>
+          <w:numId w:val="2"/>
+        </w:numPr>
+        <w:rPr>
+          <w:lang w:val="es-ES_tradnl"/>
+        </w:rPr>
+      </w:pPr>
+      <w:r>
+        <w:rPr>
+          <w:color w:val="0070C0"/>
+          <w:lang w:val="es-ES_tradnl"/>
+        </w:rPr>
+        <w:t xml:space="preserve">Quitar Granada Base Aérea: </w:t>
+      </w:r>
+      <w:r>
+        <w:rPr>
+          <w:lang w:val="es-ES_tradnl"/>
+        </w:rPr>
+        <w:t>está muy cerca de Granada Aeropuerto y Granada pesaría el doble.</w:t>
+      </w:r>
+    </w:p>
+    <w:p>
+      <w:pPr>
+        <w:pStyle w:val="Prrafodelista"/>
+        <w:numPr>
+          <w:ilvl w:val="0"/>
+          <w:numId w:val="2"/>
+        </w:numPr>
+        <w:rPr>
+          <w:lang w:val="es-ES_tradnl"/>
+        </w:rPr>
+      </w:pPr>
+      <w:r>
+        <w:rPr>
+          <w:color w:val="0070C0"/>
+          <w:lang w:val="es-ES_tradnl"/>
+        </w:rPr>
+        <w:t xml:space="preserve">5 estaciones finales: </w:t>
+      </w:r>
+      <w:r>
+        <w:t>Jaén, Córdoba Aeropuerto, Granada Aeropuerto, Sevilla Aeropuerto y Morón (una por zona).</w:t>
+      </w:r>
+    </w:p>
+    <w:p>
+      <w:pPr>
+        <w:rPr>
+          <w:color w:val="00B050"/>
+          <w:lang w:val="es-ES_tradnl"/>
+        </w:rPr>
+      </w:pPr>
+      <w:r>
+        <w:rPr>
+          <w:color w:val="00B050"/>
+          <w:lang w:val="es-ES_tradnl"/>
+        </w:rPr>
+        <w:t xml:space="preserve">Limpieza: </w:t>
+      </w:r>
+    </w:p>
+    <w:p>
+      <w:pPr>
+        <w:pStyle w:val="Prrafodelista"/>
+        <w:numPr>
+          <w:ilvl w:val="0"/>
+          <w:numId w:val="2"/>
+        </w:numPr>
+        <w:rPr>
+          <w:lang w:val="es-ES_tradnl"/>
+        </w:rPr>
+      </w:pPr>
+      <w:r>
+        <w:rPr>
+          <w:lang w:val="es-ES_tradnl"/>
+        </w:rPr>
+        <w:t>“</w:t>
+      </w:r>
+      <w:proofErr w:type="spellStart"/>
+      <w:r>
+        <w:rPr>
+          <w:lang w:val="es-ES_tradnl"/>
+        </w:rPr>
+        <w:t>Ip</w:t>
+      </w:r>
+      <w:proofErr w:type="spellEnd"/>
+      <w:r>
+        <w:rPr>
+          <w:lang w:val="es-ES_tradnl"/>
+        </w:rPr>
+        <w:t xml:space="preserve">” (lluvia inapreciable) </w:t>
+      </w:r>
+      <w:r>
+        <w:rPr>
+          <w:lang w:val="es-ES_tradnl"/>
+        </w:rPr>
+        <w:sym w:font="Wingdings" w:char="F0E0"/>
+      </w:r>
+      <w:r>
+        <w:rPr>
+          <w:lang w:val="es-ES_tradnl"/>
+        </w:rPr>
+        <w:t xml:space="preserve"> 0.</w:t>
+      </w:r>
+    </w:p>
+    <w:p>
+      <w:pPr>
+        <w:pStyle w:val="Prrafodelista"/>
+        <w:numPr>
+          <w:ilvl w:val="0"/>
+          <w:numId w:val="2"/>
+        </w:numPr>
+        <w:rPr>
+          <w:lang w:val="es-ES_tradnl"/>
+        </w:rPr>
+      </w:pPr>
+      <w:r>
+        <w:rPr>
+          <w:lang w:val="es-ES_tradnl"/>
+        </w:rPr>
+        <w:t xml:space="preserve">Coma decimal </w:t>
+      </w:r>
+      <w:r>
+        <w:rPr>
+          <w:lang w:val="es-ES_tradnl"/>
+        </w:rPr>
+        <w:sym w:font="Wingdings" w:char="F0E0"/>
+      </w:r>
+      <w:r>
+        <w:rPr>
+          <w:lang w:val="es-ES_tradnl"/>
+        </w:rPr>
+        <w:t xml:space="preserve"> punto, y conversión a número. </w:t>
+      </w:r>
+    </w:p>
+    <w:p>
+      <w:pPr>
+        <w:pStyle w:val="Prrafodelista"/>
+        <w:numPr>
+          <w:ilvl w:val="0"/>
+          <w:numId w:val="2"/>
+        </w:numPr>
+        <w:rPr>
+          <w:lang w:val="es-ES_tradnl"/>
+        </w:rPr>
+      </w:pPr>
+      <w:r>
+        <w:rPr>
+          <w:color w:val="0070C0"/>
+          <w:lang w:val="es-ES_tradnl"/>
+        </w:rPr>
+        <w:t xml:space="preserve">Solo dos variables: </w:t>
+      </w:r>
+      <w:proofErr w:type="spellStart"/>
+      <w:r>
+        <w:rPr>
+          <w:b/>
+          <w:bCs/>
+          <w:lang w:val="es-ES_tradnl"/>
+        </w:rPr>
+        <w:t>prec</w:t>
+      </w:r>
+      <w:proofErr w:type="spellEnd"/>
+      <w:r>
+        <w:rPr>
+          <w:lang w:val="es-ES_tradnl"/>
+        </w:rPr>
+        <w:t xml:space="preserve"> (lluvia diaria en mm; 1mm = </w:t>
+      </w:r>
+      <w:r>
+        <w:t>1 L/m²</w:t>
+      </w:r>
+      <w:r>
+        <w:rPr>
+          <w:lang w:val="es-ES_tradnl"/>
+        </w:rPr>
+        <w:t xml:space="preserve">) y </w:t>
+      </w:r>
+      <w:proofErr w:type="spellStart"/>
+      <w:r>
+        <w:rPr>
+          <w:b/>
+          <w:bCs/>
+          <w:lang w:val="es-ES_tradnl"/>
+        </w:rPr>
+        <w:t>tmed</w:t>
+      </w:r>
+      <w:proofErr w:type="spellEnd"/>
+      <w:r>
+        <w:rPr>
+          <w:lang w:val="es-ES_tradnl"/>
+        </w:rPr>
+        <w:t xml:space="preserve"> (temperatura media diaria en </w:t>
+      </w:r>
+      <w:r>
+        <w:t>°C</w:t>
+      </w:r>
+      <w:r>
+        <w:rPr>
+          <w:lang w:val="es-ES_tradnl"/>
+        </w:rPr>
+        <w:t>).</w:t>
+      </w:r>
+    </w:p>
+    <w:p>
+      <w:pPr>
+        <w:pStyle w:val="Prrafodelista"/>
+        <w:numPr>
+          <w:ilvl w:val="0"/>
+          <w:numId w:val="2"/>
+        </w:numPr>
+        <w:rPr>
+          <w:lang w:val="es-ES_tradnl"/>
+        </w:rPr>
+      </w:pPr>
+      <w:r>
+        <w:rPr>
+          <w:color w:val="0070C0"/>
+          <w:lang w:val="es-ES_tradnl"/>
+        </w:rPr>
+        <w:t xml:space="preserve">Pocos nulos (7 de lluvia, 217 temperatura): </w:t>
+      </w:r>
+      <w:r>
+        <w:rPr>
+          <w:lang w:val="es-ES_tradnl"/>
+        </w:rPr>
+        <w:t xml:space="preserve">se usa la media de las estaciones que sí tienen datos. </w:t>
+      </w:r>
+    </w:p>
+    <w:p>
+      <w:pPr>
+        <w:rPr>
+          <w:lang w:val="es-ES_tradnl"/>
+        </w:rPr>
+      </w:pPr>
+    </w:p>
+    <w:p>
+      <w:pPr>
+        <w:rPr>
+          <w:color w:val="00B050"/>
+          <w:lang w:val="es-ES_tradnl"/>
+        </w:rPr>
+      </w:pPr>
+      <w:r>
+        <w:rPr>
+          <w:color w:val="00B050"/>
+          <w:lang w:val="es-ES_tradnl"/>
+        </w:rPr>
+        <w:lastRenderedPageBreak/>
+        <w:t xml:space="preserve">Paso a semanal: </w:t>
+      </w:r>
+    </w:p>
+    <w:p>
+      <w:pPr>
+        <w:pStyle w:val="Prrafodelista"/>
+        <w:numPr>
+          <w:ilvl w:val="0"/>
+          <w:numId w:val="2"/>
+        </w:numPr>
+        <w:rPr>
+          <w:lang w:val="es-ES_tradnl"/>
+        </w:rPr>
+      </w:pPr>
+      <w:r>
+        <w:rPr>
+          <w:color w:val="0070C0"/>
+          <w:lang w:val="es-ES_tradnl"/>
+        </w:rPr>
+        <w:t xml:space="preserve">Media diaria de las 5 estaciones: </w:t>
+      </w:r>
+      <w:r>
+        <w:rPr>
+          <w:lang w:val="es-ES_tradnl"/>
+        </w:rPr>
+        <w:t>semanas que terminan en martes: lluvia sumada y temperatura media.</w:t>
+      </w:r>
+    </w:p>
+    <w:p>
+      <w:pPr>
+        <w:pStyle w:val="Prrafodelista"/>
+        <w:numPr>
+          <w:ilvl w:val="0"/>
+          <w:numId w:val="2"/>
+        </w:numPr>
+        <w:rPr>
+          <w:lang w:val="es-ES_tradnl"/>
+        </w:rPr>
+      </w:pPr>
+      <w:r>
+        <w:rPr>
+          <w:lang w:val="es-ES_tradnl"/>
+        </w:rPr>
+        <w:t>Las 1.708 semanas coinciden con las de los embalses.</w:t>
+      </w:r>
+    </w:p>
+    <w:p>
+      <w:pPr>
+        <w:pStyle w:val="Prrafodelista"/>
+        <w:numPr>
+          <w:ilvl w:val="0"/>
+          <w:numId w:val="2"/>
+        </w:numPr>
+        <w:rPr>
+          <w:lang w:val="es-ES_tradnl"/>
+        </w:rPr>
+      </w:pPr>
+      <w:r>
+        <w:rPr>
+          <w:lang w:val="es-ES_tradnl"/>
+        </w:rPr>
+        <w:t xml:space="preserve">Guardado en </w:t>
+      </w:r>
+      <w:proofErr w:type="spellStart"/>
+      <w:r>
+        <w:rPr>
+          <w:b/>
+          <w:bCs/>
+          <w:i/>
+          <w:iCs/>
+          <w:lang w:val="es-ES_tradnl"/>
+        </w:rPr>
+        <w:t>clima_</w:t>
+      </w:r>
+      <w:proofErr w:type="gramStart"/>
+      <w:r>
+        <w:rPr>
+          <w:b/>
+          <w:bCs/>
+          <w:i/>
+          <w:iCs/>
+          <w:lang w:val="es-ES_tradnl"/>
+        </w:rPr>
+        <w:t>semanal.parquet</w:t>
+      </w:r>
+      <w:proofErr w:type="spellEnd"/>
+      <w:proofErr w:type="gramEnd"/>
+      <w:r>
+        <w:rPr>
+          <w:b/>
+          <w:bCs/>
+          <w:i/>
+          <w:iCs/>
+          <w:lang w:val="es-ES_tradnl"/>
+        </w:rPr>
+        <w:t>.</w:t>
+      </w:r>
+    </w:p>
+    <w:p>
+      <w:pPr>
+        <w:pStyle w:val="Prrafodelista"/>
+        <w:rPr>
+          <w:lang w:val="es-ES_tradnl"/>
+        </w:rPr>
+      </w:pPr>
+    </w:p>
+    <w:p>
+      <w:pPr>
+        <w:rPr>
+          <w:lang w:val="es-ES_tradnl"/>
+        </w:rPr>
+      </w:pPr>
+    </w:p>
+    <w:p>
+      <w:pPr>
+        <w:rPr>
+          <w:lang w:val="es-ES_tradnl"/>
+        </w:rPr>
+      </w:pPr>
+    </w:p>
+    <w:p>
+      <w:pPr>
+        <w:rPr>
+          <w:lang w:val="es-ES_tradnl"/>
+        </w:rPr>
+      </w:pPr>
+    </w:p>
+    <w:p>
+      <w:pPr>
+        <w:rPr>
+          <w:lang w:val="es-ES_tradnl"/>
+        </w:rPr>
+      </w:pPr>
+    </w:p>
+    <w:p>
+      <w:pPr>
+        <w:rPr>
+          <w:lang w:val="es-ES_tradnl"/>
+        </w:rPr>
+      </w:pPr>
+    </w:p>
+    <w:p>
+      <w:pPr>
+        <w:rPr>
+          <w:lang w:val="es-ES_tradnl"/>
+        </w:rPr>
+      </w:pPr>
+    </w:p>
+    <w:p>
+      <w:pPr>
+        <w:rPr>
+          <w:lang w:val="es-ES_tradnl"/>
+        </w:rPr>
+      </w:pPr>
+    </w:p>
+    <w:p>
+      <w:pPr>
+        <w:rPr>
+          <w:lang w:val="es-ES_tradnl"/>
+        </w:rPr>
+      </w:pPr>
+    </w:p>
+    <w:p>
+      <w:pPr>
+        <w:rPr>
+          <w:lang w:val="es-ES_tradnl"/>
+        </w:rPr>
+      </w:pPr>
+    </w:p>
+    <w:p>
+      <w:pPr>
+        <w:rPr>
+          <w:lang w:val="es-ES_tradnl"/>
+        </w:rPr>
+      </w:pPr>
+    </w:p>
+    <w:p>
+      <w:pPr>
+        <w:rPr>
+          <w:lang w:val="es-ES_tradnl"/>
+        </w:rPr>
+      </w:pPr>
+    </w:p>
+    <w:p>
+      <w:pPr>
+        <w:rPr>
+          <w:lang w:val="es-ES_tradnl"/>
+        </w:rPr>
+      </w:pPr>
+    </w:p>
+    <w:p>
+      <w:pPr>
+        <w:rPr>
+          <w:lang w:val="es-ES_tradnl"/>
+        </w:rPr>
+      </w:pPr>
+    </w:p>
+    <w:p>
+      <w:pPr>
+        <w:rPr>
+          <w:lang w:val="es-ES_tradnl"/>
+        </w:rPr>
+      </w:pPr>
+    </w:p>
+    <w:p>
+      <w:pPr>
+        <w:rPr>
+          <w:lang w:val="es-ES_tradnl"/>
+        </w:rPr>
+      </w:pPr>
+    </w:p>
+    <w:p>
+      <w:pPr>
+        <w:rPr>
+          <w:lang w:val="es-ES_tradnl"/>
+        </w:rPr>
+      </w:pPr>
+    </w:p>
+    <w:p>
+      <w:pPr>
+        <w:rPr>
+          <w:lang w:val="es-ES_tradnl"/>
+        </w:rPr>
+      </w:pPr>
+    </w:p>
+    <w:p>
+      <w:pPr>
+        <w:rPr>
+          <w:lang w:val="es-ES_tradnl"/>
+        </w:rPr>
+      </w:pPr>
+    </w:p>
+    <w:p>
+      <w:pPr>
+        <w:rPr>
+          <w:lang w:val="es-ES_tradnl"/>
+        </w:rPr>
+      </w:pPr>
+    </w:p>
+    <w:p>
+      <w:pPr>
+        <w:rPr>
+          <w:lang w:val="es-ES_tradnl"/>
+        </w:rPr>
+      </w:pPr>
+    </w:p>
+    <w:p>
+      <w:pPr>
+        <w:rPr>
+          <w:lang w:val="es-ES_tradnl"/>
+        </w:rPr>
+      </w:pPr>
+    </w:p>
+    <w:p>
+      <w:pPr>
+        <w:rPr>
+          <w:lang w:val="es-ES_tradnl"/>
+        </w:rPr>
+      </w:pPr>
+    </w:p>
+    <w:p>
+      <w:pPr>
+        <w:rPr>
+          <w:lang w:val="es-ES_tradnl"/>
+        </w:rPr>
+      </w:pPr>
+    </w:p>
+    <w:p>
+      <w:pPr>
+        <w:rPr>
+          <w:lang w:val="es-ES_tradnl"/>
+        </w:rPr>
+      </w:pPr>
+    </w:p>
+    <w:p>
+      <w:pPr>
+        <w:rPr>
+          <w:lang w:val="es-ES_tradnl"/>
+        </w:rPr>
+      </w:pPr>
+    </w:p>
+    <w:p>
+      <w:pPr>
+        <w:rPr>
+          <w:lang w:val="es-ES_tradnl"/>
+        </w:rPr>
+      </w:pPr>
+    </w:p>
+    <w:p>
+      <w:pPr>
+        <w:rPr>
+          <w:lang w:val="es-ES_tradnl"/>
+        </w:rPr>
+      </w:pPr>
+    </w:p>
+    <w:p>
+      <w:pPr>
+        <w:rPr>
+          <w:lang w:val="es-ES_tradnl"/>
+        </w:rPr>
+      </w:pPr>
+    </w:p>
+    <w:p>
+      <w:pPr>
+        <w:rPr>
+          <w:lang w:val="es-ES_tradnl"/>
+        </w:rPr>
+      </w:pPr>
+    </w:p>
+    <w:p>
+      <w:pPr>
+        <w:rPr>
+          <w:lang w:val="es-ES_tradnl"/>
+        </w:rPr>
+      </w:pPr>
+    </w:p>
+    <w:p>
+      <w:pPr>
+        <w:rPr>
+          <w:color w:val="EE0000"/>
+          <w:lang w:val="es-ES_tradnl"/>
+        </w:rPr>
+      </w:pPr>
+      <w:r>
+        <w:rPr>
+          <w:color w:val="EE0000"/>
+          <w:lang w:val="es-ES_tradnl"/>
+        </w:rPr>
+        <w:t>Conceptos nuevos/repaso:</w:t>
+      </w:r>
+    </w:p>
+    <w:p>
+      <w:pPr>
+        <w:pStyle w:val="Prrafodelista"/>
+        <w:numPr>
+          <w:ilvl w:val="0"/>
+          <w:numId w:val="2"/>
+        </w:numPr>
+        <w:rPr>
+          <w:lang w:val="es-ES_tradnl"/>
+        </w:rPr>
+      </w:pPr>
+      <w:r>
+        <w:rPr>
+          <w:b/>
+          <w:bCs/>
+          <w:lang w:val="es-ES_tradnl"/>
+        </w:rPr>
         <w:t>Parquet:</w:t>
       </w:r>
       <w:r>
@@ -1899,6 +2345,50 @@
           <w:lang w:val="es-ES_tradnl"/>
         </w:rPr>
         <w:t xml:space="preserve"> formato de tabla comprimido que guarda los tipos de cada columna. Es el estándar para datos procesados.</w:t>
+      </w:r>
+    </w:p>
+    <w:p>
+      <w:pPr>
+        <w:pStyle w:val="Prrafodelista"/>
+        <w:numPr>
+          <w:ilvl w:val="0"/>
+          <w:numId w:val="2"/>
+        </w:numPr>
+        <w:rPr>
+          <w:lang w:val="es-ES_tradnl"/>
+        </w:rPr>
+      </w:pPr>
+      <w:r>
+        <w:rPr>
+          <w:b/>
+          <w:bCs/>
+          <w:lang w:val="es-ES_tradnl"/>
+        </w:rPr>
+        <w:t xml:space="preserve">Data </w:t>
+      </w:r>
+      <w:proofErr w:type="spellStart"/>
+      <w:r>
+        <w:rPr>
+          <w:b/>
+          <w:bCs/>
+          <w:lang w:val="es-ES_tradnl"/>
+        </w:rPr>
+        <w:t>leakage</w:t>
+      </w:r>
+      <w:proofErr w:type="spellEnd"/>
+      <w:r>
+        <w:rPr>
+          <w:b/>
+          <w:bCs/>
+          <w:lang w:val="es-ES_tradnl"/>
+        </w:rPr>
+        <w:t xml:space="preserve"> temporal:</w:t>
+      </w:r>
+      <w:r>
+        <w:rPr>
+          <w:lang w:val="es-ES_tradnl"/>
+        </w:rPr>
+        <w:t xml:space="preserve"> usar información posterior al momento de la predicción. Se evita usando solo datos hasta la fecha de cada fila.</w:t>
       </w:r>
     </w:p>
     <w:sectPr>

--- a/docs/Proyecto Observatorio Sequia Guadalquivir.docx
+++ b/docs/Proyecto Observatorio Sequia Guadalquivir.docx
@@ -391,51 +391,18 @@
           <w:lang w:val="es-ES_tradnl"/>
         </w:rPr>
       </w:pPr>
-      <w:proofErr w:type="spellStart"/>
-      <w:r>
-        <w:rPr>
-          <w:color w:val="0070C0"/>
-          <w:lang w:val="es-ES_tradnl"/>
-        </w:rPr>
-        <w:t>Feature</w:t>
-      </w:r>
-      <w:proofErr w:type="spellEnd"/>
-      <w:r>
-        <w:rPr>
-          <w:color w:val="0070C0"/>
-          <w:lang w:val="es-ES_tradnl"/>
-        </w:rPr>
-        <w:t xml:space="preserve"> </w:t>
-      </w:r>
-      <w:proofErr w:type="spellStart"/>
-      <w:r>
-        <w:rPr>
-          <w:color w:val="0070C0"/>
-          <w:lang w:val="es-ES_tradnl"/>
-        </w:rPr>
-        <w:t>engineering</w:t>
-      </w:r>
-      <w:proofErr w:type="spellEnd"/>
-      <w:r>
-        <w:rPr>
-          <w:color w:val="0070C0"/>
-          <w:lang w:val="es-ES_tradnl"/>
-        </w:rPr>
-        <w:t xml:space="preserve">: </w:t>
-      </w:r>
-      <w:proofErr w:type="spellStart"/>
-      <w:r>
-        <w:rPr>
-          <w:lang w:val="es-ES_tradnl"/>
-        </w:rPr>
-        <w:t>lags</w:t>
-      </w:r>
-      <w:proofErr w:type="spellEnd"/>
-      <w:r>
-        <w:rPr>
-          <w:lang w:val="es-ES_tradnl"/>
-        </w:rPr>
-        <w:t>, lluvia acumulada, semana del año.</w:t>
+      <w:r>
+        <w:rPr>
+          <w:color w:val="0070C0"/>
+          <w:lang w:val="es-ES_tradnl"/>
+        </w:rPr>
+        <w:t xml:space="preserve">Feature engineering: </w:t>
+      </w:r>
+      <w:r>
+        <w:rPr>
+          <w:lang w:val="es-ES_tradnl"/>
+        </w:rPr>
+        <w:t>lags, lluvia acumulada, semana del año.</w:t>
       </w:r>
     </w:p>
     <w:p>
@@ -456,19 +423,11 @@
         </w:rPr>
         <w:t xml:space="preserve">Modelado: </w:t>
       </w:r>
-      <w:proofErr w:type="spellStart"/>
-      <w:r>
-        <w:rPr>
-          <w:lang w:val="es-ES_tradnl"/>
-        </w:rPr>
-        <w:t>baselines</w:t>
-      </w:r>
-      <w:proofErr w:type="spellEnd"/>
-      <w:r>
-        <w:rPr>
-          <w:lang w:val="es-ES_tradnl"/>
-        </w:rPr>
-        <w:t xml:space="preserve"> </w:t>
+      <w:r>
+        <w:rPr>
+          <w:lang w:val="es-ES_tradnl"/>
+        </w:rPr>
+        <w:t xml:space="preserve">baselines </w:t>
       </w:r>
       <w:r>
         <w:rPr>
@@ -504,21 +463,7 @@
         <w:rPr>
           <w:lang w:val="es-ES_tradnl"/>
         </w:rPr>
-        <w:t xml:space="preserve"> </w:t>
-      </w:r>
-      <w:proofErr w:type="spellStart"/>
-      <w:r>
-        <w:rPr>
-          <w:lang w:val="es-ES_tradnl"/>
-        </w:rPr>
-        <w:t>XGBoost</w:t>
-      </w:r>
-      <w:proofErr w:type="spellEnd"/>
-      <w:r>
-        <w:rPr>
-          <w:lang w:val="es-ES_tradnl"/>
-        </w:rPr>
-        <w:t>.</w:t>
+        <w:t xml:space="preserve"> XGBoost.</w:t>
       </w:r>
     </w:p>
     <w:p>
@@ -848,39 +793,7 @@
           <w:color w:val="0070C0"/>
           <w:lang w:val="es-ES_tradnl"/>
         </w:rPr>
-        <w:t xml:space="preserve"> (</w:t>
-      </w:r>
-      <w:proofErr w:type="spellStart"/>
-      <w:r>
-        <w:rPr>
-          <w:color w:val="0070C0"/>
-          <w:lang w:val="es-ES_tradnl"/>
-        </w:rPr>
-        <w:t>Negratin</w:t>
-      </w:r>
-      <w:proofErr w:type="spellEnd"/>
-      <w:r>
-        <w:rPr>
-          <w:color w:val="0070C0"/>
-          <w:lang w:val="es-ES_tradnl"/>
-        </w:rPr>
-        <w:t xml:space="preserve"> 100, </w:t>
-      </w:r>
-      <w:proofErr w:type="spellStart"/>
-      <w:r>
-        <w:rPr>
-          <w:color w:val="0070C0"/>
-          <w:lang w:val="es-ES_tradnl"/>
-        </w:rPr>
-        <w:t>Giribaile</w:t>
-      </w:r>
-      <w:proofErr w:type="spellEnd"/>
-      <w:r>
-        <w:rPr>
-          <w:color w:val="0070C0"/>
-          <w:lang w:val="es-ES_tradnl"/>
-        </w:rPr>
-        <w:t xml:space="preserve"> 5): </w:t>
+        <w:t xml:space="preserve"> (Negratin 100, Giribaile 5): </w:t>
       </w:r>
       <w:r>
         <w:rPr>
@@ -1037,7 +950,6 @@
           <w:lang w:val="es-ES_tradnl"/>
         </w:rPr>
       </w:pPr>
-      <w:proofErr w:type="spellStart"/>
       <w:r>
         <w:rPr>
           <w:i/>
@@ -1045,9 +957,33 @@
           <w:color w:val="0070C0"/>
           <w:lang w:val="es-ES_tradnl"/>
         </w:rPr>
-        <w:t>Embalses_</w:t>
-      </w:r>
-      <w:proofErr w:type="gramStart"/>
+        <w:t>Embalses_guadalquivir.parquet:</w:t>
+      </w:r>
+      <w:r>
+        <w:rPr>
+          <w:color w:val="0070C0"/>
+          <w:lang w:val="es-ES_tradnl"/>
+        </w:rPr>
+        <w:t xml:space="preserve"> </w:t>
+      </w:r>
+      <w:r>
+        <w:rPr>
+          <w:lang w:val="es-ES_tradnl"/>
+        </w:rPr>
+        <w:t>datos limpios por embalse.</w:t>
+      </w:r>
+    </w:p>
+    <w:p>
+      <w:pPr>
+        <w:pStyle w:val="Prrafodelista"/>
+        <w:numPr>
+          <w:ilvl w:val="0"/>
+          <w:numId w:val="2"/>
+        </w:numPr>
+        <w:rPr>
+          <w:lang w:val="es-ES_tradnl"/>
+        </w:rPr>
+      </w:pPr>
       <w:r>
         <w:rPr>
           <w:i/>
@@ -1055,78 +991,429 @@
           <w:color w:val="0070C0"/>
           <w:lang w:val="es-ES_tradnl"/>
         </w:rPr>
-        <w:t>guadalquivir.parquet</w:t>
-      </w:r>
-      <w:proofErr w:type="spellEnd"/>
-      <w:proofErr w:type="gramEnd"/>
+        <w:t>Cuenca_semanal.parquet</w:t>
+      </w:r>
+      <w:r>
+        <w:rPr>
+          <w:color w:val="0070C0"/>
+          <w:lang w:val="es-ES_tradnl"/>
+        </w:rPr>
+        <w:t xml:space="preserve">: </w:t>
+      </w:r>
+      <w:r>
+        <w:rPr>
+          <w:lang w:val="es-ES_tradnl"/>
+        </w:rPr>
+        <w:t>serie semanal de la cuenca: volumen, capacidad y % de llenado.</w:t>
+      </w:r>
+    </w:p>
+    <w:p>
+      <w:pPr>
+        <w:rPr>
+          <w:lang w:val="es-ES_tradnl"/>
+        </w:rPr>
+      </w:pPr>
+    </w:p>
+    <w:p>
+      <w:pPr>
+        <w:rPr>
+          <w:color w:val="EE0000"/>
+          <w:lang w:val="es-ES_tradnl"/>
+        </w:rPr>
+      </w:pPr>
+      <w:r>
+        <w:rPr>
+          <w:color w:val="EE0000"/>
+          <w:lang w:val="es-ES_tradnl"/>
+        </w:rPr>
+        <w:t>6. Ingesta de datos de AEMET</w:t>
+      </w:r>
+    </w:p>
+    <w:p>
+      <w:pPr>
+        <w:pStyle w:val="Prrafodelista"/>
+        <w:numPr>
+          <w:ilvl w:val="0"/>
+          <w:numId w:val="2"/>
+        </w:numPr>
+        <w:rPr>
+          <w:lang w:val="es-ES_tradnl"/>
+        </w:rPr>
+      </w:pPr>
+      <w:r>
+        <w:rPr>
+          <w:b/>
+          <w:bCs/>
+          <w:lang w:val="es-ES_tradnl"/>
+        </w:rPr>
+        <w:t>Qué es:</w:t>
+      </w:r>
+      <w:r>
+        <w:rPr>
+          <w:lang w:val="es-ES_tradnl"/>
+        </w:rPr>
+        <w:t xml:space="preserve"> descargar la lluvia y temperatura diaria de estaciones de la cuenca desde 1994 hasta hoy, usando la API de AEMET OpenData.</w:t>
+      </w:r>
+    </w:p>
+    <w:p>
+      <w:pPr>
+        <w:pStyle w:val="Prrafodelista"/>
+        <w:numPr>
+          <w:ilvl w:val="0"/>
+          <w:numId w:val="2"/>
+        </w:numPr>
+        <w:rPr>
+          <w:lang w:val="es-ES_tradnl"/>
+        </w:rPr>
+      </w:pPr>
+      <w:r>
+        <w:rPr>
+          <w:b/>
+          <w:bCs/>
+          <w:lang w:val="es-ES_tradnl"/>
+        </w:rPr>
+        <w:t>Para qué:</w:t>
+      </w:r>
+      <w:r>
+        <w:rPr>
+          <w:lang w:val="es-ES_tradnl"/>
+        </w:rPr>
+        <w:t xml:space="preserve"> el volumen del embalse cambia por lluvia que entra (ríos) y el agua que sale (riego, evaporación). Sin clima, el modelo no sabe qué agua viene en camino.</w:t>
+      </w:r>
+    </w:p>
+    <w:p>
+      <w:pPr>
+        <w:rPr>
+          <w:color w:val="00B050"/>
+          <w:lang w:val="es-ES_tradnl"/>
+        </w:rPr>
+      </w:pPr>
+      <w:r>
+        <w:rPr>
+          <w:color w:val="00B050"/>
+          <w:lang w:val="es-ES_tradnl"/>
+        </w:rPr>
+        <w:t xml:space="preserve">Cómo funciona la API: </w:t>
+      </w:r>
+    </w:p>
+    <w:p>
+      <w:pPr>
+        <w:pStyle w:val="Prrafodelista"/>
+        <w:numPr>
+          <w:ilvl w:val="0"/>
+          <w:numId w:val="2"/>
+        </w:numPr>
+        <w:rPr>
+          <w:lang w:val="es-ES_tradnl"/>
+        </w:rPr>
+      </w:pPr>
+      <w:r>
+        <w:rPr>
+          <w:lang w:val="es-ES_tradnl"/>
+        </w:rPr>
+        <w:t>API key gratuita guardada en .env</w:t>
+      </w:r>
+    </w:p>
+    <w:p>
+      <w:pPr>
+        <w:pStyle w:val="Prrafodelista"/>
+        <w:numPr>
+          <w:ilvl w:val="0"/>
+          <w:numId w:val="2"/>
+        </w:numPr>
+        <w:rPr>
+          <w:lang w:val="es-ES_tradnl"/>
+        </w:rPr>
+      </w:pPr>
+      <w:r>
+        <w:rPr>
+          <w:color w:val="0070C0"/>
+          <w:lang w:val="es-ES_tradnl"/>
+        </w:rPr>
+        <w:t xml:space="preserve">Dos pasos: </w:t>
+      </w:r>
+      <w:r>
+        <w:rPr>
+          <w:lang w:val="es-ES_tradnl"/>
+        </w:rPr>
+        <w:t>la petición devuelve una URL y en esa URL están los datos.</w:t>
+      </w:r>
+    </w:p>
+    <w:p>
+      <w:pPr>
+        <w:pStyle w:val="Prrafodelista"/>
+        <w:numPr>
+          <w:ilvl w:val="0"/>
+          <w:numId w:val="2"/>
+        </w:numPr>
+        <w:rPr>
+          <w:lang w:val="es-ES_tradnl"/>
+        </w:rPr>
+      </w:pPr>
+      <w:r>
+        <w:rPr>
+          <w:color w:val="0070C0"/>
+          <w:lang w:val="es-ES_tradnl"/>
+        </w:rPr>
+        <w:t xml:space="preserve">Limites: </w:t>
+      </w:r>
+      <w:r>
+        <w:rPr>
+          <w:lang w:val="es-ES_tradnl"/>
+        </w:rPr>
+        <w:t xml:space="preserve">máximo 6 meses por petición y un numero de peticiones por minuto limitado (error 429) </w:t>
+      </w:r>
+      <w:r>
+        <w:rPr>
+          <w:lang w:val="es-ES_tradnl"/>
+        </w:rPr>
+        <w:sym w:font="Wingdings" w:char="F0E0"/>
+      </w:r>
+      <w:r>
+        <w:rPr>
+          <w:lang w:val="es-ES_tradnl"/>
+        </w:rPr>
+        <w:t xml:space="preserve"> descarga por tramos de 6 meses con pausas.</w:t>
+      </w:r>
+    </w:p>
+    <w:p>
+      <w:pPr>
+        <w:rPr>
+          <w:lang w:val="es-ES_tradnl"/>
+        </w:rPr>
+      </w:pPr>
+    </w:p>
+    <w:p>
+      <w:pPr>
+        <w:rPr>
+          <w:color w:val="00B050"/>
+          <w:lang w:val="es-ES_tradnl"/>
+        </w:rPr>
+      </w:pPr>
+      <w:r>
+        <w:rPr>
+          <w:color w:val="00B050"/>
+          <w:lang w:val="es-ES_tradnl"/>
+        </w:rPr>
+        <w:lastRenderedPageBreak/>
+        <w:t>Decisiones:</w:t>
+      </w:r>
+    </w:p>
+    <w:p>
+      <w:pPr>
+        <w:pStyle w:val="Prrafodelista"/>
+        <w:numPr>
+          <w:ilvl w:val="0"/>
+          <w:numId w:val="2"/>
+        </w:numPr>
+        <w:rPr>
+          <w:lang w:val="es-ES_tradnl"/>
+        </w:rPr>
+      </w:pPr>
+      <w:r>
+        <w:rPr>
+          <w:color w:val="0070C0"/>
+          <w:lang w:val="es-ES_tradnl"/>
+        </w:rPr>
+        <w:t xml:space="preserve">Comprobar la disponibilidad antes de descargar: </w:t>
+      </w:r>
+      <w:r>
+        <w:rPr>
+          <w:lang w:val="es-ES_tradnl"/>
+        </w:rPr>
+        <w:t>muestra de 1994 y de 2026 en las 81 estaciones de la cuenca.</w:t>
+      </w:r>
+    </w:p>
+    <w:p>
+      <w:pPr>
+        <w:pStyle w:val="Prrafodelista"/>
+        <w:numPr>
+          <w:ilvl w:val="0"/>
+          <w:numId w:val="2"/>
+        </w:numPr>
+        <w:rPr>
+          <w:lang w:val="es-ES_tradnl"/>
+        </w:rPr>
+      </w:pPr>
+      <w:r>
+        <w:rPr>
+          <w:color w:val="0070C0"/>
+          <w:lang w:val="es-ES_tradnl"/>
+        </w:rPr>
+        <w:t xml:space="preserve">7 estaciones con datos completos: </w:t>
+      </w:r>
+      <w:r>
+        <w:rPr>
+          <w:lang w:val="es-ES_tradnl"/>
+        </w:rPr>
+        <w:t>Jaén, Córdoba Aeropuerto, Granada Base Aérea, Granada Aeropuerto, Sevilla Aeropuerto, Morón y Villa</w:t>
+      </w:r>
+      <w:r>
+        <w:rPr>
+          <w:lang w:val="es-ES_tradnl"/>
+        </w:rPr>
+        <w:t>r</w:t>
+      </w:r>
+      <w:r>
+        <w:rPr>
+          <w:lang w:val="es-ES_tradnl"/>
+        </w:rPr>
+        <w:t xml:space="preserve">rodrigo. Huelva queda fuera por estar en la costa y fuera de la cuenca. </w:t>
+      </w:r>
+    </w:p>
+    <w:p>
+      <w:pPr>
+        <w:pStyle w:val="Prrafodelista"/>
+        <w:numPr>
+          <w:ilvl w:val="0"/>
+          <w:numId w:val="2"/>
+        </w:numPr>
+        <w:rPr>
+          <w:lang w:val="es-ES_tradnl"/>
+        </w:rPr>
+      </w:pPr>
+      <w:r>
+        <w:rPr>
+          <w:color w:val="0070C0"/>
+          <w:lang w:val="es-ES_tradnl"/>
+        </w:rPr>
+        <w:t xml:space="preserve">Limitación: </w:t>
+      </w:r>
+      <w:r>
+        <w:rPr>
+          <w:lang w:val="es-ES_tradnl"/>
+        </w:rPr>
+        <w:t>las estaciones de montaña son recientes. Usamos estaciones de valle, cuya lluvia sube y baja a la vez que la de la sierra.</w:t>
+      </w:r>
+    </w:p>
+    <w:p>
+      <w:pPr>
+        <w:pStyle w:val="Prrafodelista"/>
+        <w:numPr>
+          <w:ilvl w:val="0"/>
+          <w:numId w:val="2"/>
+        </w:numPr>
+        <w:rPr>
+          <w:lang w:val="es-ES_tradnl"/>
+        </w:rPr>
+      </w:pPr>
+      <w:r>
+        <w:rPr>
+          <w:lang w:val="es-ES_tradnl"/>
+        </w:rPr>
+        <w:t>Lluvia de la cuenca = media de las 7 estaciones.</w:t>
+      </w:r>
+    </w:p>
+    <w:p>
+      <w:pPr>
+        <w:rPr>
+          <w:color w:val="00B050"/>
+          <w:lang w:val="es-ES_tradnl"/>
+        </w:rPr>
+      </w:pPr>
+      <w:r>
+        <w:rPr>
+          <w:color w:val="00B050"/>
+          <w:lang w:val="es-ES_tradnl"/>
+        </w:rPr>
+        <w:t xml:space="preserve">Robustez: </w:t>
+      </w:r>
+    </w:p>
+    <w:p>
+      <w:pPr>
+        <w:pStyle w:val="Prrafodelista"/>
+        <w:numPr>
+          <w:ilvl w:val="0"/>
+          <w:numId w:val="2"/>
+        </w:numPr>
+        <w:rPr>
+          <w:lang w:val="es-ES_tradnl"/>
+        </w:rPr>
+      </w:pPr>
+      <w:r>
+        <w:rPr>
+          <w:color w:val="0070C0"/>
+          <w:lang w:val="es-ES_tradnl"/>
+        </w:rPr>
+        <w:t xml:space="preserve">Try/except: </w:t>
+      </w:r>
+      <w:r>
+        <w:rPr>
+          <w:lang w:val="es-ES_tradnl"/>
+        </w:rPr>
+        <w:t>con reintentos ante respuestas vacías o errores del servidor.</w:t>
+      </w:r>
+    </w:p>
+    <w:p>
+      <w:pPr>
+        <w:pStyle w:val="Prrafodelista"/>
+        <w:numPr>
+          <w:ilvl w:val="0"/>
+          <w:numId w:val="2"/>
+        </w:numPr>
+        <w:rPr>
+          <w:lang w:val="es-ES_tradnl"/>
+        </w:rPr>
+      </w:pPr>
+      <w:r>
+        <w:rPr>
+          <w:lang w:val="es-ES_tradnl"/>
+        </w:rPr>
+        <w:t xml:space="preserve">Un CSV por estación en </w:t>
+      </w:r>
       <w:r>
         <w:rPr>
           <w:i/>
           <w:iCs/>
-          <w:color w:val="0070C0"/>
-          <w:lang w:val="es-ES_tradnl"/>
-        </w:rPr>
-        <w:t>:</w:t>
-      </w:r>
-      <w:r>
-        <w:rPr>
-          <w:color w:val="0070C0"/>
-          <w:lang w:val="es-ES_tradnl"/>
-        </w:rPr>
-        <w:t xml:space="preserve"> </w:t>
-      </w:r>
-      <w:r>
-        <w:rPr>
-          <w:lang w:val="es-ES_tradnl"/>
-        </w:rPr>
-        <w:t>datos limpios por embalse.</w:t>
-      </w:r>
-    </w:p>
-    <w:p>
-      <w:pPr>
-        <w:pStyle w:val="Prrafodelista"/>
-        <w:numPr>
-          <w:ilvl w:val="0"/>
-          <w:numId w:val="2"/>
-        </w:numPr>
-        <w:rPr>
-          <w:lang w:val="es-ES_tradnl"/>
-        </w:rPr>
-      </w:pPr>
-      <w:proofErr w:type="spellStart"/>
-      <w:r>
-        <w:rPr>
-          <w:i/>
-          <w:iCs/>
-          <w:color w:val="0070C0"/>
-          <w:lang w:val="es-ES_tradnl"/>
-        </w:rPr>
-        <w:t>Cuenca_</w:t>
-      </w:r>
-      <w:proofErr w:type="gramStart"/>
-      <w:r>
-        <w:rPr>
-          <w:i/>
-          <w:iCs/>
-          <w:color w:val="0070C0"/>
-          <w:lang w:val="es-ES_tradnl"/>
-        </w:rPr>
-        <w:t>semanal.parquet</w:t>
-      </w:r>
-      <w:proofErr w:type="spellEnd"/>
-      <w:proofErr w:type="gramEnd"/>
-      <w:r>
-        <w:rPr>
-          <w:color w:val="0070C0"/>
-          <w:lang w:val="es-ES_tradnl"/>
-        </w:rPr>
-        <w:t xml:space="preserve">: </w:t>
-      </w:r>
-      <w:r>
-        <w:rPr>
-          <w:lang w:val="es-ES_tradnl"/>
-        </w:rPr>
-        <w:t>serie semanal de la cuenca: volumen, capacidad y % de llenado.</w:t>
+          <w:lang w:val="es-ES_tradnl"/>
+        </w:rPr>
+        <w:t>data/raw/aemet</w:t>
+      </w:r>
+      <w:r>
+        <w:rPr>
+          <w:lang w:val="es-ES_tradnl"/>
+        </w:rPr>
+        <w:t>. Si falla, se reanuda sin repetir lo descargado.</w:t>
+      </w:r>
+    </w:p>
+    <w:p>
+      <w:pPr>
+        <w:rPr>
+          <w:color w:val="00B050"/>
+          <w:lang w:val="es-ES_tradnl"/>
+        </w:rPr>
+      </w:pPr>
+      <w:r>
+        <w:rPr>
+          <w:color w:val="00B050"/>
+          <w:lang w:val="es-ES_tradnl"/>
+        </w:rPr>
+        <w:t>En producción (futuro):</w:t>
+      </w:r>
+    </w:p>
+    <w:p>
+      <w:pPr>
+        <w:pStyle w:val="Prrafodelista"/>
+        <w:numPr>
+          <w:ilvl w:val="0"/>
+          <w:numId w:val="2"/>
+        </w:numPr>
+        <w:rPr>
+          <w:lang w:val="es-ES_tradnl"/>
+        </w:rPr>
+      </w:pPr>
+      <w:r>
+        <w:rPr>
+          <w:color w:val="0070C0"/>
+          <w:lang w:val="es-ES_tradnl"/>
+        </w:rPr>
+        <w:t xml:space="preserve">Carga incremental por semana: </w:t>
+      </w:r>
+      <w:r>
+        <w:rPr>
+          <w:lang w:val="es-ES_tradnl"/>
+        </w:rPr>
+        <w:t>pedir solo los días nuevos desde la última fecha guardada, lanzada por un programador de tareas.</w:t>
       </w:r>
     </w:p>
     <w:p>
@@ -1148,7 +1435,7 @@
           <w:color w:val="EE0000"/>
           <w:lang w:val="es-ES_tradnl"/>
         </w:rPr>
-        <w:t>6. Ingesta de datos de AEMET</w:t>
+        <w:t>7. Limpieza de datos de AEMET</w:t>
       </w:r>
     </w:p>
     <w:p>
@@ -1174,761 +1461,220 @@
         <w:rPr>
           <w:lang w:val="es-ES_tradnl"/>
         </w:rPr>
-        <w:t xml:space="preserve"> descargar la lluvia y temperatura diaria de estaciones de la cuenca desde 1994 hasta hoy, usando la API de AEMET </w:t>
-      </w:r>
-      <w:proofErr w:type="spellStart"/>
-      <w:r>
-        <w:rPr>
-          <w:lang w:val="es-ES_tradnl"/>
-        </w:rPr>
-        <w:t>OpenData</w:t>
-      </w:r>
-      <w:proofErr w:type="spellEnd"/>
-      <w:r>
-        <w:rPr>
-          <w:lang w:val="es-ES_tradnl"/>
-        </w:rPr>
-        <w:t>.</w:t>
-      </w:r>
-    </w:p>
-    <w:p>
-      <w:pPr>
-        <w:pStyle w:val="Prrafodelista"/>
-        <w:numPr>
-          <w:ilvl w:val="0"/>
-          <w:numId w:val="2"/>
-        </w:numPr>
-        <w:rPr>
-          <w:lang w:val="es-ES_tradnl"/>
-        </w:rPr>
-      </w:pPr>
+        <w:t xml:space="preserve"> dejar la lluvia y la temperatura en una serie semanal de la cuenca, con el mismo calendario que los embalses. </w:t>
+      </w:r>
+    </w:p>
+    <w:p>
+      <w:pPr>
+        <w:rPr>
+          <w:color w:val="00B050"/>
+          <w:lang w:val="es-ES_tradnl"/>
+        </w:rPr>
+      </w:pPr>
+      <w:r>
+        <w:rPr>
+          <w:color w:val="00B050"/>
+          <w:lang w:val="es-ES_tradnl"/>
+        </w:rPr>
+        <w:t xml:space="preserve">Decisiones: </w:t>
+      </w:r>
+    </w:p>
+    <w:p>
+      <w:pPr>
+        <w:pStyle w:val="Prrafodelista"/>
+        <w:numPr>
+          <w:ilvl w:val="0"/>
+          <w:numId w:val="2"/>
+        </w:numPr>
+        <w:rPr>
+          <w:lang w:val="es-ES_tradnl"/>
+        </w:rPr>
+      </w:pPr>
+      <w:r>
+        <w:rPr>
+          <w:color w:val="0070C0"/>
+          <w:lang w:val="es-ES_tradnl"/>
+        </w:rPr>
+        <w:t xml:space="preserve">Quitar Villarrodrigo: </w:t>
+      </w:r>
+      <w:r>
+        <w:rPr>
+          <w:lang w:val="es-ES_tradnl"/>
+        </w:rPr>
+        <w:t>le faltan años enteros. Si entra y sale de la media, crea saltos artificiales.</w:t>
+      </w:r>
+    </w:p>
+    <w:p>
+      <w:pPr>
+        <w:pStyle w:val="Prrafodelista"/>
+        <w:numPr>
+          <w:ilvl w:val="0"/>
+          <w:numId w:val="2"/>
+        </w:numPr>
+        <w:rPr>
+          <w:lang w:val="es-ES_tradnl"/>
+        </w:rPr>
+      </w:pPr>
+      <w:r>
+        <w:rPr>
+          <w:color w:val="0070C0"/>
+          <w:lang w:val="es-ES_tradnl"/>
+        </w:rPr>
+        <w:t xml:space="preserve">Quitar Granada Base Aérea: </w:t>
+      </w:r>
+      <w:r>
+        <w:rPr>
+          <w:lang w:val="es-ES_tradnl"/>
+        </w:rPr>
+        <w:t>está muy cerca de Granada Aeropuerto y Granada pesaría el doble.</w:t>
+      </w:r>
+    </w:p>
+    <w:p>
+      <w:pPr>
+        <w:pStyle w:val="Prrafodelista"/>
+        <w:numPr>
+          <w:ilvl w:val="0"/>
+          <w:numId w:val="2"/>
+        </w:numPr>
+        <w:rPr>
+          <w:lang w:val="es-ES_tradnl"/>
+        </w:rPr>
+      </w:pPr>
+      <w:r>
+        <w:rPr>
+          <w:color w:val="0070C0"/>
+          <w:lang w:val="es-ES_tradnl"/>
+        </w:rPr>
+        <w:t xml:space="preserve">5 estaciones finales: </w:t>
+      </w:r>
+      <w:r>
+        <w:t>Jaén, Córdoba Aeropuerto, Granada Aeropuerto, Sevilla Aeropuerto y Morón (una por zona).</w:t>
+      </w:r>
+    </w:p>
+    <w:p>
+      <w:pPr>
+        <w:rPr>
+          <w:color w:val="00B050"/>
+          <w:lang w:val="es-ES_tradnl"/>
+        </w:rPr>
+      </w:pPr>
+      <w:r>
+        <w:rPr>
+          <w:color w:val="00B050"/>
+          <w:lang w:val="es-ES_tradnl"/>
+        </w:rPr>
+        <w:t xml:space="preserve">Limpieza: </w:t>
+      </w:r>
+    </w:p>
+    <w:p>
+      <w:pPr>
+        <w:pStyle w:val="Prrafodelista"/>
+        <w:numPr>
+          <w:ilvl w:val="0"/>
+          <w:numId w:val="2"/>
+        </w:numPr>
+        <w:rPr>
+          <w:lang w:val="es-ES_tradnl"/>
+        </w:rPr>
+      </w:pPr>
+      <w:r>
+        <w:rPr>
+          <w:lang w:val="es-ES_tradnl"/>
+        </w:rPr>
+        <w:t xml:space="preserve">“Ip” (lluvia inapreciable) </w:t>
+      </w:r>
+      <w:r>
+        <w:rPr>
+          <w:lang w:val="es-ES_tradnl"/>
+        </w:rPr>
+        <w:sym w:font="Wingdings" w:char="F0E0"/>
+      </w:r>
+      <w:r>
+        <w:rPr>
+          <w:lang w:val="es-ES_tradnl"/>
+        </w:rPr>
+        <w:t xml:space="preserve"> 0.</w:t>
+      </w:r>
+    </w:p>
+    <w:p>
+      <w:pPr>
+        <w:pStyle w:val="Prrafodelista"/>
+        <w:numPr>
+          <w:ilvl w:val="0"/>
+          <w:numId w:val="2"/>
+        </w:numPr>
+        <w:rPr>
+          <w:lang w:val="es-ES_tradnl"/>
+        </w:rPr>
+      </w:pPr>
+      <w:r>
+        <w:rPr>
+          <w:lang w:val="es-ES_tradnl"/>
+        </w:rPr>
+        <w:t xml:space="preserve">Coma decimal </w:t>
+      </w:r>
+      <w:r>
+        <w:rPr>
+          <w:lang w:val="es-ES_tradnl"/>
+        </w:rPr>
+        <w:sym w:font="Wingdings" w:char="F0E0"/>
+      </w:r>
+      <w:r>
+        <w:rPr>
+          <w:lang w:val="es-ES_tradnl"/>
+        </w:rPr>
+        <w:t xml:space="preserve"> punto, y conversión a número. </w:t>
+      </w:r>
+    </w:p>
+    <w:p>
+      <w:pPr>
+        <w:pStyle w:val="Prrafodelista"/>
+        <w:numPr>
+          <w:ilvl w:val="0"/>
+          <w:numId w:val="2"/>
+        </w:numPr>
+        <w:rPr>
+          <w:lang w:val="es-ES_tradnl"/>
+        </w:rPr>
+      </w:pPr>
+      <w:r>
+        <w:rPr>
+          <w:color w:val="0070C0"/>
+          <w:lang w:val="es-ES_tradnl"/>
+        </w:rPr>
+        <w:t xml:space="preserve">Solo dos variables: </w:t>
+      </w:r>
       <w:r>
         <w:rPr>
           <w:b/>
           <w:bCs/>
           <w:lang w:val="es-ES_tradnl"/>
         </w:rPr>
-        <w:t>Para qué:</w:t>
-      </w:r>
-      <w:r>
-        <w:rPr>
-          <w:lang w:val="es-ES_tradnl"/>
-        </w:rPr>
-        <w:t xml:space="preserve"> el volumen del embalse cambia por lluvia que entra (ríos) y el agua que sale (riego, evaporación). Sin clima, el modelo no sabe qué agua viene en camino.</w:t>
-      </w:r>
-    </w:p>
-    <w:p>
-      <w:pPr>
-        <w:rPr>
-          <w:color w:val="00B050"/>
-          <w:lang w:val="es-ES_tradnl"/>
-        </w:rPr>
-      </w:pPr>
-      <w:r>
-        <w:rPr>
-          <w:color w:val="00B050"/>
-          <w:lang w:val="es-ES_tradnl"/>
-        </w:rPr>
-        <w:t xml:space="preserve">Cómo funciona la API: </w:t>
-      </w:r>
-    </w:p>
-    <w:p>
-      <w:pPr>
-        <w:pStyle w:val="Prrafodelista"/>
-        <w:numPr>
-          <w:ilvl w:val="0"/>
-          <w:numId w:val="2"/>
-        </w:numPr>
-        <w:rPr>
-          <w:lang w:val="es-ES_tradnl"/>
-        </w:rPr>
-      </w:pPr>
-      <w:r>
-        <w:rPr>
-          <w:lang w:val="es-ES_tradnl"/>
-        </w:rPr>
-        <w:t xml:space="preserve">API </w:t>
-      </w:r>
-      <w:proofErr w:type="spellStart"/>
-      <w:r>
-        <w:rPr>
-          <w:lang w:val="es-ES_tradnl"/>
-        </w:rPr>
-        <w:t>key</w:t>
-      </w:r>
-      <w:proofErr w:type="spellEnd"/>
-      <w:r>
-        <w:rPr>
-          <w:lang w:val="es-ES_tradnl"/>
-        </w:rPr>
-        <w:t xml:space="preserve"> gratuita guardada </w:t>
-      </w:r>
-      <w:proofErr w:type="gramStart"/>
-      <w:r>
-        <w:rPr>
-          <w:lang w:val="es-ES_tradnl"/>
-        </w:rPr>
-        <w:t>en .</w:t>
-      </w:r>
-      <w:proofErr w:type="spellStart"/>
-      <w:r>
-        <w:rPr>
-          <w:lang w:val="es-ES_tradnl"/>
-        </w:rPr>
-        <w:t>env</w:t>
-      </w:r>
-      <w:proofErr w:type="spellEnd"/>
-      <w:proofErr w:type="gramEnd"/>
-    </w:p>
-    <w:p>
-      <w:pPr>
-        <w:pStyle w:val="Prrafodelista"/>
-        <w:numPr>
-          <w:ilvl w:val="0"/>
-          <w:numId w:val="2"/>
-        </w:numPr>
-        <w:rPr>
-          <w:lang w:val="es-ES_tradnl"/>
-        </w:rPr>
-      </w:pPr>
-      <w:r>
-        <w:rPr>
-          <w:color w:val="0070C0"/>
-          <w:lang w:val="es-ES_tradnl"/>
-        </w:rPr>
-        <w:t xml:space="preserve">Dos pasos: </w:t>
-      </w:r>
-      <w:r>
-        <w:rPr>
-          <w:lang w:val="es-ES_tradnl"/>
-        </w:rPr>
-        <w:t>la petición devuelve una URL y en esa URL están los datos.</w:t>
-      </w:r>
-    </w:p>
-    <w:p>
-      <w:pPr>
-        <w:pStyle w:val="Prrafodelista"/>
-        <w:numPr>
-          <w:ilvl w:val="0"/>
-          <w:numId w:val="2"/>
-        </w:numPr>
-        <w:rPr>
-          <w:lang w:val="es-ES_tradnl"/>
-        </w:rPr>
-      </w:pPr>
-      <w:r>
-        <w:rPr>
-          <w:color w:val="0070C0"/>
-          <w:lang w:val="es-ES_tradnl"/>
-        </w:rPr>
-        <w:t xml:space="preserve">Limites: </w:t>
-      </w:r>
-      <w:r>
-        <w:rPr>
-          <w:lang w:val="es-ES_tradnl"/>
-        </w:rPr>
-        <w:t xml:space="preserve">máximo 6 meses por petición y un </w:t>
-      </w:r>
-      <w:proofErr w:type="spellStart"/>
-      <w:r>
-        <w:rPr>
-          <w:lang w:val="es-ES_tradnl"/>
-        </w:rPr>
-        <w:t>numero</w:t>
-      </w:r>
-      <w:proofErr w:type="spellEnd"/>
-      <w:r>
-        <w:rPr>
-          <w:lang w:val="es-ES_tradnl"/>
-        </w:rPr>
-        <w:t xml:space="preserve"> de peticiones por minuto limitado (error 429) </w:t>
-      </w:r>
-      <w:r>
-        <w:rPr>
-          <w:lang w:val="es-ES_tradnl"/>
-        </w:rPr>
-        <w:sym w:font="Wingdings" w:char="F0E0"/>
-      </w:r>
-      <w:r>
-        <w:rPr>
-          <w:lang w:val="es-ES_tradnl"/>
-        </w:rPr>
-        <w:t xml:space="preserve"> descarga por tramos de 6 meses con pausas.</w:t>
-      </w:r>
-    </w:p>
-    <w:p>
-      <w:pPr>
-        <w:rPr>
-          <w:lang w:val="es-ES_tradnl"/>
-        </w:rPr>
-      </w:pPr>
-    </w:p>
-    <w:p>
-      <w:pPr>
-        <w:rPr>
-          <w:color w:val="00B050"/>
-          <w:lang w:val="es-ES_tradnl"/>
-        </w:rPr>
-      </w:pPr>
-      <w:r>
-        <w:rPr>
-          <w:color w:val="00B050"/>
-          <w:lang w:val="es-ES_tradnl"/>
-        </w:rPr>
-        <w:lastRenderedPageBreak/>
-        <w:t>Decisiones:</w:t>
-      </w:r>
-    </w:p>
-    <w:p>
-      <w:pPr>
-        <w:pStyle w:val="Prrafodelista"/>
-        <w:numPr>
-          <w:ilvl w:val="0"/>
-          <w:numId w:val="2"/>
-        </w:numPr>
-        <w:rPr>
-          <w:lang w:val="es-ES_tradnl"/>
-        </w:rPr>
-      </w:pPr>
-      <w:r>
-        <w:rPr>
-          <w:color w:val="0070C0"/>
-          <w:lang w:val="es-ES_tradnl"/>
-        </w:rPr>
-        <w:t xml:space="preserve">Comprobar la disponibilidad antes de descargar: </w:t>
-      </w:r>
-      <w:r>
-        <w:rPr>
-          <w:lang w:val="es-ES_tradnl"/>
-        </w:rPr>
-        <w:t>muestra de 1994 y de 2026 en las 81 estaciones de la cuenca.</w:t>
-      </w:r>
-    </w:p>
-    <w:p>
-      <w:pPr>
-        <w:pStyle w:val="Prrafodelista"/>
-        <w:numPr>
-          <w:ilvl w:val="0"/>
-          <w:numId w:val="2"/>
-        </w:numPr>
-        <w:rPr>
-          <w:lang w:val="es-ES_tradnl"/>
-        </w:rPr>
-      </w:pPr>
-      <w:r>
-        <w:rPr>
-          <w:color w:val="0070C0"/>
-          <w:lang w:val="es-ES_tradnl"/>
-        </w:rPr>
-        <w:t xml:space="preserve">7 estaciones con datos completos: </w:t>
-      </w:r>
-      <w:r>
-        <w:rPr>
-          <w:lang w:val="es-ES_tradnl"/>
-        </w:rPr>
-        <w:t xml:space="preserve">Jaén, Córdoba Aeropuerto, Granada Base Aérea, Granada Aeropuerto, Sevilla Aeropuerto, Morón y </w:t>
-      </w:r>
-      <w:proofErr w:type="spellStart"/>
-      <w:r>
-        <w:rPr>
-          <w:lang w:val="es-ES_tradnl"/>
-        </w:rPr>
-        <w:t>Villa</w:t>
-      </w:r>
-      <w:r>
-        <w:rPr>
-          <w:lang w:val="es-ES_tradnl"/>
-        </w:rPr>
-        <w:t>r</w:t>
-      </w:r>
-      <w:r>
-        <w:rPr>
-          <w:lang w:val="es-ES_tradnl"/>
-        </w:rPr>
-        <w:t>rodrigo</w:t>
-      </w:r>
-      <w:proofErr w:type="spellEnd"/>
-      <w:r>
-        <w:rPr>
-          <w:lang w:val="es-ES_tradnl"/>
-        </w:rPr>
-        <w:t xml:space="preserve">. Huelva queda fuera por estar en la costa y fuera de la cuenca. </w:t>
-      </w:r>
-    </w:p>
-    <w:p>
-      <w:pPr>
-        <w:pStyle w:val="Prrafodelista"/>
-        <w:numPr>
-          <w:ilvl w:val="0"/>
-          <w:numId w:val="2"/>
-        </w:numPr>
-        <w:rPr>
-          <w:lang w:val="es-ES_tradnl"/>
-        </w:rPr>
-      </w:pPr>
-      <w:r>
-        <w:rPr>
-          <w:color w:val="0070C0"/>
-          <w:lang w:val="es-ES_tradnl"/>
-        </w:rPr>
-        <w:t xml:space="preserve">Limitación: </w:t>
-      </w:r>
-      <w:r>
-        <w:rPr>
-          <w:lang w:val="es-ES_tradnl"/>
-        </w:rPr>
-        <w:t>las estaciones de montaña son recientes. Usamos estaciones de valle, cuya lluvia sube y baja a la vez que la de la sierra.</w:t>
-      </w:r>
-    </w:p>
-    <w:p>
-      <w:pPr>
-        <w:pStyle w:val="Prrafodelista"/>
-        <w:numPr>
-          <w:ilvl w:val="0"/>
-          <w:numId w:val="2"/>
-        </w:numPr>
-        <w:rPr>
-          <w:lang w:val="es-ES_tradnl"/>
-        </w:rPr>
-      </w:pPr>
-      <w:r>
-        <w:rPr>
-          <w:lang w:val="es-ES_tradnl"/>
-        </w:rPr>
-        <w:t>Lluvia de la cuenca = media de las 7 estaciones.</w:t>
-      </w:r>
-    </w:p>
-    <w:p>
-      <w:pPr>
-        <w:rPr>
-          <w:color w:val="00B050"/>
-          <w:lang w:val="es-ES_tradnl"/>
-        </w:rPr>
-      </w:pPr>
-      <w:r>
-        <w:rPr>
-          <w:color w:val="00B050"/>
-          <w:lang w:val="es-ES_tradnl"/>
-        </w:rPr>
-        <w:t xml:space="preserve">Robustez: </w:t>
-      </w:r>
-    </w:p>
-    <w:p>
-      <w:pPr>
-        <w:pStyle w:val="Prrafodelista"/>
-        <w:numPr>
-          <w:ilvl w:val="0"/>
-          <w:numId w:val="2"/>
-        </w:numPr>
-        <w:rPr>
-          <w:lang w:val="es-ES_tradnl"/>
-        </w:rPr>
-      </w:pPr>
-      <w:r>
-        <w:rPr>
-          <w:color w:val="0070C0"/>
-          <w:lang w:val="es-ES_tradnl"/>
-        </w:rPr>
-        <w:t>Try/</w:t>
-      </w:r>
-      <w:proofErr w:type="spellStart"/>
-      <w:r>
-        <w:rPr>
-          <w:color w:val="0070C0"/>
-          <w:lang w:val="es-ES_tradnl"/>
-        </w:rPr>
-        <w:t>except</w:t>
-      </w:r>
-      <w:proofErr w:type="spellEnd"/>
-      <w:r>
-        <w:rPr>
-          <w:color w:val="0070C0"/>
-          <w:lang w:val="es-ES_tradnl"/>
-        </w:rPr>
-        <w:t xml:space="preserve">: </w:t>
-      </w:r>
-      <w:r>
-        <w:rPr>
-          <w:lang w:val="es-ES_tradnl"/>
-        </w:rPr>
-        <w:t>con reintentos ante respuestas vacías o errores del servidor.</w:t>
-      </w:r>
-    </w:p>
-    <w:p>
-      <w:pPr>
-        <w:pStyle w:val="Prrafodelista"/>
-        <w:numPr>
-          <w:ilvl w:val="0"/>
-          <w:numId w:val="2"/>
-        </w:numPr>
-        <w:rPr>
-          <w:lang w:val="es-ES_tradnl"/>
-        </w:rPr>
-      </w:pPr>
-      <w:r>
-        <w:rPr>
-          <w:lang w:val="es-ES_tradnl"/>
-        </w:rPr>
-        <w:t xml:space="preserve">Un CSV por estación en </w:t>
-      </w:r>
-      <w:r>
-        <w:rPr>
-          <w:i/>
-          <w:iCs/>
-          <w:lang w:val="es-ES_tradnl"/>
-        </w:rPr>
-        <w:t>data/raw/</w:t>
-      </w:r>
-      <w:proofErr w:type="spellStart"/>
-      <w:r>
-        <w:rPr>
-          <w:i/>
-          <w:iCs/>
-          <w:lang w:val="es-ES_tradnl"/>
-        </w:rPr>
-        <w:t>aemet</w:t>
-      </w:r>
-      <w:proofErr w:type="spellEnd"/>
-      <w:r>
-        <w:rPr>
-          <w:lang w:val="es-ES_tradnl"/>
-        </w:rPr>
-        <w:t>. Si falla, se reanuda sin repetir lo descargado.</w:t>
-      </w:r>
-    </w:p>
-    <w:p>
-      <w:pPr>
-        <w:rPr>
-          <w:color w:val="00B050"/>
-          <w:lang w:val="es-ES_tradnl"/>
-        </w:rPr>
-      </w:pPr>
-      <w:r>
-        <w:rPr>
-          <w:color w:val="00B050"/>
-          <w:lang w:val="es-ES_tradnl"/>
-        </w:rPr>
-        <w:t>En producción (futuro):</w:t>
-      </w:r>
-    </w:p>
-    <w:p>
-      <w:pPr>
-        <w:pStyle w:val="Prrafodelista"/>
-        <w:numPr>
-          <w:ilvl w:val="0"/>
-          <w:numId w:val="2"/>
-        </w:numPr>
-        <w:rPr>
-          <w:lang w:val="es-ES_tradnl"/>
-        </w:rPr>
-      </w:pPr>
-      <w:r>
-        <w:rPr>
-          <w:color w:val="0070C0"/>
-          <w:lang w:val="es-ES_tradnl"/>
-        </w:rPr>
-        <w:t xml:space="preserve">Carga incremental por semana: </w:t>
-      </w:r>
-      <w:r>
-        <w:rPr>
-          <w:lang w:val="es-ES_tradnl"/>
-        </w:rPr>
-        <w:t>pedir solo los días nuevos desde la última fecha guardada, lanzada por un programador de tareas.</w:t>
-      </w:r>
-    </w:p>
-    <w:p>
-      <w:pPr>
-        <w:rPr>
-          <w:lang w:val="es-ES_tradnl"/>
-        </w:rPr>
-      </w:pPr>
-    </w:p>
-    <w:p>
-      <w:pPr>
-        <w:rPr>
-          <w:color w:val="EE0000"/>
-          <w:lang w:val="es-ES_tradnl"/>
-        </w:rPr>
-      </w:pPr>
-      <w:r>
-        <w:rPr>
-          <w:color w:val="EE0000"/>
-          <w:lang w:val="es-ES_tradnl"/>
-        </w:rPr>
-        <w:t>7. Limpieza de datos de AEMET</w:t>
-      </w:r>
-    </w:p>
-    <w:p>
-      <w:pPr>
-        <w:pStyle w:val="Prrafodelista"/>
-        <w:numPr>
-          <w:ilvl w:val="0"/>
-          <w:numId w:val="2"/>
-        </w:numPr>
-        <w:rPr>
-          <w:lang w:val="es-ES_tradnl"/>
-        </w:rPr>
-      </w:pPr>
+        <w:t>prec</w:t>
+      </w:r>
+      <w:r>
+        <w:rPr>
+          <w:lang w:val="es-ES_tradnl"/>
+        </w:rPr>
+        <w:t xml:space="preserve"> (lluvia diaria en mm; 1mm = </w:t>
+      </w:r>
+      <w:r>
+        <w:t>1 L/m²</w:t>
+      </w:r>
+      <w:r>
+        <w:rPr>
+          <w:lang w:val="es-ES_tradnl"/>
+        </w:rPr>
+        <w:t xml:space="preserve">) y </w:t>
+      </w:r>
       <w:r>
         <w:rPr>
           <w:b/>
           <w:bCs/>
           <w:lang w:val="es-ES_tradnl"/>
         </w:rPr>
-        <w:t>Qué es:</w:t>
-      </w:r>
-      <w:r>
-        <w:rPr>
-          <w:lang w:val="es-ES_tradnl"/>
-        </w:rPr>
-        <w:t xml:space="preserve"> dejar la lluvia y la temperatura en una serie semanal de la cuenca, con el mismo calendario que los embalses. </w:t>
-      </w:r>
-    </w:p>
-    <w:p>
-      <w:pPr>
-        <w:rPr>
-          <w:color w:val="00B050"/>
-          <w:lang w:val="es-ES_tradnl"/>
-        </w:rPr>
-      </w:pPr>
-      <w:r>
-        <w:rPr>
-          <w:color w:val="00B050"/>
-          <w:lang w:val="es-ES_tradnl"/>
-        </w:rPr>
-        <w:t xml:space="preserve">Decisiones: </w:t>
-      </w:r>
-    </w:p>
-    <w:p>
-      <w:pPr>
-        <w:pStyle w:val="Prrafodelista"/>
-        <w:numPr>
-          <w:ilvl w:val="0"/>
-          <w:numId w:val="2"/>
-        </w:numPr>
-        <w:rPr>
-          <w:lang w:val="es-ES_tradnl"/>
-        </w:rPr>
-      </w:pPr>
-      <w:r>
-        <w:rPr>
-          <w:color w:val="0070C0"/>
-          <w:lang w:val="es-ES_tradnl"/>
-        </w:rPr>
-        <w:t xml:space="preserve">Quitar </w:t>
-      </w:r>
-      <w:proofErr w:type="spellStart"/>
-      <w:r>
-        <w:rPr>
-          <w:color w:val="0070C0"/>
-          <w:lang w:val="es-ES_tradnl"/>
-        </w:rPr>
-        <w:t>Villarrodrigo</w:t>
-      </w:r>
-      <w:proofErr w:type="spellEnd"/>
-      <w:r>
-        <w:rPr>
-          <w:color w:val="0070C0"/>
-          <w:lang w:val="es-ES_tradnl"/>
-        </w:rPr>
-        <w:t xml:space="preserve">: </w:t>
-      </w:r>
-      <w:r>
-        <w:rPr>
-          <w:lang w:val="es-ES_tradnl"/>
-        </w:rPr>
-        <w:t>le faltan años enteros. Si entra y sale de la media, crea saltos artificiales.</w:t>
-      </w:r>
-    </w:p>
-    <w:p>
-      <w:pPr>
-        <w:pStyle w:val="Prrafodelista"/>
-        <w:numPr>
-          <w:ilvl w:val="0"/>
-          <w:numId w:val="2"/>
-        </w:numPr>
-        <w:rPr>
-          <w:lang w:val="es-ES_tradnl"/>
-        </w:rPr>
-      </w:pPr>
-      <w:r>
-        <w:rPr>
-          <w:color w:val="0070C0"/>
-          <w:lang w:val="es-ES_tradnl"/>
-        </w:rPr>
-        <w:t xml:space="preserve">Quitar Granada Base Aérea: </w:t>
-      </w:r>
-      <w:r>
-        <w:rPr>
-          <w:lang w:val="es-ES_tradnl"/>
-        </w:rPr>
-        <w:t>está muy cerca de Granada Aeropuerto y Granada pesaría el doble.</w:t>
-      </w:r>
-    </w:p>
-    <w:p>
-      <w:pPr>
-        <w:pStyle w:val="Prrafodelista"/>
-        <w:numPr>
-          <w:ilvl w:val="0"/>
-          <w:numId w:val="2"/>
-        </w:numPr>
-        <w:rPr>
-          <w:lang w:val="es-ES_tradnl"/>
-        </w:rPr>
-      </w:pPr>
-      <w:r>
-        <w:rPr>
-          <w:color w:val="0070C0"/>
-          <w:lang w:val="es-ES_tradnl"/>
-        </w:rPr>
-        <w:t xml:space="preserve">5 estaciones finales: </w:t>
-      </w:r>
-      <w:r>
-        <w:t>Jaén, Córdoba Aeropuerto, Granada Aeropuerto, Sevilla Aeropuerto y Morón (una por zona).</w:t>
-      </w:r>
-    </w:p>
-    <w:p>
-      <w:pPr>
-        <w:rPr>
-          <w:color w:val="00B050"/>
-          <w:lang w:val="es-ES_tradnl"/>
-        </w:rPr>
-      </w:pPr>
-      <w:r>
-        <w:rPr>
-          <w:color w:val="00B050"/>
-          <w:lang w:val="es-ES_tradnl"/>
-        </w:rPr>
-        <w:t xml:space="preserve">Limpieza: </w:t>
-      </w:r>
-    </w:p>
-    <w:p>
-      <w:pPr>
-        <w:pStyle w:val="Prrafodelista"/>
-        <w:numPr>
-          <w:ilvl w:val="0"/>
-          <w:numId w:val="2"/>
-        </w:numPr>
-        <w:rPr>
-          <w:lang w:val="es-ES_tradnl"/>
-        </w:rPr>
-      </w:pPr>
-      <w:r>
-        <w:rPr>
-          <w:lang w:val="es-ES_tradnl"/>
-        </w:rPr>
-        <w:t>“</w:t>
-      </w:r>
-      <w:proofErr w:type="spellStart"/>
-      <w:r>
-        <w:rPr>
-          <w:lang w:val="es-ES_tradnl"/>
-        </w:rPr>
-        <w:t>Ip</w:t>
-      </w:r>
-      <w:proofErr w:type="spellEnd"/>
-      <w:r>
-        <w:rPr>
-          <w:lang w:val="es-ES_tradnl"/>
-        </w:rPr>
-        <w:t xml:space="preserve">” (lluvia inapreciable) </w:t>
-      </w:r>
-      <w:r>
-        <w:rPr>
-          <w:lang w:val="es-ES_tradnl"/>
-        </w:rPr>
-        <w:sym w:font="Wingdings" w:char="F0E0"/>
-      </w:r>
-      <w:r>
-        <w:rPr>
-          <w:lang w:val="es-ES_tradnl"/>
-        </w:rPr>
-        <w:t xml:space="preserve"> 0.</w:t>
-      </w:r>
-    </w:p>
-    <w:p>
-      <w:pPr>
-        <w:pStyle w:val="Prrafodelista"/>
-        <w:numPr>
-          <w:ilvl w:val="0"/>
-          <w:numId w:val="2"/>
-        </w:numPr>
-        <w:rPr>
-          <w:lang w:val="es-ES_tradnl"/>
-        </w:rPr>
-      </w:pPr>
-      <w:r>
-        <w:rPr>
-          <w:lang w:val="es-ES_tradnl"/>
-        </w:rPr>
-        <w:t xml:space="preserve">Coma decimal </w:t>
-      </w:r>
-      <w:r>
-        <w:rPr>
-          <w:lang w:val="es-ES_tradnl"/>
-        </w:rPr>
-        <w:sym w:font="Wingdings" w:char="F0E0"/>
-      </w:r>
-      <w:r>
-        <w:rPr>
-          <w:lang w:val="es-ES_tradnl"/>
-        </w:rPr>
-        <w:t xml:space="preserve"> punto, y conversión a número. </w:t>
-      </w:r>
-    </w:p>
-    <w:p>
-      <w:pPr>
-        <w:pStyle w:val="Prrafodelista"/>
-        <w:numPr>
-          <w:ilvl w:val="0"/>
-          <w:numId w:val="2"/>
-        </w:numPr>
-        <w:rPr>
-          <w:lang w:val="es-ES_tradnl"/>
-        </w:rPr>
-      </w:pPr>
-      <w:r>
-        <w:rPr>
-          <w:color w:val="0070C0"/>
-          <w:lang w:val="es-ES_tradnl"/>
-        </w:rPr>
-        <w:t xml:space="preserve">Solo dos variables: </w:t>
-      </w:r>
-      <w:proofErr w:type="spellStart"/>
-      <w:r>
-        <w:rPr>
-          <w:b/>
-          <w:bCs/>
-          <w:lang w:val="es-ES_tradnl"/>
-        </w:rPr>
-        <w:t>prec</w:t>
-      </w:r>
-      <w:proofErr w:type="spellEnd"/>
-      <w:r>
-        <w:rPr>
-          <w:lang w:val="es-ES_tradnl"/>
-        </w:rPr>
-        <w:t xml:space="preserve"> (lluvia diaria en mm; 1mm = </w:t>
-      </w:r>
-      <w:r>
-        <w:t>1 L/m²</w:t>
-      </w:r>
-      <w:r>
-        <w:rPr>
-          <w:lang w:val="es-ES_tradnl"/>
-        </w:rPr>
-        <w:t xml:space="preserve">) y </w:t>
-      </w:r>
-      <w:proofErr w:type="spellStart"/>
-      <w:r>
-        <w:rPr>
-          <w:b/>
-          <w:bCs/>
-          <w:lang w:val="es-ES_tradnl"/>
-        </w:rPr>
         <w:t>tmed</w:t>
       </w:r>
-      <w:proofErr w:type="spellEnd"/>
       <w:r>
         <w:rPr>
           <w:lang w:val="es-ES_tradnl"/>
@@ -2053,7 +1799,6 @@
         </w:rPr>
         <w:t xml:space="preserve">Guardado en </w:t>
       </w:r>
-      <w:proofErr w:type="spellStart"/>
       <w:r>
         <w:rPr>
           <w:b/>
@@ -2062,30 +1807,522 @@
           <w:iCs/>
           <w:lang w:val="es-ES_tradnl"/>
         </w:rPr>
-        <w:t>clima_</w:t>
-      </w:r>
-      <w:proofErr w:type="gramStart"/>
+        <w:t>clima_semanal.parquet.</w:t>
+      </w:r>
+    </w:p>
+    <w:p>
+      <w:pPr>
+        <w:rPr>
+          <w:lang w:val="es-ES_tradnl"/>
+        </w:rPr>
+      </w:pPr>
+    </w:p>
+    <w:p>
+      <w:pPr>
+        <w:rPr>
+          <w:lang w:val="es-ES_tradnl"/>
+        </w:rPr>
+      </w:pPr>
+    </w:p>
+    <w:p>
+      <w:pPr>
+        <w:rPr>
+          <w:color w:val="EE0000"/>
+          <w:lang w:val="es-ES_tradnl"/>
+        </w:rPr>
+      </w:pPr>
+      <w:r>
+        <w:rPr>
+          <w:color w:val="EE0000"/>
+          <w:lang w:val="es-ES_tradnl"/>
+        </w:rPr>
+        <w:t>8. EDA</w:t>
+      </w:r>
+      <w:r>
+        <w:rPr>
+          <w:color w:val="EE0000"/>
+          <w:lang w:val="es-ES_tradnl"/>
+        </w:rPr>
+        <w:t xml:space="preserve"> (Análisis Exploratorio)</w:t>
+      </w:r>
+    </w:p>
+    <w:p>
+      <w:pPr>
+        <w:pStyle w:val="Prrafodelista"/>
+        <w:numPr>
+          <w:ilvl w:val="0"/>
+          <w:numId w:val="2"/>
+        </w:numPr>
+        <w:rPr>
+          <w:lang w:val="es-ES_tradnl"/>
+        </w:rPr>
+      </w:pPr>
       <w:r>
         <w:rPr>
           <w:b/>
           <w:bCs/>
-          <w:i/>
-          <w:iCs/>
-          <w:lang w:val="es-ES_tradnl"/>
-        </w:rPr>
-        <w:t>semanal.parquet</w:t>
-      </w:r>
-      <w:proofErr w:type="spellEnd"/>
-      <w:proofErr w:type="gramEnd"/>
+          <w:lang w:val="es-ES_tradnl"/>
+        </w:rPr>
+        <w:t>Qué es:</w:t>
+      </w:r>
+      <w:r>
+        <w:rPr>
+          <w:lang w:val="es-ES_tradnl"/>
+        </w:rPr>
+        <w:t xml:space="preserve"> entender cómo se comportan los datos antes de modelar, y qué variables necesitará el modelo.</w:t>
+      </w:r>
+    </w:p>
+    <w:p>
+      <w:pPr>
+        <w:rPr>
+          <w:color w:val="00B050"/>
+          <w:lang w:val="es-ES_tradnl"/>
+        </w:rPr>
+      </w:pPr>
+      <w:r>
+        <w:rPr>
+          <w:color w:val="00B050"/>
+          <w:lang w:val="es-ES_tradnl"/>
+        </w:rPr>
+        <w:t>Conclusiones:</w:t>
+      </w:r>
+    </w:p>
+    <w:p>
+      <w:pPr>
+        <w:pStyle w:val="Prrafodelista"/>
+        <w:numPr>
+          <w:ilvl w:val="0"/>
+          <w:numId w:val="4"/>
+        </w:numPr>
+        <w:rPr>
+          <w:lang w:val="es-ES_tradnl"/>
+        </w:rPr>
+      </w:pPr>
+      <w:r>
+        <w:rPr>
+          <w:color w:val="0070C0"/>
+          <w:lang w:val="es-ES_tradnl"/>
+        </w:rPr>
+        <w:t xml:space="preserve">Estacionalidad: </w:t>
+      </w:r>
+      <w:r>
+        <w:rPr>
+          <w:lang w:val="es-ES_tradnl"/>
+        </w:rPr>
+        <w:t>llueve de octubre a abril. El volumen sube de noviembre a abril (más en enero y febrero, con un mes de retraso) y baja de junio a septiembre (máximo en julio, -77</w:t>
+      </w:r>
+      <w:r>
+        <w:t>hm³</w:t>
+      </w:r>
+      <w:r>
+        <w:t xml:space="preserve"> por semana</w:t>
+      </w:r>
+      <w:r>
+        <w:rPr>
+          <w:lang w:val="es-ES_tradnl"/>
+        </w:rPr>
+        <w:t>).</w:t>
+      </w:r>
+    </w:p>
+    <w:p>
+      <w:pPr>
+        <w:pStyle w:val="Prrafodelista"/>
+        <w:numPr>
+          <w:ilvl w:val="0"/>
+          <w:numId w:val="4"/>
+        </w:numPr>
+        <w:rPr>
+          <w:lang w:val="es-ES_tradnl"/>
+        </w:rPr>
+      </w:pPr>
+      <w:r>
+        <w:rPr>
+          <w:color w:val="0070C0"/>
+          <w:lang w:val="es-ES_tradnl"/>
+        </w:rPr>
+        <w:t xml:space="preserve">Memoria del sistema: </w:t>
+      </w:r>
+      <w:r>
+        <w:rPr>
+          <w:lang w:val="es-ES_tradnl"/>
+        </w:rPr>
+        <w:t>un año seco tras años húmedos no causa sequía (2012). Las sequias graves vienen de varios años seguidos por debajo de lo normal (2005-2009, 2017-2024).</w:t>
+      </w:r>
+    </w:p>
+    <w:p>
+      <w:pPr>
+        <w:pStyle w:val="Prrafodelista"/>
+        <w:numPr>
+          <w:ilvl w:val="0"/>
+          <w:numId w:val="4"/>
+        </w:numPr>
+        <w:rPr>
+          <w:lang w:val="es-ES_tradnl"/>
+        </w:rPr>
+      </w:pPr>
+      <w:r>
+        <w:rPr>
+          <w:color w:val="0070C0"/>
+          <w:lang w:val="es-ES_tradnl"/>
+        </w:rPr>
+        <w:t xml:space="preserve">Lluvia frente a volumen: </w:t>
+      </w:r>
+      <w:r>
+        <w:rPr>
+          <w:lang w:val="es-ES_tradnl"/>
+        </w:rPr>
+        <w:t>correlación de 0,51 a 1 semana y de 0,78 a 4 semanas la lluvia acumulada explica mucho mejor el cambio. La relación no es lineal (curva y abanico).</w:t>
+      </w:r>
+    </w:p>
+    <w:p>
+      <w:pPr>
+        <w:pStyle w:val="Prrafodelista"/>
+        <w:numPr>
+          <w:ilvl w:val="0"/>
+          <w:numId w:val="4"/>
+        </w:numPr>
+        <w:rPr>
+          <w:lang w:val="es-ES_tradnl"/>
+        </w:rPr>
+      </w:pPr>
+      <w:r>
+        <w:rPr>
+          <w:color w:val="0070C0"/>
+          <w:lang w:val="es-ES_tradnl"/>
+        </w:rPr>
+        <w:t xml:space="preserve">Retraso: </w:t>
+      </w:r>
+      <w:r>
+        <w:rPr>
+          <w:lang w:val="es-ES_tradnl"/>
+        </w:rPr>
+        <w:t xml:space="preserve">la lluvia </w:t>
+      </w:r>
+      <w:r>
+        <w:rPr>
+          <w:lang w:val="es-ES_tradnl"/>
+        </w:rPr>
+        <w:t>s</w:t>
+      </w:r>
+      <w:r>
+        <w:rPr>
+          <w:lang w:val="es-ES_tradnl"/>
+        </w:rPr>
+        <w:t>e nota sobre todo 1 semana después (0,66) y su efecto dura hasta 8 semanas (caudal base).</w:t>
+      </w:r>
+    </w:p>
+    <w:p>
+      <w:pPr>
+        <w:pStyle w:val="Prrafodelista"/>
+        <w:numPr>
+          <w:ilvl w:val="0"/>
+          <w:numId w:val="4"/>
+        </w:numPr>
+        <w:rPr>
+          <w:lang w:val="es-ES_tradnl"/>
+        </w:rPr>
+      </w:pPr>
+      <w:r>
+        <w:rPr>
+          <w:color w:val="0070C0"/>
+          <w:lang w:val="es-ES_tradnl"/>
+        </w:rPr>
+        <w:t xml:space="preserve">Suelo seco: </w:t>
+      </w:r>
+      <w:r>
+        <w:rPr>
+          <w:lang w:val="es-ES_tradnl"/>
+        </w:rPr>
+        <w:t>con la misma lluvia, en otoño el volumen sube mucho menos que en inverno (50-100 mm: +31 frente a +206</w:t>
+      </w:r>
+      <w:r>
+        <w:t>hm³</w:t>
+      </w:r>
+      <w:r>
+        <w:rPr>
+          <w:lang w:val="es-ES_tradnl"/>
+        </w:rPr>
+        <w:t>)</w:t>
+      </w:r>
+    </w:p>
+    <w:p>
+      <w:pPr>
+        <w:pStyle w:val="Prrafodelista"/>
+        <w:numPr>
+          <w:ilvl w:val="0"/>
+          <w:numId w:val="4"/>
+        </w:numPr>
+        <w:rPr>
+          <w:lang w:val="es-ES_tradnl"/>
+        </w:rPr>
+      </w:pPr>
+      <w:r>
+        <w:rPr>
+          <w:color w:val="0070C0"/>
+          <w:lang w:val="es-ES_tradnl"/>
+        </w:rPr>
+        <w:t xml:space="preserve">Temperatura: </w:t>
+      </w:r>
+      <w:r>
+        <w:rPr>
+          <w:lang w:val="es-ES_tradnl"/>
+        </w:rPr>
+        <w:t>por encima de 20 ºC el volumen baja con fuerza (riego y evaporación). Va ligada a la época del año.</w:t>
+      </w:r>
+    </w:p>
+    <w:p>
+      <w:pPr>
+        <w:rPr>
+          <w:color w:val="00B050"/>
+          <w:lang w:val="es-ES_tradnl"/>
+        </w:rPr>
+      </w:pPr>
+    </w:p>
+    <w:p>
+      <w:pPr>
+        <w:rPr>
+          <w:color w:val="00B050"/>
+          <w:lang w:val="es-ES_tradnl"/>
+        </w:rPr>
+      </w:pPr>
+      <w:r>
+        <w:rPr>
+          <w:color w:val="00B050"/>
+          <w:lang w:val="es-ES_tradnl"/>
+        </w:rPr>
+        <w:t>Variables que necesita el modelo:</w:t>
+      </w:r>
+    </w:p>
+    <w:p>
+      <w:pPr>
+        <w:pStyle w:val="Prrafodelista"/>
+        <w:numPr>
+          <w:ilvl w:val="0"/>
+          <w:numId w:val="2"/>
+        </w:numPr>
+        <w:rPr>
+          <w:lang w:val="es-ES_tradnl"/>
+        </w:rPr>
+      </w:pPr>
+      <w:r>
+        <w:rPr>
+          <w:lang w:val="es-ES_tradnl"/>
+        </w:rPr>
+        <w:t>Volumen actual y cambios de semanas anteriores (memoria).</w:t>
+      </w:r>
+    </w:p>
+    <w:p>
+      <w:pPr>
+        <w:pStyle w:val="Prrafodelista"/>
+        <w:numPr>
+          <w:ilvl w:val="0"/>
+          <w:numId w:val="2"/>
+        </w:numPr>
+        <w:rPr>
+          <w:lang w:val="es-ES_tradnl"/>
+        </w:rPr>
+      </w:pPr>
+      <w:r>
+        <w:rPr>
+          <w:lang w:val="es-ES_tradnl"/>
+        </w:rPr>
+        <w:t xml:space="preserve">Lluvia de las </w:t>
+      </w:r>
+      <w:r>
+        <w:rPr>
+          <w:lang w:val="es-ES_tradnl"/>
+        </w:rPr>
+        <w:t>últimas</w:t>
+      </w:r>
+      <w:r>
+        <w:rPr>
+          <w:lang w:val="es-ES_tradnl"/>
+        </w:rPr>
+        <w:t xml:space="preserve"> semanas y lluvia acumulada a 4, 12 y 26 semanas.</w:t>
+      </w:r>
+    </w:p>
+    <w:p>
+      <w:pPr>
+        <w:pStyle w:val="Prrafodelista"/>
+        <w:numPr>
+          <w:ilvl w:val="0"/>
+          <w:numId w:val="2"/>
+        </w:numPr>
+        <w:rPr>
+          <w:lang w:val="es-ES_tradnl"/>
+        </w:rPr>
+      </w:pPr>
+      <w:r>
+        <w:rPr>
+          <w:lang w:val="es-ES_tradnl"/>
+        </w:rPr>
+        <w:t xml:space="preserve">Lluvia acumulada desde el inicio del año </w:t>
+      </w:r>
+      <w:r>
+        <w:rPr>
+          <w:lang w:val="es-ES_tradnl"/>
+        </w:rPr>
+        <w:t>hidrológico</w:t>
+      </w:r>
+      <w:r>
+        <w:rPr>
+          <w:lang w:val="es-ES_tradnl"/>
+        </w:rPr>
+        <w:t xml:space="preserve"> (estado del suelo).</w:t>
+      </w:r>
+    </w:p>
+    <w:p>
+      <w:pPr>
+        <w:pStyle w:val="Prrafodelista"/>
+        <w:numPr>
+          <w:ilvl w:val="0"/>
+          <w:numId w:val="2"/>
+        </w:numPr>
+        <w:rPr>
+          <w:lang w:val="es-ES_tradnl"/>
+        </w:rPr>
+      </w:pPr>
+      <w:r>
+        <w:rPr>
+          <w:lang w:val="es-ES_tradnl"/>
+        </w:rPr>
+        <w:t>Semana del año o mes (estacionalidad y riego).</w:t>
+      </w:r>
+    </w:p>
+    <w:p>
+      <w:pPr>
+        <w:pStyle w:val="Prrafodelista"/>
+        <w:numPr>
+          <w:ilvl w:val="0"/>
+          <w:numId w:val="2"/>
+        </w:numPr>
+        <w:rPr>
+          <w:lang w:val="es-ES_tradnl"/>
+        </w:rPr>
+      </w:pPr>
+      <w:r>
+        <w:rPr>
+          <w:lang w:val="es-ES_tradnl"/>
+        </w:rPr>
+        <w:t>Temperatura media.</w:t>
+      </w:r>
+    </w:p>
+    <w:p>
+      <w:pPr>
+        <w:rPr>
+          <w:lang w:val="es-ES_tradnl"/>
+        </w:rPr>
+      </w:pPr>
+    </w:p>
+    <w:p>
+      <w:pPr>
+        <w:pStyle w:val="Prrafodelista"/>
+        <w:numPr>
+          <w:ilvl w:val="0"/>
+          <w:numId w:val="2"/>
+        </w:numPr>
+        <w:rPr>
+          <w:lang w:val="es-ES_tradnl"/>
+        </w:rPr>
+      </w:pPr>
       <w:r>
         <w:rPr>
           <w:b/>
           <w:bCs/>
-          <w:i/>
-          <w:iCs/>
+          <w:lang w:val="es-ES_tradnl"/>
+        </w:rPr>
+        <w:lastRenderedPageBreak/>
+        <w:t>Para el modelado:</w:t>
+      </w:r>
+      <w:r>
+        <w:rPr>
+          <w:lang w:val="es-ES_tradnl"/>
+        </w:rPr>
+        <w:t xml:space="preserve"> la relación no es lineal y hay interacciones (lluvia + </w:t>
+      </w:r>
+      <w:r>
+        <w:rPr>
+          <w:lang w:val="es-ES_tradnl"/>
+        </w:rPr>
+        <w:t>época</w:t>
+      </w:r>
+      <w:r>
+        <w:rPr>
+          <w:lang w:val="es-ES_tradnl"/>
+        </w:rPr>
+        <w:t xml:space="preserve">) </w:t>
+      </w:r>
+      <w:r>
+        <w:rPr>
+          <w:lang w:val="es-ES_tradnl"/>
+        </w:rPr>
+        <w:sym w:font="Wingdings" w:char="F0E0"/>
+      </w:r>
+      <w:r>
+        <w:rPr>
+          <w:lang w:val="es-ES_tradnl"/>
+        </w:rPr>
+        <w:t xml:space="preserve"> se espera que Random Forest y XGBoost superen la regresión lineal</w:t>
+      </w:r>
+      <w:r>
+        <w:rPr>
           <w:lang w:val="es-ES_tradnl"/>
         </w:rPr>
         <w:t>.</w:t>
+      </w:r>
+    </w:p>
+    <w:p>
+      <w:pPr>
+        <w:rPr>
+          <w:lang w:val="es-ES_tradnl"/>
+        </w:rPr>
+      </w:pPr>
+    </w:p>
+    <w:p>
+      <w:pPr>
+        <w:rPr>
+          <w:lang w:val="es-ES_tradnl"/>
+        </w:rPr>
+      </w:pPr>
+      <w:r>
+        <w:rPr>
+          <w:lang w:val="es-ES_tradnl"/>
+        </w:rPr>
+        <w:drawing>
+          <wp:inline distT="0" distB="0" distL="0" distR="0" wp14:anchorId="2973942C" wp14:editId="79E465C5">
+            <wp:extent cx="5400040" cy="3033395"/>
+            <wp:effectExtent l="0" t="0" r="0" b="1905"/>
+            <wp:docPr id="743809159" name="Imagen 1"/>
+            <wp:cNvGraphicFramePr>
+              <a:graphicFrameLocks xmlns:a="http://schemas.openxmlformats.org/drawingml/2006/main" noChangeAspect="1"/>
+            </wp:cNvGraphicFramePr>
+            <a:graphic xmlns:a="http://schemas.openxmlformats.org/drawingml/2006/main">
+              <a:graphicData uri="http://schemas.openxmlformats.org/drawingml/2006/picture">
+                <pic:pic xmlns:pic="http://schemas.openxmlformats.org/drawingml/2006/picture">
+                  <pic:nvPicPr>
+                    <pic:cNvPr id="743809159" name=""/>
+                    <pic:cNvPicPr/>
+                  </pic:nvPicPr>
+                  <pic:blipFill>
+                    <a:blip r:embed="rId6"/>
+                    <a:stretch>
+                      <a:fillRect/>
+                    </a:stretch>
+                  </pic:blipFill>
+                  <pic:spPr>
+                    <a:xfrm>
+                      <a:off x="0" y="0"/>
+                      <a:ext cx="5400040" cy="3033395"/>
+                    </a:xfrm>
+                    <a:prstGeom prst="rect">
+                      <a:avLst/>
+                    </a:prstGeom>
+                  </pic:spPr>
+                </pic:pic>
+              </a:graphicData>
+            </a:graphic>
+          </wp:inline>
+        </w:drawing>
       </w:r>
     </w:p>
     <w:p>
@@ -2364,32 +2601,107 @@
           <w:bCs/>
           <w:lang w:val="es-ES_tradnl"/>
         </w:rPr>
-        <w:t xml:space="preserve">Data </w:t>
-      </w:r>
-      <w:proofErr w:type="spellStart"/>
+        <w:t>Data leakage temporal:</w:t>
+      </w:r>
+      <w:r>
+        <w:rPr>
+          <w:lang w:val="es-ES_tradnl"/>
+        </w:rPr>
+        <w:t xml:space="preserve"> usar información posterior al momento de la predicción. Se evita usando solo datos hasta la fecha de cada fila.</w:t>
+      </w:r>
+    </w:p>
+    <w:p>
+      <w:pPr>
+        <w:pStyle w:val="Prrafodelista"/>
+        <w:numPr>
+          <w:ilvl w:val="0"/>
+          <w:numId w:val="2"/>
+        </w:numPr>
+        <w:rPr>
+          <w:lang w:val="es-ES_tradnl"/>
+        </w:rPr>
+      </w:pPr>
       <w:r>
         <w:rPr>
           <w:b/>
           <w:bCs/>
           <w:lang w:val="es-ES_tradnl"/>
         </w:rPr>
-        <w:t>leakage</w:t>
-      </w:r>
-      <w:proofErr w:type="spellEnd"/>
+        <w:t>Feature engineering:</w:t>
+      </w:r>
+      <w:r>
+        <w:rPr>
+          <w:lang w:val="es-ES_tradnl"/>
+        </w:rPr>
+        <w:t xml:space="preserve"> crear variables a partir de los datos para que el modelo pueda aprender. En series temporales, cada fila debe llevar su pasado como columnas (lags y acumulados).</w:t>
+      </w:r>
+    </w:p>
+    <w:p>
+      <w:pPr>
+        <w:pStyle w:val="Prrafodelista"/>
+        <w:numPr>
+          <w:ilvl w:val="0"/>
+          <w:numId w:val="2"/>
+        </w:numPr>
+        <w:rPr>
+          <w:lang w:val="es-ES_tradnl"/>
+        </w:rPr>
+      </w:pPr>
       <w:r>
         <w:rPr>
           <w:b/>
           <w:bCs/>
           <w:lang w:val="es-ES_tradnl"/>
         </w:rPr>
-        <w:t xml:space="preserve"> temporal:</w:t>
-      </w:r>
-      <w:r>
-        <w:rPr>
-          <w:lang w:val="es-ES_tradnl"/>
-        </w:rPr>
-        <w:t xml:space="preserve"> usar información posterior al momento de la predicción. Se evita usando solo datos hasta la fecha de cada fila.</w:t>
-      </w:r>
+        <w:t>La</w:t>
+      </w:r>
+      <w:r>
+        <w:rPr>
+          <w:b/>
+          <w:bCs/>
+          <w:lang w:val="es-ES_tradnl"/>
+        </w:rPr>
+        <w:t>g</w:t>
+      </w:r>
+      <w:r>
+        <w:rPr>
+          <w:b/>
+          <w:bCs/>
+          <w:lang w:val="es-ES_tradnl"/>
+        </w:rPr>
+        <w:t>:</w:t>
+      </w:r>
+      <w:r>
+        <w:rPr>
+          <w:lang w:val="es-ES_tradnl"/>
+        </w:rPr>
+        <w:t xml:space="preserve"> </w:t>
+      </w:r>
+      <w:r>
+        <w:t>valor de una variable en momentos anteriores (</w:t>
+      </w:r>
+      <w:r>
+        <w:rPr>
+          <w:rStyle w:val="CdigoHTML"/>
+          <w:rFonts w:eastAsiaTheme="minorHAnsi"/>
+        </w:rPr>
+        <w:t>shift(k)</w:t>
+      </w:r>
+      <w:r>
+        <w:t>). Da al modelo el contexto del pasado, porque modelos como Random Forest no tienen memoria y ven cada fila por separado.</w:t>
+      </w:r>
+    </w:p>
+    <w:p>
+      <w:pPr>
+        <w:pStyle w:val="Prrafodelista"/>
+        <w:numPr>
+          <w:ilvl w:val="0"/>
+          <w:numId w:val="2"/>
+        </w:numPr>
+        <w:rPr>
+          <w:lang w:val="es-ES_tradnl"/>
+        </w:rPr>
+      </w:pPr>
     </w:p>
     <w:sectPr>
       <w:pgSz w:w="11906" w:h="16838"/>
@@ -2404,9 +2716,9 @@
 <file path=word/numbering.xml><?xml version="1.0" encoding="utf-8"?>
 <w:numbering xmlns:wpc="http://schemas.microsoft.com/office/word/2010/wordprocessingCanvas" xmlns:cx="http://schemas.microsoft.com/office/drawing/2014/chartex" xmlns:cx1="http://schemas.microsoft.com/office/drawing/2015/9/8/chartex" xmlns:cx2="http://schemas.microsoft.com/office/drawing/2015/10/21/chartex" xmlns:cx3="http://schemas.microsoft.com/office/drawing/2016/5/9/chartex" xmlns:cx4="http://schemas.microsoft.com/office/drawing/2016/5/10/chartex" xmlns:cx5="http://schemas.microsoft.com/office/drawing/2016/5/11/chartex" xmlns:cx6="http://schemas.microsoft.com/office/drawing/2016/5/12/chartex" xmlns:cx7="http://schemas.microsoft.com/office/drawing/2016/5/13/chartex" xmlns:cx8="http://schemas.microsoft.com/office/drawing/2016/5/14/chartex" xmlns:mc="http://schemas.openxmlformats.org/markup-compatibility/2006" xmlns:m="http://schemas.openxmlformats.org/officeDocument/2006/math" xmlns:aink="http://schemas.microsoft.com/office/drawing/2016/ink" xmlns:am3d="http://schemas.microsoft.com/office/drawing/2017/model3d" xmlns:oel="http://schemas.microsoft.com/office/2019/extlst" xmlns:r="http://schemas.openxmlformats.org/officeDocument/2006/relationships" xmlns:wp14="http://schemas.microsoft.com/office/word/2010/wordprocessingDrawing" xmlns:wp="http://schemas.openxmlformats.org/drawingml/2006/wordprocessingDrawing" xmlns:wpg="http://schemas.microsoft.com/office/word/2010/wordprocessingGroup" xmlns:wpi="http://schemas.microsoft.com/office/word/2010/wordprocessingInk" xmlns:wps="http://schemas.microsoft.com/office/word/2010/wordprocessingShape" xmlns:o="urn:schemas-microsoft-com:office:office" xmlns:v="urn:schemas-microsoft-com:vml" xmlns:w10="urn:schemas-microsoft-com:office:word" xmlns:w="http://schemas.openxmlformats.org/wordprocessingml/2006/main" xmlns:w14="http://schemas.microsoft.com/office/word/2010/wordml" xmlns:w15="http://schemas.microsoft.com/office/word/2012/wordml" xmlns:w16cex="http://schemas.microsoft.com/office/word/2018/wordml/cex" xmlns:w16cid="http://schemas.microsoft.com/office/word/2016/wordml/cid" xmlns:w16="http://schemas.microsoft.com/office/word/2018/wordml" xmlns:w16sdtdh="http://schemas.microsoft.com/office/word/2020/wordml/sdtdatahash" xmlns:w16sdtfl="http://schemas.microsoft.com/office/word/2024/wordml/sdtformatlock" xmlns:w16se="http://schemas.microsoft.com/office/word/2015/wordml/symex" xmlns:w16du="http://schemas.microsoft.com/office/word/2023/wordml/word16du" xmlns:wne="http://schemas.microsoft.com/office/word/2006/wordml" mc:Ignorable="w14 w15 w16se w16cid w16 w16cex w16sdtdh w16sdtfl w16du wp14">
   <w:abstractNum w:abstractNumId="0" w15:restartNumberingAfterBreak="0">
-    <w:nsid w:val="6BB00DBF"/>
+    <w:nsid w:val="3A88348A"/>
     <w:multiLevelType w:val="hybridMultilevel"/>
-    <w:tmpl w:val="8F8C9AE6"/>
+    <w:tmpl w:val="9B464096"/>
     <w:lvl w:ilvl="0" w:tplc="040A000F">
       <w:start w:val="1"/>
       <w:numFmt w:val="decimal"/>
@@ -2493,6 +2805,95 @@
     </w:lvl>
   </w:abstractNum>
   <w:abstractNum w:abstractNumId="1" w15:restartNumberingAfterBreak="0">
+    <w:nsid w:val="6BB00DBF"/>
+    <w:multiLevelType w:val="hybridMultilevel"/>
+    <w:tmpl w:val="8F8C9AE6"/>
+    <w:lvl w:ilvl="0" w:tplc="040A000F">
+      <w:start w:val="1"/>
+      <w:numFmt w:val="decimal"/>
+      <w:lvlText w:val="%1."/>
+      <w:lvlJc w:val="left"/>
+      <w:pPr>
+        <w:ind w:left="720" w:hanging="360"/>
+      </w:pPr>
+      <w:rPr>
+        <w:rFonts w:hint="default"/>
+      </w:rPr>
+    </w:lvl>
+    <w:lvl w:ilvl="1" w:tplc="040A0019" w:tentative="1">
+      <w:start w:val="1"/>
+      <w:numFmt w:val="lowerLetter"/>
+      <w:lvlText w:val="%2."/>
+      <w:lvlJc w:val="left"/>
+      <w:pPr>
+        <w:ind w:left="1440" w:hanging="360"/>
+      </w:pPr>
+    </w:lvl>
+    <w:lvl w:ilvl="2" w:tplc="040A001B" w:tentative="1">
+      <w:start w:val="1"/>
+      <w:numFmt w:val="lowerRoman"/>
+      <w:lvlText w:val="%3."/>
+      <w:lvlJc w:val="right"/>
+      <w:pPr>
+        <w:ind w:left="2160" w:hanging="180"/>
+      </w:pPr>
+    </w:lvl>
+    <w:lvl w:ilvl="3" w:tplc="040A000F" w:tentative="1">
+      <w:start w:val="1"/>
+      <w:numFmt w:val="decimal"/>
+      <w:lvlText w:val="%4."/>
+      <w:lvlJc w:val="left"/>
+      <w:pPr>
+        <w:ind w:left="2880" w:hanging="360"/>
+      </w:pPr>
+    </w:lvl>
+    <w:lvl w:ilvl="4" w:tplc="040A0019" w:tentative="1">
+      <w:start w:val="1"/>
+      <w:numFmt w:val="lowerLetter"/>
+      <w:lvlText w:val="%5."/>
+      <w:lvlJc w:val="left"/>
+      <w:pPr>
+        <w:ind w:left="3600" w:hanging="360"/>
+      </w:pPr>
+    </w:lvl>
+    <w:lvl w:ilvl="5" w:tplc="040A001B" w:tentative="1">
+      <w:start w:val="1"/>
+      <w:numFmt w:val="lowerRoman"/>
+      <w:lvlText w:val="%6."/>
+      <w:lvlJc w:val="right"/>
+      <w:pPr>
+        <w:ind w:left="4320" w:hanging="180"/>
+      </w:pPr>
+    </w:lvl>
+    <w:lvl w:ilvl="6" w:tplc="040A000F" w:tentative="1">
+      <w:start w:val="1"/>
+      <w:numFmt w:val="decimal"/>
+      <w:lvlText w:val="%7."/>
+      <w:lvlJc w:val="left"/>
+      <w:pPr>
+        <w:ind w:left="5040" w:hanging="360"/>
+      </w:pPr>
+    </w:lvl>
+    <w:lvl w:ilvl="7" w:tplc="040A0019" w:tentative="1">
+      <w:start w:val="1"/>
+      <w:numFmt w:val="lowerLetter"/>
+      <w:lvlText w:val="%8."/>
+      <w:lvlJc w:val="left"/>
+      <w:pPr>
+        <w:ind w:left="5760" w:hanging="360"/>
+      </w:pPr>
+    </w:lvl>
+    <w:lvl w:ilvl="8" w:tplc="040A001B" w:tentative="1">
+      <w:start w:val="1"/>
+      <w:numFmt w:val="lowerRoman"/>
+      <w:lvlText w:val="%9."/>
+      <w:lvlJc w:val="right"/>
+      <w:pPr>
+        <w:ind w:left="6480" w:hanging="180"/>
+      </w:pPr>
+    </w:lvl>
+  </w:abstractNum>
+  <w:abstractNum w:abstractNumId="2" w15:restartNumberingAfterBreak="0">
     <w:nsid w:val="7041434F"/>
     <w:multiLevelType w:val="hybridMultilevel"/>
     <w:tmpl w:val="6096F0D8"/>
@@ -2605,7 +3006,7 @@
       </w:rPr>
     </w:lvl>
   </w:abstractNum>
-  <w:abstractNum w:abstractNumId="2" w15:restartNumberingAfterBreak="0">
+  <w:abstractNum w:abstractNumId="3" w15:restartNumberingAfterBreak="0">
     <w:nsid w:val="791613E0"/>
     <w:multiLevelType w:val="hybridMultilevel"/>
     <w:tmpl w:val="1EA4F644"/>
@@ -2695,12 +3096,15 @@
     </w:lvl>
   </w:abstractNum>
   <w:num w:numId="1" w16cid:durableId="1528983062">
+    <w:abstractNumId w:val="3"/>
+  </w:num>
+  <w:num w:numId="2" w16cid:durableId="1694381153">
     <w:abstractNumId w:val="2"/>
   </w:num>
-  <w:num w:numId="2" w16cid:durableId="1694381153">
+  <w:num w:numId="3" w16cid:durableId="1203443968">
     <w:abstractNumId w:val="1"/>
   </w:num>
-  <w:num w:numId="3" w16cid:durableId="1203443968">
+  <w:num w:numId="4" w16cid:durableId="17197641">
     <w:abstractNumId w:val="0"/>
   </w:num>
 </w:numbering>
@@ -3623,6 +4027,19 @@
       <w:spacing w:val="5"/>
     </w:rPr>
   </w:style>
+  <w:style w:type="character" w:styleId="CdigoHTML">
+    <w:name w:val="HTML Code"/>
+    <w:basedOn w:val="Fuentedeprrafopredeter"/>
+    <w:uiPriority w:val="99"/>
+    <w:semiHidden/>
+    <w:unhideWhenUsed/>
+    <w:rsid w:val="007545CA"/>
+    <w:rPr>
+      <w:rFonts w:ascii="Courier New" w:eastAsia="Times New Roman" w:hAnsi="Courier New" w:cs="Courier New"/>
+      <w:sz w:val="20"/>
+      <w:szCs w:val="20"/>
+    </w:rPr>
+  </w:style>
 </w:styles>
 </file>
 

--- a/docs/Proyecto Observatorio Sequia Guadalquivir.docx
+++ b/docs/Proyecto Observatorio Sequia Guadalquivir.docx
@@ -391,18 +391,51 @@
           <w:lang w:val="es-ES_tradnl"/>
         </w:rPr>
       </w:pPr>
-      <w:r>
-        <w:rPr>
-          <w:color w:val="0070C0"/>
-          <w:lang w:val="es-ES_tradnl"/>
-        </w:rPr>
-        <w:t xml:space="preserve">Feature engineering: </w:t>
-      </w:r>
-      <w:r>
-        <w:rPr>
-          <w:lang w:val="es-ES_tradnl"/>
-        </w:rPr>
-        <w:t>lags, lluvia acumulada, semana del año.</w:t>
+      <w:proofErr w:type="spellStart"/>
+      <w:r>
+        <w:rPr>
+          <w:color w:val="0070C0"/>
+          <w:lang w:val="es-ES_tradnl"/>
+        </w:rPr>
+        <w:t>Feature</w:t>
+      </w:r>
+      <w:proofErr w:type="spellEnd"/>
+      <w:r>
+        <w:rPr>
+          <w:color w:val="0070C0"/>
+          <w:lang w:val="es-ES_tradnl"/>
+        </w:rPr>
+        <w:t xml:space="preserve"> </w:t>
+      </w:r>
+      <w:proofErr w:type="spellStart"/>
+      <w:r>
+        <w:rPr>
+          <w:color w:val="0070C0"/>
+          <w:lang w:val="es-ES_tradnl"/>
+        </w:rPr>
+        <w:t>engineering</w:t>
+      </w:r>
+      <w:proofErr w:type="spellEnd"/>
+      <w:r>
+        <w:rPr>
+          <w:color w:val="0070C0"/>
+          <w:lang w:val="es-ES_tradnl"/>
+        </w:rPr>
+        <w:t xml:space="preserve">: </w:t>
+      </w:r>
+      <w:proofErr w:type="spellStart"/>
+      <w:r>
+        <w:rPr>
+          <w:lang w:val="es-ES_tradnl"/>
+        </w:rPr>
+        <w:t>lags</w:t>
+      </w:r>
+      <w:proofErr w:type="spellEnd"/>
+      <w:r>
+        <w:rPr>
+          <w:lang w:val="es-ES_tradnl"/>
+        </w:rPr>
+        <w:t>, lluvia acumulada, semana del año.</w:t>
       </w:r>
     </w:p>
     <w:p>
@@ -423,11 +456,19 @@
         </w:rPr>
         <w:t xml:space="preserve">Modelado: </w:t>
       </w:r>
-      <w:r>
-        <w:rPr>
-          <w:lang w:val="es-ES_tradnl"/>
-        </w:rPr>
-        <w:t xml:space="preserve">baselines </w:t>
+      <w:proofErr w:type="spellStart"/>
+      <w:r>
+        <w:rPr>
+          <w:lang w:val="es-ES_tradnl"/>
+        </w:rPr>
+        <w:t>baselines</w:t>
+      </w:r>
+      <w:proofErr w:type="spellEnd"/>
+      <w:r>
+        <w:rPr>
+          <w:lang w:val="es-ES_tradnl"/>
+        </w:rPr>
+        <w:t xml:space="preserve"> </w:t>
       </w:r>
       <w:r>
         <w:rPr>
@@ -463,7 +504,21 @@
         <w:rPr>
           <w:lang w:val="es-ES_tradnl"/>
         </w:rPr>
-        <w:t xml:space="preserve"> XGBoost.</w:t>
+        <w:t xml:space="preserve"> </w:t>
+      </w:r>
+      <w:proofErr w:type="spellStart"/>
+      <w:r>
+        <w:rPr>
+          <w:lang w:val="es-ES_tradnl"/>
+        </w:rPr>
+        <w:t>XGBoost</w:t>
+      </w:r>
+      <w:proofErr w:type="spellEnd"/>
+      <w:r>
+        <w:rPr>
+          <w:lang w:val="es-ES_tradnl"/>
+        </w:rPr>
+        <w:t>.</w:t>
       </w:r>
     </w:p>
     <w:p>
@@ -793,7 +848,39 @@
           <w:color w:val="0070C0"/>
           <w:lang w:val="es-ES_tradnl"/>
         </w:rPr>
-        <w:t xml:space="preserve"> (Negratin 100, Giribaile 5): </w:t>
+        <w:t xml:space="preserve"> (</w:t>
+      </w:r>
+      <w:proofErr w:type="spellStart"/>
+      <w:r>
+        <w:rPr>
+          <w:color w:val="0070C0"/>
+          <w:lang w:val="es-ES_tradnl"/>
+        </w:rPr>
+        <w:t>Negratin</w:t>
+      </w:r>
+      <w:proofErr w:type="spellEnd"/>
+      <w:r>
+        <w:rPr>
+          <w:color w:val="0070C0"/>
+          <w:lang w:val="es-ES_tradnl"/>
+        </w:rPr>
+        <w:t xml:space="preserve"> 100, </w:t>
+      </w:r>
+      <w:proofErr w:type="spellStart"/>
+      <w:r>
+        <w:rPr>
+          <w:color w:val="0070C0"/>
+          <w:lang w:val="es-ES_tradnl"/>
+        </w:rPr>
+        <w:t>Giribaile</w:t>
+      </w:r>
+      <w:proofErr w:type="spellEnd"/>
+      <w:r>
+        <w:rPr>
+          <w:color w:val="0070C0"/>
+          <w:lang w:val="es-ES_tradnl"/>
+        </w:rPr>
+        <w:t xml:space="preserve"> 5): </w:t>
       </w:r>
       <w:r>
         <w:rPr>
@@ -881,7 +968,21 @@
         <w:rPr>
           <w:lang w:val="es-ES_tradnl"/>
         </w:rPr>
-        <w:t xml:space="preserve">si entran o salen embalses, el total da saltos que no son lluvia ni sequia. </w:t>
+        <w:t xml:space="preserve">si entran o salen embalses, el total da saltos que no son lluvia ni </w:t>
+      </w:r>
+      <w:proofErr w:type="spellStart"/>
+      <w:r>
+        <w:rPr>
+          <w:lang w:val="es-ES_tradnl"/>
+        </w:rPr>
+        <w:t>sequia</w:t>
+      </w:r>
+      <w:proofErr w:type="spellEnd"/>
+      <w:r>
+        <w:rPr>
+          <w:lang w:val="es-ES_tradnl"/>
+        </w:rPr>
+        <w:t xml:space="preserve">. </w:t>
       </w:r>
     </w:p>
     <w:p>
@@ -918,10 +1019,7 @@
         <w:t xml:space="preserve"> </w:t>
       </w:r>
       <w:r>
-        <w:t>hm³</w:t>
-      </w:r>
-      <w:r>
-        <w:t xml:space="preserve"> y se llena con bombeo; el modelo no puede explicarlo con la lluvia.</w:t>
+        <w:t>hm³ y se llena con bombeo; el modelo no puede explicarlo con la lluvia.</w:t>
       </w:r>
     </w:p>
     <w:p>
@@ -950,6 +1048,7 @@
           <w:lang w:val="es-ES_tradnl"/>
         </w:rPr>
       </w:pPr>
+      <w:proofErr w:type="spellStart"/>
       <w:r>
         <w:rPr>
           <w:i/>
@@ -957,33 +1056,9 @@
           <w:color w:val="0070C0"/>
           <w:lang w:val="es-ES_tradnl"/>
         </w:rPr>
-        <w:t>Embalses_guadalquivir.parquet:</w:t>
-      </w:r>
-      <w:r>
-        <w:rPr>
-          <w:color w:val="0070C0"/>
-          <w:lang w:val="es-ES_tradnl"/>
-        </w:rPr>
-        <w:t xml:space="preserve"> </w:t>
-      </w:r>
-      <w:r>
-        <w:rPr>
-          <w:lang w:val="es-ES_tradnl"/>
-        </w:rPr>
-        <w:t>datos limpios por embalse.</w:t>
-      </w:r>
-    </w:p>
-    <w:p>
-      <w:pPr>
-        <w:pStyle w:val="Prrafodelista"/>
-        <w:numPr>
-          <w:ilvl w:val="0"/>
-          <w:numId w:val="2"/>
-        </w:numPr>
-        <w:rPr>
-          <w:lang w:val="es-ES_tradnl"/>
-        </w:rPr>
-      </w:pPr>
+        <w:t>Embalses_</w:t>
+      </w:r>
+      <w:proofErr w:type="gramStart"/>
       <w:r>
         <w:rPr>
           <w:i/>
@@ -991,8 +1066,66 @@
           <w:color w:val="0070C0"/>
           <w:lang w:val="es-ES_tradnl"/>
         </w:rPr>
-        <w:t>Cuenca_semanal.parquet</w:t>
-      </w:r>
+        <w:t>guadalquivir.parquet</w:t>
+      </w:r>
+      <w:proofErr w:type="spellEnd"/>
+      <w:proofErr w:type="gramEnd"/>
+      <w:r>
+        <w:rPr>
+          <w:i/>
+          <w:iCs/>
+          <w:color w:val="0070C0"/>
+          <w:lang w:val="es-ES_tradnl"/>
+        </w:rPr>
+        <w:t>:</w:t>
+      </w:r>
+      <w:r>
+        <w:rPr>
+          <w:color w:val="0070C0"/>
+          <w:lang w:val="es-ES_tradnl"/>
+        </w:rPr>
+        <w:t xml:space="preserve"> </w:t>
+      </w:r>
+      <w:r>
+        <w:rPr>
+          <w:lang w:val="es-ES_tradnl"/>
+        </w:rPr>
+        <w:t>datos limpios por embalse.</w:t>
+      </w:r>
+    </w:p>
+    <w:p>
+      <w:pPr>
+        <w:pStyle w:val="Prrafodelista"/>
+        <w:numPr>
+          <w:ilvl w:val="0"/>
+          <w:numId w:val="2"/>
+        </w:numPr>
+        <w:rPr>
+          <w:lang w:val="es-ES_tradnl"/>
+        </w:rPr>
+      </w:pPr>
+      <w:proofErr w:type="spellStart"/>
+      <w:r>
+        <w:rPr>
+          <w:i/>
+          <w:iCs/>
+          <w:color w:val="0070C0"/>
+          <w:lang w:val="es-ES_tradnl"/>
+        </w:rPr>
+        <w:t>Cuenca_</w:t>
+      </w:r>
+      <w:proofErr w:type="gramStart"/>
+      <w:r>
+        <w:rPr>
+          <w:i/>
+          <w:iCs/>
+          <w:color w:val="0070C0"/>
+          <w:lang w:val="es-ES_tradnl"/>
+        </w:rPr>
+        <w:t>semanal.parquet</w:t>
+      </w:r>
+      <w:proofErr w:type="spellEnd"/>
+      <w:proofErr w:type="gramEnd"/>
       <w:r>
         <w:rPr>
           <w:color w:val="0070C0"/>
@@ -1052,7 +1185,21 @@
         <w:rPr>
           <w:lang w:val="es-ES_tradnl"/>
         </w:rPr>
-        <w:t xml:space="preserve"> descargar la lluvia y temperatura diaria de estaciones de la cuenca desde 1994 hasta hoy, usando la API de AEMET OpenData.</w:t>
+        <w:t xml:space="preserve"> descargar la lluvia y temperatura diaria de estaciones de la cuenca desde 1994 hasta hoy, usando la API de AEMET </w:t>
+      </w:r>
+      <w:proofErr w:type="spellStart"/>
+      <w:r>
+        <w:rPr>
+          <w:lang w:val="es-ES_tradnl"/>
+        </w:rPr>
+        <w:t>OpenData</w:t>
+      </w:r>
+      <w:proofErr w:type="spellEnd"/>
+      <w:r>
+        <w:rPr>
+          <w:lang w:val="es-ES_tradnl"/>
+        </w:rPr>
+        <w:t>.</w:t>
       </w:r>
     </w:p>
     <w:p>
@@ -1111,8 +1258,38 @@
         <w:rPr>
           <w:lang w:val="es-ES_tradnl"/>
         </w:rPr>
-        <w:t>API key gratuita guardada en .env</w:t>
-      </w:r>
+        <w:t xml:space="preserve">API </w:t>
+      </w:r>
+      <w:proofErr w:type="spellStart"/>
+      <w:r>
+        <w:rPr>
+          <w:lang w:val="es-ES_tradnl"/>
+        </w:rPr>
+        <w:t>key</w:t>
+      </w:r>
+      <w:proofErr w:type="spellEnd"/>
+      <w:r>
+        <w:rPr>
+          <w:lang w:val="es-ES_tradnl"/>
+        </w:rPr>
+        <w:t xml:space="preserve"> gratuita guardada </w:t>
+      </w:r>
+      <w:proofErr w:type="gramStart"/>
+      <w:r>
+        <w:rPr>
+          <w:lang w:val="es-ES_tradnl"/>
+        </w:rPr>
+        <w:t>en .</w:t>
+      </w:r>
+      <w:proofErr w:type="spellStart"/>
+      <w:r>
+        <w:rPr>
+          <w:lang w:val="es-ES_tradnl"/>
+        </w:rPr>
+        <w:t>env</w:t>
+      </w:r>
+      <w:proofErr w:type="spellEnd"/>
+      <w:proofErr w:type="gramEnd"/>
     </w:p>
     <w:p>
       <w:pPr>
@@ -1161,7 +1338,21 @@
         <w:rPr>
           <w:lang w:val="es-ES_tradnl"/>
         </w:rPr>
-        <w:t xml:space="preserve">máximo 6 meses por petición y un numero de peticiones por minuto limitado (error 429) </w:t>
+        <w:t xml:space="preserve">máximo 6 meses por petición y un </w:t>
+      </w:r>
+      <w:proofErr w:type="spellStart"/>
+      <w:r>
+        <w:rPr>
+          <w:lang w:val="es-ES_tradnl"/>
+        </w:rPr>
+        <w:t>numero</w:t>
+      </w:r>
+      <w:proofErr w:type="spellEnd"/>
+      <w:r>
+        <w:rPr>
+          <w:lang w:val="es-ES_tradnl"/>
+        </w:rPr>
+        <w:t xml:space="preserve"> de peticiones por minuto limitado (error 429) </w:t>
       </w:r>
       <w:r>
         <w:rPr>
@@ -1246,7 +1437,14 @@
         <w:rPr>
           <w:lang w:val="es-ES_tradnl"/>
         </w:rPr>
-        <w:t>Jaén, Córdoba Aeropuerto, Granada Base Aérea, Granada Aeropuerto, Sevilla Aeropuerto, Morón y Villa</w:t>
+        <w:t xml:space="preserve">Jaén, Córdoba Aeropuerto, Granada Base Aérea, Granada Aeropuerto, Sevilla Aeropuerto, Morón y </w:t>
+      </w:r>
+      <w:proofErr w:type="spellStart"/>
+      <w:r>
+        <w:rPr>
+          <w:lang w:val="es-ES_tradnl"/>
+        </w:rPr>
+        <w:t>Villa</w:t>
       </w:r>
       <w:r>
         <w:rPr>
@@ -1258,7 +1456,14 @@
         <w:rPr>
           <w:lang w:val="es-ES_tradnl"/>
         </w:rPr>
-        <w:t xml:space="preserve">rodrigo. Huelva queda fuera por estar en la costa y fuera de la cuenca. </w:t>
+        <w:t>rodrigo</w:t>
+      </w:r>
+      <w:proofErr w:type="spellEnd"/>
+      <w:r>
+        <w:rPr>
+          <w:lang w:val="es-ES_tradnl"/>
+        </w:rPr>
+        <w:t xml:space="preserve">. Huelva queda fuera por estar en la costa y fuera de la cuenca. </w:t>
       </w:r>
     </w:p>
     <w:p>
@@ -1335,7 +1540,23 @@
           <w:color w:val="0070C0"/>
           <w:lang w:val="es-ES_tradnl"/>
         </w:rPr>
-        <w:t xml:space="preserve">Try/except: </w:t>
+        <w:t>Try/</w:t>
+      </w:r>
+      <w:proofErr w:type="spellStart"/>
+      <w:r>
+        <w:rPr>
+          <w:color w:val="0070C0"/>
+          <w:lang w:val="es-ES_tradnl"/>
+        </w:rPr>
+        <w:t>except</w:t>
+      </w:r>
+      <w:proofErr w:type="spellEnd"/>
+      <w:r>
+        <w:rPr>
+          <w:color w:val="0070C0"/>
+          <w:lang w:val="es-ES_tradnl"/>
+        </w:rPr>
+        <w:t xml:space="preserve">: </w:t>
       </w:r>
       <w:r>
         <w:rPr>
@@ -1367,8 +1588,18 @@
           <w:iCs/>
           <w:lang w:val="es-ES_tradnl"/>
         </w:rPr>
-        <w:t>data/raw/aemet</w:t>
-      </w:r>
+        <w:t>data/raw/</w:t>
+      </w:r>
+      <w:proofErr w:type="spellStart"/>
+      <w:r>
+        <w:rPr>
+          <w:i/>
+          <w:iCs/>
+          <w:lang w:val="es-ES_tradnl"/>
+        </w:rPr>
+        <w:t>aemet</w:t>
+      </w:r>
+      <w:proofErr w:type="spellEnd"/>
       <w:r>
         <w:rPr>
           <w:lang w:val="es-ES_tradnl"/>
@@ -1495,7 +1726,23 @@
           <w:color w:val="0070C0"/>
           <w:lang w:val="es-ES_tradnl"/>
         </w:rPr>
-        <w:t xml:space="preserve">Quitar Villarrodrigo: </w:t>
+        <w:t xml:space="preserve">Quitar </w:t>
+      </w:r>
+      <w:proofErr w:type="spellStart"/>
+      <w:r>
+        <w:rPr>
+          <w:color w:val="0070C0"/>
+          <w:lang w:val="es-ES_tradnl"/>
+        </w:rPr>
+        <w:t>Villarrodrigo</w:t>
+      </w:r>
+      <w:proofErr w:type="spellEnd"/>
+      <w:r>
+        <w:rPr>
+          <w:color w:val="0070C0"/>
+          <w:lang w:val="es-ES_tradnl"/>
+        </w:rPr>
+        <w:t xml:space="preserve">: </w:t>
       </w:r>
       <w:r>
         <w:rPr>
@@ -1581,7 +1828,21 @@
         <w:rPr>
           <w:lang w:val="es-ES_tradnl"/>
         </w:rPr>
-        <w:t xml:space="preserve">“Ip” (lluvia inapreciable) </w:t>
+        <w:t>“</w:t>
+      </w:r>
+      <w:proofErr w:type="spellStart"/>
+      <w:r>
+        <w:rPr>
+          <w:lang w:val="es-ES_tradnl"/>
+        </w:rPr>
+        <w:t>Ip</w:t>
+      </w:r>
+      <w:proofErr w:type="spellEnd"/>
+      <w:r>
+        <w:rPr>
+          <w:lang w:val="es-ES_tradnl"/>
+        </w:rPr>
+        <w:t xml:space="preserve">” (lluvia inapreciable) </w:t>
       </w:r>
       <w:r>
         <w:rPr>
@@ -1644,6 +1905,7 @@
         </w:rPr>
         <w:t xml:space="preserve">Solo dos variables: </w:t>
       </w:r>
+      <w:proofErr w:type="spellStart"/>
       <w:r>
         <w:rPr>
           <w:b/>
@@ -1652,6 +1914,7 @@
         </w:rPr>
         <w:t>prec</w:t>
       </w:r>
+      <w:proofErr w:type="spellEnd"/>
       <w:r>
         <w:rPr>
           <w:lang w:val="es-ES_tradnl"/>
@@ -1667,6 +1930,7 @@
         </w:rPr>
         <w:t xml:space="preserve">) y </w:t>
       </w:r>
+      <w:proofErr w:type="spellStart"/>
       <w:r>
         <w:rPr>
           <w:b/>
@@ -1675,6 +1939,7 @@
         </w:rPr>
         <w:t>tmed</w:t>
       </w:r>
+      <w:proofErr w:type="spellEnd"/>
       <w:r>
         <w:rPr>
           <w:lang w:val="es-ES_tradnl"/>
@@ -1799,6 +2064,7 @@
         </w:rPr>
         <w:t xml:space="preserve">Guardado en </w:t>
       </w:r>
+      <w:proofErr w:type="spellStart"/>
       <w:r>
         <w:rPr>
           <w:b/>
@@ -1807,428 +2073,462 @@
           <w:iCs/>
           <w:lang w:val="es-ES_tradnl"/>
         </w:rPr>
-        <w:t>clima_semanal.parquet.</w:t>
-      </w:r>
-    </w:p>
-    <w:p>
-      <w:pPr>
-        <w:rPr>
-          <w:lang w:val="es-ES_tradnl"/>
-        </w:rPr>
-      </w:pPr>
-    </w:p>
-    <w:p>
-      <w:pPr>
-        <w:rPr>
-          <w:lang w:val="es-ES_tradnl"/>
-        </w:rPr>
-      </w:pPr>
-    </w:p>
-    <w:p>
-      <w:pPr>
-        <w:rPr>
-          <w:color w:val="EE0000"/>
-          <w:lang w:val="es-ES_tradnl"/>
-        </w:rPr>
-      </w:pPr>
-      <w:r>
-        <w:rPr>
-          <w:color w:val="EE0000"/>
-          <w:lang w:val="es-ES_tradnl"/>
-        </w:rPr>
-        <w:t>8. EDA</w:t>
-      </w:r>
-      <w:r>
-        <w:rPr>
-          <w:color w:val="EE0000"/>
-          <w:lang w:val="es-ES_tradnl"/>
-        </w:rPr>
-        <w:t xml:space="preserve"> (Análisis Exploratorio)</w:t>
-      </w:r>
-    </w:p>
-    <w:p>
-      <w:pPr>
-        <w:pStyle w:val="Prrafodelista"/>
-        <w:numPr>
-          <w:ilvl w:val="0"/>
-          <w:numId w:val="2"/>
-        </w:numPr>
-        <w:rPr>
-          <w:lang w:val="es-ES_tradnl"/>
-        </w:rPr>
-      </w:pPr>
+        <w:t>clima_</w:t>
+      </w:r>
+      <w:proofErr w:type="gramStart"/>
       <w:r>
         <w:rPr>
           <w:b/>
           <w:bCs/>
-          <w:lang w:val="es-ES_tradnl"/>
-        </w:rPr>
-        <w:t>Qué es:</w:t>
-      </w:r>
-      <w:r>
-        <w:rPr>
-          <w:lang w:val="es-ES_tradnl"/>
-        </w:rPr>
-        <w:t xml:space="preserve"> entender cómo se comportan los datos antes de modelar, y qué variables necesitará el modelo.</w:t>
-      </w:r>
-    </w:p>
-    <w:p>
-      <w:pPr>
-        <w:rPr>
-          <w:color w:val="00B050"/>
-          <w:lang w:val="es-ES_tradnl"/>
-        </w:rPr>
-      </w:pPr>
-      <w:r>
-        <w:rPr>
-          <w:color w:val="00B050"/>
-          <w:lang w:val="es-ES_tradnl"/>
-        </w:rPr>
-        <w:t>Conclusiones:</w:t>
-      </w:r>
-    </w:p>
-    <w:p>
-      <w:pPr>
-        <w:pStyle w:val="Prrafodelista"/>
-        <w:numPr>
-          <w:ilvl w:val="0"/>
-          <w:numId w:val="4"/>
-        </w:numPr>
-        <w:rPr>
-          <w:lang w:val="es-ES_tradnl"/>
-        </w:rPr>
-      </w:pPr>
-      <w:r>
-        <w:rPr>
-          <w:color w:val="0070C0"/>
-          <w:lang w:val="es-ES_tradnl"/>
-        </w:rPr>
-        <w:t xml:space="preserve">Estacionalidad: </w:t>
-      </w:r>
-      <w:r>
-        <w:rPr>
-          <w:lang w:val="es-ES_tradnl"/>
-        </w:rPr>
-        <w:t>llueve de octubre a abril. El volumen sube de noviembre a abril (más en enero y febrero, con un mes de retraso) y baja de junio a septiembre (máximo en julio, -77</w:t>
-      </w:r>
-      <w:r>
-        <w:t>hm³</w:t>
-      </w:r>
-      <w:r>
-        <w:t xml:space="preserve"> por semana</w:t>
-      </w:r>
-      <w:r>
-        <w:rPr>
-          <w:lang w:val="es-ES_tradnl"/>
-        </w:rPr>
-        <w:t>).</w:t>
-      </w:r>
-    </w:p>
-    <w:p>
-      <w:pPr>
-        <w:pStyle w:val="Prrafodelista"/>
-        <w:numPr>
-          <w:ilvl w:val="0"/>
-          <w:numId w:val="4"/>
-        </w:numPr>
-        <w:rPr>
-          <w:lang w:val="es-ES_tradnl"/>
-        </w:rPr>
-      </w:pPr>
-      <w:r>
-        <w:rPr>
-          <w:color w:val="0070C0"/>
-          <w:lang w:val="es-ES_tradnl"/>
-        </w:rPr>
-        <w:t xml:space="preserve">Memoria del sistema: </w:t>
-      </w:r>
-      <w:r>
-        <w:rPr>
-          <w:lang w:val="es-ES_tradnl"/>
-        </w:rPr>
-        <w:t>un año seco tras años húmedos no causa sequía (2012). Las sequias graves vienen de varios años seguidos por debajo de lo normal (2005-2009, 2017-2024).</w:t>
-      </w:r>
-    </w:p>
-    <w:p>
-      <w:pPr>
-        <w:pStyle w:val="Prrafodelista"/>
-        <w:numPr>
-          <w:ilvl w:val="0"/>
-          <w:numId w:val="4"/>
-        </w:numPr>
-        <w:rPr>
-          <w:lang w:val="es-ES_tradnl"/>
-        </w:rPr>
-      </w:pPr>
-      <w:r>
-        <w:rPr>
-          <w:color w:val="0070C0"/>
-          <w:lang w:val="es-ES_tradnl"/>
-        </w:rPr>
-        <w:t xml:space="preserve">Lluvia frente a volumen: </w:t>
-      </w:r>
-      <w:r>
-        <w:rPr>
-          <w:lang w:val="es-ES_tradnl"/>
-        </w:rPr>
-        <w:t>correlación de 0,51 a 1 semana y de 0,78 a 4 semanas la lluvia acumulada explica mucho mejor el cambio. La relación no es lineal (curva y abanico).</w:t>
-      </w:r>
-    </w:p>
-    <w:p>
-      <w:pPr>
-        <w:pStyle w:val="Prrafodelista"/>
-        <w:numPr>
-          <w:ilvl w:val="0"/>
-          <w:numId w:val="4"/>
-        </w:numPr>
-        <w:rPr>
-          <w:lang w:val="es-ES_tradnl"/>
-        </w:rPr>
-      </w:pPr>
-      <w:r>
-        <w:rPr>
-          <w:color w:val="0070C0"/>
-          <w:lang w:val="es-ES_tradnl"/>
-        </w:rPr>
-        <w:t xml:space="preserve">Retraso: </w:t>
-      </w:r>
-      <w:r>
-        <w:rPr>
-          <w:lang w:val="es-ES_tradnl"/>
-        </w:rPr>
-        <w:t xml:space="preserve">la lluvia </w:t>
-      </w:r>
-      <w:r>
-        <w:rPr>
-          <w:lang w:val="es-ES_tradnl"/>
-        </w:rPr>
-        <w:t>s</w:t>
-      </w:r>
-      <w:r>
-        <w:rPr>
-          <w:lang w:val="es-ES_tradnl"/>
-        </w:rPr>
-        <w:t>e nota sobre todo 1 semana después (0,66) y su efecto dura hasta 8 semanas (caudal base).</w:t>
-      </w:r>
-    </w:p>
-    <w:p>
-      <w:pPr>
-        <w:pStyle w:val="Prrafodelista"/>
-        <w:numPr>
-          <w:ilvl w:val="0"/>
-          <w:numId w:val="4"/>
-        </w:numPr>
-        <w:rPr>
-          <w:lang w:val="es-ES_tradnl"/>
-        </w:rPr>
-      </w:pPr>
-      <w:r>
-        <w:rPr>
-          <w:color w:val="0070C0"/>
-          <w:lang w:val="es-ES_tradnl"/>
-        </w:rPr>
-        <w:t xml:space="preserve">Suelo seco: </w:t>
-      </w:r>
-      <w:r>
-        <w:rPr>
-          <w:lang w:val="es-ES_tradnl"/>
-        </w:rPr>
-        <w:t>con la misma lluvia, en otoño el volumen sube mucho menos que en inverno (50-100 mm: +31 frente a +206</w:t>
-      </w:r>
-      <w:r>
-        <w:t>hm³</w:t>
-      </w:r>
-      <w:r>
-        <w:rPr>
-          <w:lang w:val="es-ES_tradnl"/>
-        </w:rPr>
-        <w:t>)</w:t>
-      </w:r>
-    </w:p>
-    <w:p>
-      <w:pPr>
-        <w:pStyle w:val="Prrafodelista"/>
-        <w:numPr>
-          <w:ilvl w:val="0"/>
-          <w:numId w:val="4"/>
-        </w:numPr>
-        <w:rPr>
-          <w:lang w:val="es-ES_tradnl"/>
-        </w:rPr>
-      </w:pPr>
-      <w:r>
-        <w:rPr>
-          <w:color w:val="0070C0"/>
-          <w:lang w:val="es-ES_tradnl"/>
-        </w:rPr>
-        <w:t xml:space="preserve">Temperatura: </w:t>
-      </w:r>
-      <w:r>
-        <w:rPr>
-          <w:lang w:val="es-ES_tradnl"/>
-        </w:rPr>
-        <w:t>por encima de 20 ºC el volumen baja con fuerza (riego y evaporación). Va ligada a la época del año.</w:t>
-      </w:r>
-    </w:p>
-    <w:p>
-      <w:pPr>
-        <w:rPr>
-          <w:color w:val="00B050"/>
-          <w:lang w:val="es-ES_tradnl"/>
-        </w:rPr>
-      </w:pPr>
-    </w:p>
-    <w:p>
-      <w:pPr>
-        <w:rPr>
-          <w:color w:val="00B050"/>
-          <w:lang w:val="es-ES_tradnl"/>
-        </w:rPr>
-      </w:pPr>
-      <w:r>
-        <w:rPr>
-          <w:color w:val="00B050"/>
-          <w:lang w:val="es-ES_tradnl"/>
-        </w:rPr>
-        <w:t>Variables que necesita el modelo:</w:t>
-      </w:r>
-    </w:p>
-    <w:p>
-      <w:pPr>
-        <w:pStyle w:val="Prrafodelista"/>
-        <w:numPr>
-          <w:ilvl w:val="0"/>
-          <w:numId w:val="2"/>
-        </w:numPr>
-        <w:rPr>
-          <w:lang w:val="es-ES_tradnl"/>
-        </w:rPr>
-      </w:pPr>
-      <w:r>
-        <w:rPr>
-          <w:lang w:val="es-ES_tradnl"/>
-        </w:rPr>
-        <w:t>Volumen actual y cambios de semanas anteriores (memoria).</w:t>
-      </w:r>
-    </w:p>
-    <w:p>
-      <w:pPr>
-        <w:pStyle w:val="Prrafodelista"/>
-        <w:numPr>
-          <w:ilvl w:val="0"/>
-          <w:numId w:val="2"/>
-        </w:numPr>
-        <w:rPr>
-          <w:lang w:val="es-ES_tradnl"/>
-        </w:rPr>
-      </w:pPr>
-      <w:r>
-        <w:rPr>
-          <w:lang w:val="es-ES_tradnl"/>
-        </w:rPr>
-        <w:t xml:space="preserve">Lluvia de las </w:t>
-      </w:r>
-      <w:r>
-        <w:rPr>
-          <w:lang w:val="es-ES_tradnl"/>
-        </w:rPr>
-        <w:t>últimas</w:t>
-      </w:r>
-      <w:r>
-        <w:rPr>
-          <w:lang w:val="es-ES_tradnl"/>
-        </w:rPr>
-        <w:t xml:space="preserve"> semanas y lluvia acumulada a 4, 12 y 26 semanas.</w:t>
-      </w:r>
-    </w:p>
-    <w:p>
-      <w:pPr>
-        <w:pStyle w:val="Prrafodelista"/>
-        <w:numPr>
-          <w:ilvl w:val="0"/>
-          <w:numId w:val="2"/>
-        </w:numPr>
-        <w:rPr>
-          <w:lang w:val="es-ES_tradnl"/>
-        </w:rPr>
-      </w:pPr>
-      <w:r>
-        <w:rPr>
-          <w:lang w:val="es-ES_tradnl"/>
-        </w:rPr>
-        <w:t xml:space="preserve">Lluvia acumulada desde el inicio del año </w:t>
-      </w:r>
-      <w:r>
-        <w:rPr>
-          <w:lang w:val="es-ES_tradnl"/>
-        </w:rPr>
-        <w:t>hidrológico</w:t>
-      </w:r>
-      <w:r>
-        <w:rPr>
-          <w:lang w:val="es-ES_tradnl"/>
-        </w:rPr>
-        <w:t xml:space="preserve"> (estado del suelo).</w:t>
-      </w:r>
-    </w:p>
-    <w:p>
-      <w:pPr>
-        <w:pStyle w:val="Prrafodelista"/>
-        <w:numPr>
-          <w:ilvl w:val="0"/>
-          <w:numId w:val="2"/>
-        </w:numPr>
-        <w:rPr>
-          <w:lang w:val="es-ES_tradnl"/>
-        </w:rPr>
-      </w:pPr>
-      <w:r>
-        <w:rPr>
-          <w:lang w:val="es-ES_tradnl"/>
-        </w:rPr>
-        <w:t>Semana del año o mes (estacionalidad y riego).</w:t>
-      </w:r>
-    </w:p>
-    <w:p>
-      <w:pPr>
-        <w:pStyle w:val="Prrafodelista"/>
-        <w:numPr>
-          <w:ilvl w:val="0"/>
-          <w:numId w:val="2"/>
-        </w:numPr>
-        <w:rPr>
-          <w:lang w:val="es-ES_tradnl"/>
-        </w:rPr>
-      </w:pPr>
-      <w:r>
-        <w:rPr>
-          <w:lang w:val="es-ES_tradnl"/>
-        </w:rPr>
-        <w:t>Temperatura media.</w:t>
-      </w:r>
-    </w:p>
-    <w:p>
-      <w:pPr>
-        <w:rPr>
-          <w:lang w:val="es-ES_tradnl"/>
-        </w:rPr>
-      </w:pPr>
-    </w:p>
-    <w:p>
-      <w:pPr>
-        <w:pStyle w:val="Prrafodelista"/>
-        <w:numPr>
-          <w:ilvl w:val="0"/>
-          <w:numId w:val="2"/>
-        </w:numPr>
-        <w:rPr>
-          <w:lang w:val="es-ES_tradnl"/>
-        </w:rPr>
-      </w:pPr>
+          <w:i/>
+          <w:iCs/>
+          <w:lang w:val="es-ES_tradnl"/>
+        </w:rPr>
+        <w:t>semanal.parquet</w:t>
+      </w:r>
+      <w:proofErr w:type="spellEnd"/>
+      <w:proofErr w:type="gramEnd"/>
       <w:r>
         <w:rPr>
           <w:b/>
           <w:bCs/>
+          <w:i/>
+          <w:iCs/>
+          <w:lang w:val="es-ES_tradnl"/>
+        </w:rPr>
+        <w:t>.</w:t>
+      </w:r>
+    </w:p>
+    <w:p>
+      <w:pPr>
+        <w:rPr>
+          <w:lang w:val="es-ES_tradnl"/>
+        </w:rPr>
+      </w:pPr>
+    </w:p>
+    <w:p>
+      <w:pPr>
+        <w:rPr>
+          <w:lang w:val="es-ES_tradnl"/>
+        </w:rPr>
+      </w:pPr>
+    </w:p>
+    <w:p>
+      <w:pPr>
+        <w:rPr>
+          <w:color w:val="EE0000"/>
+          <w:lang w:val="es-ES_tradnl"/>
+        </w:rPr>
+      </w:pPr>
+      <w:r>
+        <w:rPr>
+          <w:color w:val="EE0000"/>
+          <w:lang w:val="es-ES_tradnl"/>
+        </w:rPr>
+        <w:t>8. EDA</w:t>
+      </w:r>
+      <w:r>
+        <w:rPr>
+          <w:color w:val="EE0000"/>
+          <w:lang w:val="es-ES_tradnl"/>
+        </w:rPr>
+        <w:t xml:space="preserve"> (Análisis Exploratorio)</w:t>
+      </w:r>
+    </w:p>
+    <w:p>
+      <w:pPr>
+        <w:pStyle w:val="Prrafodelista"/>
+        <w:numPr>
+          <w:ilvl w:val="0"/>
+          <w:numId w:val="2"/>
+        </w:numPr>
+        <w:rPr>
+          <w:lang w:val="es-ES_tradnl"/>
+        </w:rPr>
+      </w:pPr>
+      <w:r>
+        <w:rPr>
+          <w:b/>
+          <w:bCs/>
+          <w:lang w:val="es-ES_tradnl"/>
+        </w:rPr>
+        <w:t>Qué es:</w:t>
+      </w:r>
+      <w:r>
+        <w:rPr>
+          <w:lang w:val="es-ES_tradnl"/>
+        </w:rPr>
+        <w:t xml:space="preserve"> entender cómo se comportan los datos antes de modelar, y qué variables necesitará el modelo.</w:t>
+      </w:r>
+    </w:p>
+    <w:p>
+      <w:pPr>
+        <w:rPr>
+          <w:color w:val="00B050"/>
+          <w:lang w:val="es-ES_tradnl"/>
+        </w:rPr>
+      </w:pPr>
+      <w:r>
+        <w:rPr>
+          <w:color w:val="00B050"/>
+          <w:lang w:val="es-ES_tradnl"/>
+        </w:rPr>
+        <w:t>Conclusiones:</w:t>
+      </w:r>
+    </w:p>
+    <w:p>
+      <w:pPr>
+        <w:pStyle w:val="Prrafodelista"/>
+        <w:numPr>
+          <w:ilvl w:val="0"/>
+          <w:numId w:val="4"/>
+        </w:numPr>
+        <w:rPr>
+          <w:lang w:val="es-ES_tradnl"/>
+        </w:rPr>
+      </w:pPr>
+      <w:r>
+        <w:rPr>
+          <w:color w:val="0070C0"/>
+          <w:lang w:val="es-ES_tradnl"/>
+        </w:rPr>
+        <w:t xml:space="preserve">Estacionalidad: </w:t>
+      </w:r>
+      <w:r>
+        <w:rPr>
+          <w:lang w:val="es-ES_tradnl"/>
+        </w:rPr>
+        <w:t>llueve de octubre a abril. El volumen sube de noviembre a abril (más en enero y febrero, con un mes de retraso) y baja de junio a septiembre (máximo en julio, -77</w:t>
+      </w:r>
+      <w:r>
+        <w:t>hm³ por semana</w:t>
+      </w:r>
+      <w:r>
+        <w:rPr>
+          <w:lang w:val="es-ES_tradnl"/>
+        </w:rPr>
+        <w:t>).</w:t>
+      </w:r>
+    </w:p>
+    <w:p>
+      <w:pPr>
+        <w:pStyle w:val="Prrafodelista"/>
+        <w:numPr>
+          <w:ilvl w:val="0"/>
+          <w:numId w:val="4"/>
+        </w:numPr>
+        <w:rPr>
+          <w:lang w:val="es-ES_tradnl"/>
+        </w:rPr>
+      </w:pPr>
+      <w:r>
+        <w:rPr>
+          <w:color w:val="0070C0"/>
+          <w:lang w:val="es-ES_tradnl"/>
+        </w:rPr>
+        <w:t xml:space="preserve">Memoria del sistema: </w:t>
+      </w:r>
+      <w:r>
+        <w:rPr>
+          <w:lang w:val="es-ES_tradnl"/>
+        </w:rPr>
+        <w:t>un año seco tras años húmedos no causa sequía (2012). Las sequias graves vienen de varios años seguidos por debajo de lo normal (2005-2009, 2017-2024).</w:t>
+      </w:r>
+    </w:p>
+    <w:p>
+      <w:pPr>
+        <w:pStyle w:val="Prrafodelista"/>
+        <w:numPr>
+          <w:ilvl w:val="0"/>
+          <w:numId w:val="4"/>
+        </w:numPr>
+        <w:rPr>
+          <w:lang w:val="es-ES_tradnl"/>
+        </w:rPr>
+      </w:pPr>
+      <w:r>
+        <w:rPr>
+          <w:color w:val="0070C0"/>
+          <w:lang w:val="es-ES_tradnl"/>
+        </w:rPr>
+        <w:t xml:space="preserve">Lluvia frente a volumen: </w:t>
+      </w:r>
+      <w:r>
+        <w:rPr>
+          <w:lang w:val="es-ES_tradnl"/>
+        </w:rPr>
+        <w:t>correlación de 0,51 a 1 semana y de 0,78 a 4 semanas la lluvia acumulada explica mucho mejor el cambio. La relación no es lineal (curva y abanico).</w:t>
+      </w:r>
+    </w:p>
+    <w:p>
+      <w:pPr>
+        <w:pStyle w:val="Prrafodelista"/>
+        <w:numPr>
+          <w:ilvl w:val="0"/>
+          <w:numId w:val="4"/>
+        </w:numPr>
+        <w:rPr>
+          <w:lang w:val="es-ES_tradnl"/>
+        </w:rPr>
+      </w:pPr>
+      <w:r>
+        <w:rPr>
+          <w:color w:val="0070C0"/>
+          <w:lang w:val="es-ES_tradnl"/>
+        </w:rPr>
+        <w:t xml:space="preserve">Retraso: </w:t>
+      </w:r>
+      <w:r>
+        <w:rPr>
+          <w:lang w:val="es-ES_tradnl"/>
+        </w:rPr>
+        <w:t xml:space="preserve">la lluvia </w:t>
+      </w:r>
+      <w:r>
+        <w:rPr>
+          <w:lang w:val="es-ES_tradnl"/>
+        </w:rPr>
+        <w:t>s</w:t>
+      </w:r>
+      <w:r>
+        <w:rPr>
+          <w:lang w:val="es-ES_tradnl"/>
+        </w:rPr>
+        <w:t>e nota sobre todo 1 semana después (0,66) y su efecto dura hasta 8 semanas (caudal base).</w:t>
+      </w:r>
+    </w:p>
+    <w:p>
+      <w:pPr>
+        <w:pStyle w:val="Prrafodelista"/>
+        <w:numPr>
+          <w:ilvl w:val="0"/>
+          <w:numId w:val="4"/>
+        </w:numPr>
+        <w:rPr>
+          <w:lang w:val="es-ES_tradnl"/>
+        </w:rPr>
+      </w:pPr>
+      <w:r>
+        <w:rPr>
+          <w:color w:val="0070C0"/>
+          <w:lang w:val="es-ES_tradnl"/>
+        </w:rPr>
+        <w:t xml:space="preserve">Suelo seco: </w:t>
+      </w:r>
+      <w:r>
+        <w:rPr>
+          <w:lang w:val="es-ES_tradnl"/>
+        </w:rPr>
+        <w:t>con la misma lluvia, en otoño el volumen sube mucho menos que en inverno (50-100 mm: +31 frente a +206</w:t>
+      </w:r>
+      <w:r>
+        <w:t>hm³</w:t>
+      </w:r>
+      <w:r>
+        <w:rPr>
+          <w:lang w:val="es-ES_tradnl"/>
+        </w:rPr>
+        <w:t>)</w:t>
+      </w:r>
+    </w:p>
+    <w:p>
+      <w:pPr>
+        <w:pStyle w:val="Prrafodelista"/>
+        <w:numPr>
+          <w:ilvl w:val="0"/>
+          <w:numId w:val="4"/>
+        </w:numPr>
+        <w:rPr>
+          <w:lang w:val="es-ES_tradnl"/>
+        </w:rPr>
+      </w:pPr>
+      <w:r>
+        <w:rPr>
+          <w:color w:val="0070C0"/>
+          <w:lang w:val="es-ES_tradnl"/>
+        </w:rPr>
+        <w:t xml:space="preserve">Temperatura: </w:t>
+      </w:r>
+      <w:r>
+        <w:rPr>
+          <w:lang w:val="es-ES_tradnl"/>
+        </w:rPr>
+        <w:t xml:space="preserve">por encima de 20 </w:t>
+      </w:r>
+      <w:proofErr w:type="spellStart"/>
+      <w:r>
+        <w:rPr>
+          <w:lang w:val="es-ES_tradnl"/>
+        </w:rPr>
+        <w:t>ºC</w:t>
+      </w:r>
+      <w:proofErr w:type="spellEnd"/>
+      <w:r>
+        <w:rPr>
+          <w:lang w:val="es-ES_tradnl"/>
+        </w:rPr>
+        <w:t xml:space="preserve"> el volumen baja con fuerza (riego y evaporación). Va ligada a la época del año.</w:t>
+      </w:r>
+    </w:p>
+    <w:p>
+      <w:pPr>
+        <w:rPr>
+          <w:color w:val="00B050"/>
+          <w:lang w:val="es-ES_tradnl"/>
+        </w:rPr>
+      </w:pPr>
+    </w:p>
+    <w:p>
+      <w:pPr>
+        <w:rPr>
+          <w:color w:val="00B050"/>
+          <w:lang w:val="es-ES_tradnl"/>
+        </w:rPr>
+      </w:pPr>
+      <w:r>
+        <w:rPr>
+          <w:color w:val="00B050"/>
+          <w:lang w:val="es-ES_tradnl"/>
+        </w:rPr>
+        <w:t>Variables que necesita el modelo:</w:t>
+      </w:r>
+    </w:p>
+    <w:p>
+      <w:pPr>
+        <w:pStyle w:val="Prrafodelista"/>
+        <w:numPr>
+          <w:ilvl w:val="0"/>
+          <w:numId w:val="2"/>
+        </w:numPr>
+        <w:rPr>
+          <w:lang w:val="es-ES_tradnl"/>
+        </w:rPr>
+      </w:pPr>
+      <w:r>
+        <w:rPr>
+          <w:lang w:val="es-ES_tradnl"/>
+        </w:rPr>
+        <w:t>Volumen actual y cambios de semanas anteriores (memoria).</w:t>
+      </w:r>
+    </w:p>
+    <w:p>
+      <w:pPr>
+        <w:pStyle w:val="Prrafodelista"/>
+        <w:numPr>
+          <w:ilvl w:val="0"/>
+          <w:numId w:val="2"/>
+        </w:numPr>
+        <w:rPr>
+          <w:lang w:val="es-ES_tradnl"/>
+        </w:rPr>
+      </w:pPr>
+      <w:r>
+        <w:rPr>
+          <w:lang w:val="es-ES_tradnl"/>
+        </w:rPr>
+        <w:t xml:space="preserve">Lluvia de las </w:t>
+      </w:r>
+      <w:r>
+        <w:rPr>
+          <w:lang w:val="es-ES_tradnl"/>
+        </w:rPr>
+        <w:t>últimas</w:t>
+      </w:r>
+      <w:r>
+        <w:rPr>
+          <w:lang w:val="es-ES_tradnl"/>
+        </w:rPr>
+        <w:t xml:space="preserve"> semanas y lluvia acumulada a 4, 12 y 26 semanas.</w:t>
+      </w:r>
+    </w:p>
+    <w:p>
+      <w:pPr>
+        <w:pStyle w:val="Prrafodelista"/>
+        <w:numPr>
+          <w:ilvl w:val="0"/>
+          <w:numId w:val="2"/>
+        </w:numPr>
+        <w:rPr>
+          <w:lang w:val="es-ES_tradnl"/>
+        </w:rPr>
+      </w:pPr>
+      <w:r>
+        <w:rPr>
+          <w:lang w:val="es-ES_tradnl"/>
+        </w:rPr>
+        <w:t xml:space="preserve">Lluvia acumulada desde el inicio del año </w:t>
+      </w:r>
+      <w:r>
+        <w:rPr>
+          <w:lang w:val="es-ES_tradnl"/>
+        </w:rPr>
+        <w:t>hidrológico</w:t>
+      </w:r>
+      <w:r>
+        <w:rPr>
+          <w:lang w:val="es-ES_tradnl"/>
+        </w:rPr>
+        <w:t xml:space="preserve"> (estado del suelo).</w:t>
+      </w:r>
+    </w:p>
+    <w:p>
+      <w:pPr>
+        <w:pStyle w:val="Prrafodelista"/>
+        <w:numPr>
+          <w:ilvl w:val="0"/>
+          <w:numId w:val="2"/>
+        </w:numPr>
+        <w:rPr>
+          <w:lang w:val="es-ES_tradnl"/>
+        </w:rPr>
+      </w:pPr>
+      <w:r>
+        <w:rPr>
+          <w:lang w:val="es-ES_tradnl"/>
+        </w:rPr>
+        <w:t>Semana del año o mes (estacionalidad y riego).</w:t>
+      </w:r>
+    </w:p>
+    <w:p>
+      <w:pPr>
+        <w:pStyle w:val="Prrafodelista"/>
+        <w:numPr>
+          <w:ilvl w:val="0"/>
+          <w:numId w:val="2"/>
+        </w:numPr>
+        <w:rPr>
+          <w:lang w:val="es-ES_tradnl"/>
+        </w:rPr>
+      </w:pPr>
+      <w:r>
+        <w:rPr>
+          <w:lang w:val="es-ES_tradnl"/>
+        </w:rPr>
+        <w:t>Temperatura media.</w:t>
+      </w:r>
+    </w:p>
+    <w:p>
+      <w:pPr>
+        <w:rPr>
+          <w:lang w:val="es-ES_tradnl"/>
+        </w:rPr>
+      </w:pPr>
+    </w:p>
+    <w:p>
+      <w:pPr>
+        <w:pStyle w:val="Prrafodelista"/>
+        <w:numPr>
+          <w:ilvl w:val="0"/>
+          <w:numId w:val="2"/>
+        </w:numPr>
+        <w:rPr>
+          <w:lang w:val="es-ES_tradnl"/>
+        </w:rPr>
+      </w:pPr>
+      <w:r>
+        <w:rPr>
+          <w:b/>
+          <w:bCs/>
           <w:lang w:val="es-ES_tradnl"/>
         </w:rPr>
         <w:lastRenderedPageBreak/>
@@ -2262,7 +2562,21 @@
         <w:rPr>
           <w:lang w:val="es-ES_tradnl"/>
         </w:rPr>
-        <w:t xml:space="preserve"> se espera que Random Forest y XGBoost superen la regresión lineal</w:t>
+        <w:t xml:space="preserve"> se espera que Random Forest y </w:t>
+      </w:r>
+      <w:proofErr w:type="spellStart"/>
+      <w:r>
+        <w:rPr>
+          <w:lang w:val="es-ES_tradnl"/>
+        </w:rPr>
+        <w:t>XGBoost</w:t>
+      </w:r>
+      <w:proofErr w:type="spellEnd"/>
+      <w:r>
+        <w:rPr>
+          <w:lang w:val="es-ES_tradnl"/>
+        </w:rPr>
+        <w:t xml:space="preserve"> superen la regresión lineal</w:t>
       </w:r>
       <w:r>
         <w:rPr>
@@ -2286,6 +2600,7 @@
       </w:pPr>
       <w:r>
         <w:rPr>
+          <w:noProof/>
           <w:lang w:val="es-ES_tradnl"/>
         </w:rPr>
         <w:drawing>
@@ -2336,227 +2651,50 @@
     <w:p>
       <w:pPr>
         <w:rPr>
-          <w:lang w:val="es-ES_tradnl"/>
-        </w:rPr>
-      </w:pPr>
-    </w:p>
-    <w:p>
-      <w:pPr>
-        <w:rPr>
-          <w:lang w:val="es-ES_tradnl"/>
-        </w:rPr>
-      </w:pPr>
-    </w:p>
-    <w:p>
-      <w:pPr>
-        <w:rPr>
-          <w:lang w:val="es-ES_tradnl"/>
-        </w:rPr>
-      </w:pPr>
-    </w:p>
-    <w:p>
-      <w:pPr>
-        <w:rPr>
-          <w:lang w:val="es-ES_tradnl"/>
-        </w:rPr>
-      </w:pPr>
-    </w:p>
-    <w:p>
-      <w:pPr>
-        <w:rPr>
-          <w:lang w:val="es-ES_tradnl"/>
-        </w:rPr>
-      </w:pPr>
-    </w:p>
-    <w:p>
-      <w:pPr>
-        <w:rPr>
-          <w:lang w:val="es-ES_tradnl"/>
-        </w:rPr>
-      </w:pPr>
-    </w:p>
-    <w:p>
-      <w:pPr>
-        <w:rPr>
-          <w:lang w:val="es-ES_tradnl"/>
-        </w:rPr>
-      </w:pPr>
-    </w:p>
-    <w:p>
-      <w:pPr>
-        <w:rPr>
-          <w:lang w:val="es-ES_tradnl"/>
-        </w:rPr>
-      </w:pPr>
-    </w:p>
-    <w:p>
-      <w:pPr>
-        <w:rPr>
-          <w:lang w:val="es-ES_tradnl"/>
-        </w:rPr>
-      </w:pPr>
-    </w:p>
-    <w:p>
-      <w:pPr>
-        <w:rPr>
-          <w:lang w:val="es-ES_tradnl"/>
-        </w:rPr>
-      </w:pPr>
-    </w:p>
-    <w:p>
-      <w:pPr>
-        <w:rPr>
-          <w:lang w:val="es-ES_tradnl"/>
-        </w:rPr>
-      </w:pPr>
-    </w:p>
-    <w:p>
-      <w:pPr>
-        <w:rPr>
-          <w:lang w:val="es-ES_tradnl"/>
-        </w:rPr>
-      </w:pPr>
-    </w:p>
-    <w:p>
-      <w:pPr>
-        <w:rPr>
-          <w:lang w:val="es-ES_tradnl"/>
-        </w:rPr>
-      </w:pPr>
-    </w:p>
-    <w:p>
-      <w:pPr>
-        <w:rPr>
-          <w:lang w:val="es-ES_tradnl"/>
-        </w:rPr>
-      </w:pPr>
-    </w:p>
-    <w:p>
-      <w:pPr>
-        <w:rPr>
-          <w:lang w:val="es-ES_tradnl"/>
-        </w:rPr>
-      </w:pPr>
-    </w:p>
-    <w:p>
-      <w:pPr>
-        <w:rPr>
-          <w:lang w:val="es-ES_tradnl"/>
-        </w:rPr>
-      </w:pPr>
-    </w:p>
-    <w:p>
-      <w:pPr>
-        <w:rPr>
-          <w:lang w:val="es-ES_tradnl"/>
-        </w:rPr>
-      </w:pPr>
-    </w:p>
-    <w:p>
-      <w:pPr>
-        <w:rPr>
-          <w:lang w:val="es-ES_tradnl"/>
-        </w:rPr>
-      </w:pPr>
-    </w:p>
-    <w:p>
-      <w:pPr>
-        <w:rPr>
-          <w:lang w:val="es-ES_tradnl"/>
-        </w:rPr>
-      </w:pPr>
-    </w:p>
-    <w:p>
-      <w:pPr>
-        <w:rPr>
-          <w:lang w:val="es-ES_tradnl"/>
-        </w:rPr>
-      </w:pPr>
-    </w:p>
-    <w:p>
-      <w:pPr>
-        <w:rPr>
-          <w:lang w:val="es-ES_tradnl"/>
-        </w:rPr>
-      </w:pPr>
-    </w:p>
-    <w:p>
-      <w:pPr>
-        <w:rPr>
-          <w:lang w:val="es-ES_tradnl"/>
-        </w:rPr>
-      </w:pPr>
-    </w:p>
-    <w:p>
-      <w:pPr>
-        <w:rPr>
-          <w:lang w:val="es-ES_tradnl"/>
-        </w:rPr>
-      </w:pPr>
-    </w:p>
-    <w:p>
-      <w:pPr>
-        <w:rPr>
-          <w:lang w:val="es-ES_tradnl"/>
-        </w:rPr>
-      </w:pPr>
-    </w:p>
-    <w:p>
-      <w:pPr>
-        <w:rPr>
-          <w:lang w:val="es-ES_tradnl"/>
-        </w:rPr>
-      </w:pPr>
-    </w:p>
-    <w:p>
-      <w:pPr>
-        <w:rPr>
-          <w:lang w:val="es-ES_tradnl"/>
-        </w:rPr>
-      </w:pPr>
-    </w:p>
-    <w:p>
-      <w:pPr>
-        <w:rPr>
-          <w:lang w:val="es-ES_tradnl"/>
-        </w:rPr>
-      </w:pPr>
-    </w:p>
-    <w:p>
-      <w:pPr>
-        <w:rPr>
-          <w:lang w:val="es-ES_tradnl"/>
-        </w:rPr>
-      </w:pPr>
-    </w:p>
-    <w:p>
-      <w:pPr>
-        <w:rPr>
-          <w:lang w:val="es-ES_tradnl"/>
-        </w:rPr>
-      </w:pPr>
-    </w:p>
-    <w:p>
-      <w:pPr>
-        <w:rPr>
-          <w:lang w:val="es-ES_tradnl"/>
-        </w:rPr>
-      </w:pPr>
-    </w:p>
-    <w:p>
-      <w:pPr>
-        <w:rPr>
           <w:color w:val="EE0000"/>
           <w:lang w:val="es-ES_tradnl"/>
         </w:rPr>
       </w:pPr>
-      <w:r>
+    </w:p>
+    <w:p>
+      <w:pPr>
         <w:rPr>
           <w:color w:val="EE0000"/>
           <w:lang w:val="es-ES_tradnl"/>
         </w:rPr>
-        <w:t>Conceptos nuevos/repaso:</w:t>
-      </w:r>
+      </w:pPr>
+      <w:r>
+        <w:rPr>
+          <w:color w:val="EE0000"/>
+          <w:lang w:val="es-ES_tradnl"/>
+        </w:rPr>
+        <w:t xml:space="preserve">9. </w:t>
+      </w:r>
+      <w:proofErr w:type="spellStart"/>
+      <w:r>
+        <w:rPr>
+          <w:color w:val="EE0000"/>
+          <w:lang w:val="es-ES_tradnl"/>
+        </w:rPr>
+        <w:t>Feature</w:t>
+      </w:r>
+      <w:proofErr w:type="spellEnd"/>
+      <w:r>
+        <w:rPr>
+          <w:color w:val="EE0000"/>
+          <w:lang w:val="es-ES_tradnl"/>
+        </w:rPr>
+        <w:t xml:space="preserve"> </w:t>
+      </w:r>
+      <w:proofErr w:type="spellStart"/>
+      <w:r>
+        <w:rPr>
+          <w:color w:val="EE0000"/>
+          <w:lang w:val="es-ES_tradnl"/>
+        </w:rPr>
+        <w:t>engineering</w:t>
+      </w:r>
+      <w:proofErr w:type="spellEnd"/>
     </w:p>
     <w:p>
       <w:pPr>
@@ -2575,20 +2713,69 @@
           <w:bCs/>
           <w:lang w:val="es-ES_tradnl"/>
         </w:rPr>
-        <w:t>Parquet:</w:t>
-      </w:r>
-      <w:r>
-        <w:rPr>
-          <w:lang w:val="es-ES_tradnl"/>
-        </w:rPr>
-        <w:t xml:space="preserve"> formato de tabla comprimido que guarda los tipos de cada columna. Es el estándar para datos procesados.</w:t>
-      </w:r>
-    </w:p>
-    <w:p>
-      <w:pPr>
-        <w:pStyle w:val="Prrafodelista"/>
-        <w:numPr>
-          <w:ilvl w:val="0"/>
+        <w:t>Qué es:</w:t>
+      </w:r>
+      <w:r>
+        <w:rPr>
+          <w:lang w:val="es-ES_tradnl"/>
+        </w:rPr>
+        <w:t xml:space="preserve"> crear las variables que usará el modelo. Como Random Forest y </w:t>
+      </w:r>
+      <w:proofErr w:type="spellStart"/>
+      <w:r>
+        <w:rPr>
+          <w:lang w:val="es-ES_tradnl"/>
+        </w:rPr>
+        <w:t>XGBoost</w:t>
+      </w:r>
+      <w:proofErr w:type="spellEnd"/>
+      <w:r>
+        <w:rPr>
+          <w:lang w:val="es-ES_tradnl"/>
+        </w:rPr>
+        <w:t xml:space="preserve"> no tienen memoria, cada semana lleva su pasada como columnas.</w:t>
+      </w:r>
+    </w:p>
+    <w:p>
+      <w:pPr>
+        <w:rPr>
+          <w:color w:val="00B050"/>
+          <w:lang w:val="es-ES_tradnl"/>
+        </w:rPr>
+      </w:pPr>
+      <w:r>
+        <w:rPr>
+          <w:color w:val="00B050"/>
+          <w:lang w:val="es-ES_tradnl"/>
+        </w:rPr>
+        <w:t>Variables</w:t>
+      </w:r>
+    </w:p>
+    <w:p>
+      <w:pPr>
+        <w:pStyle w:val="Prrafodelista"/>
+        <w:numPr>
+          <w:ilvl w:val="0"/>
+          <w:numId w:val="2"/>
+        </w:numPr>
+        <w:rPr>
+          <w:color w:val="0070C0"/>
+          <w:lang w:val="es-ES_tradnl"/>
+        </w:rPr>
+      </w:pPr>
+      <w:r>
+        <w:rPr>
+          <w:color w:val="0070C0"/>
+          <w:lang w:val="es-ES_tradnl"/>
+        </w:rPr>
+        <w:t>Memoria del embalse:</w:t>
+      </w:r>
+    </w:p>
+    <w:p>
+      <w:pPr>
+        <w:pStyle w:val="Prrafodelista"/>
+        <w:numPr>
+          <w:ilvl w:val="1"/>
           <w:numId w:val="2"/>
         </w:numPr>
         <w:rPr>
@@ -2599,70 +2786,1064 @@
         <w:rPr>
           <w:b/>
           <w:bCs/>
-          <w:lang w:val="es-ES_tradnl"/>
-        </w:rPr>
-        <w:t>Data leakage temporal:</w:t>
-      </w:r>
-      <w:r>
-        <w:rPr>
-          <w:lang w:val="es-ES_tradnl"/>
-        </w:rPr>
-        <w:t xml:space="preserve"> usar información posterior al momento de la predicción. Se evita usando solo datos hasta la fecha de cada fila.</w:t>
-      </w:r>
-    </w:p>
-    <w:p>
-      <w:pPr>
-        <w:pStyle w:val="Prrafodelista"/>
-        <w:numPr>
-          <w:ilvl w:val="0"/>
-          <w:numId w:val="2"/>
-        </w:numPr>
-        <w:rPr>
-          <w:lang w:val="es-ES_tradnl"/>
-        </w:rPr>
-      </w:pPr>
+          <w:i/>
+          <w:iCs/>
+          <w:lang w:val="es-ES_tradnl"/>
+        </w:rPr>
+        <w:t>volumen:</w:t>
+      </w:r>
+      <w:r>
+        <w:rPr>
+          <w:lang w:val="es-ES_tradnl"/>
+        </w:rPr>
+        <w:t xml:space="preserve"> cuánta agua hay hoy. Es el punto de partida, un embalse casi lleno no puede subir mucho y uno casi vacío no puede bajar mucho.</w:t>
+      </w:r>
+    </w:p>
+    <w:p>
+      <w:pPr>
+        <w:pStyle w:val="Prrafodelista"/>
+        <w:numPr>
+          <w:ilvl w:val="1"/>
+          <w:numId w:val="2"/>
+        </w:numPr>
+        <w:rPr>
+          <w:lang w:val="es-ES_tradnl"/>
+        </w:rPr>
+      </w:pPr>
+      <w:proofErr w:type="spellStart"/>
       <w:r>
         <w:rPr>
           <w:b/>
           <w:bCs/>
-          <w:lang w:val="es-ES_tradnl"/>
-        </w:rPr>
-        <w:t>Feature engineering:</w:t>
-      </w:r>
-      <w:r>
-        <w:rPr>
-          <w:lang w:val="es-ES_tradnl"/>
-        </w:rPr>
-        <w:t xml:space="preserve"> crear variables a partir de los datos para que el modelo pueda aprender. En series temporales, cada fila debe llevar su pasado como columnas (lags y acumulados).</w:t>
-      </w:r>
-    </w:p>
-    <w:p>
-      <w:pPr>
-        <w:pStyle w:val="Prrafodelista"/>
-        <w:numPr>
-          <w:ilvl w:val="0"/>
-          <w:numId w:val="2"/>
-        </w:numPr>
-        <w:rPr>
-          <w:lang w:val="es-ES_tradnl"/>
-        </w:rPr>
-      </w:pPr>
+          <w:i/>
+          <w:iCs/>
+          <w:lang w:val="es-ES_tradnl"/>
+        </w:rPr>
+        <w:t>pct_llenado</w:t>
+      </w:r>
+      <w:proofErr w:type="spellEnd"/>
       <w:r>
         <w:rPr>
           <w:b/>
           <w:bCs/>
-          <w:lang w:val="es-ES_tradnl"/>
-        </w:rPr>
-        <w:t>La</w:t>
-      </w:r>
+          <w:i/>
+          <w:iCs/>
+          <w:lang w:val="es-ES_tradnl"/>
+        </w:rPr>
+        <w:t>:</w:t>
+      </w:r>
+      <w:r>
+        <w:rPr>
+          <w:lang w:val="es-ES_tradnl"/>
+        </w:rPr>
+        <w:t xml:space="preserve"> lo mismo, pero en %. Ayuda a saber si está cerca del máximo.</w:t>
+      </w:r>
+    </w:p>
+    <w:p>
+      <w:pPr>
+        <w:pStyle w:val="Prrafodelista"/>
+        <w:numPr>
+          <w:ilvl w:val="1"/>
+          <w:numId w:val="2"/>
+        </w:numPr>
+        <w:rPr>
+          <w:lang w:val="es-ES_tradnl"/>
+        </w:rPr>
+      </w:pPr>
+      <w:proofErr w:type="spellStart"/>
       <w:r>
         <w:rPr>
           <w:b/>
           <w:bCs/>
+          <w:i/>
+          <w:iCs/>
+          <w:lang w:val="es-ES_tradnl"/>
+        </w:rPr>
+        <w:t>cambio_ls</w:t>
+      </w:r>
+      <w:proofErr w:type="spellEnd"/>
+      <w:r>
+        <w:rPr>
+          <w:b/>
+          <w:bCs/>
+          <w:i/>
+          <w:iCs/>
+          <w:lang w:val="es-ES_tradnl"/>
+        </w:rPr>
+        <w:t>:</w:t>
+      </w:r>
+      <w:r>
+        <w:rPr>
+          <w:lang w:val="es-ES_tradnl"/>
+        </w:rPr>
+        <w:t xml:space="preserve"> cuánto subió o bajó la última semana. Si viene subiendo, probablemente siga subiendo (inercia).</w:t>
+      </w:r>
+    </w:p>
+    <w:p>
+      <w:pPr>
+        <w:pStyle w:val="Prrafodelista"/>
+        <w:numPr>
+          <w:ilvl w:val="1"/>
+          <w:numId w:val="2"/>
+        </w:numPr>
+        <w:rPr>
+          <w:lang w:val="es-ES_tradnl"/>
+        </w:rPr>
+      </w:pPr>
+      <w:r>
+        <w:rPr>
+          <w:b/>
+          <w:bCs/>
+          <w:i/>
+          <w:iCs/>
+          <w:lang w:val="es-ES_tradnl"/>
+        </w:rPr>
+        <w:t>cambio_4s:</w:t>
+      </w:r>
+      <w:r>
+        <w:rPr>
+          <w:lang w:val="es-ES_tradnl"/>
+        </w:rPr>
+        <w:t xml:space="preserve"> lo mismo en el último mes. De la tendencia más estable.</w:t>
+      </w:r>
+    </w:p>
+    <w:p>
+      <w:pPr>
+        <w:rPr>
+          <w:lang w:val="es-ES_tradnl"/>
+        </w:rPr>
+      </w:pPr>
+    </w:p>
+    <w:p>
+      <w:pPr>
+        <w:pStyle w:val="Prrafodelista"/>
+        <w:numPr>
+          <w:ilvl w:val="0"/>
+          <w:numId w:val="2"/>
+        </w:numPr>
+        <w:rPr>
+          <w:color w:val="0070C0"/>
+          <w:lang w:val="es-ES_tradnl"/>
+        </w:rPr>
+      </w:pPr>
+      <w:r>
+        <w:rPr>
+          <w:color w:val="0070C0"/>
+          <w:lang w:val="es-ES_tradnl"/>
+        </w:rPr>
+        <w:lastRenderedPageBreak/>
+        <w:t>Lluvia:</w:t>
+      </w:r>
+    </w:p>
+    <w:p>
+      <w:pPr>
+        <w:pStyle w:val="Prrafodelista"/>
+        <w:numPr>
+          <w:ilvl w:val="1"/>
+          <w:numId w:val="2"/>
+        </w:numPr>
+        <w:rPr>
+          <w:lang w:val="es-ES_tradnl"/>
+        </w:rPr>
+      </w:pPr>
+      <w:r>
+        <w:rPr>
+          <w:b/>
+          <w:bCs/>
+          <w:i/>
+          <w:iCs/>
+          <w:lang w:val="es-ES_tradnl"/>
+        </w:rPr>
+        <w:t>lluvia:</w:t>
+      </w:r>
+      <w:r>
+        <w:rPr>
+          <w:lang w:val="es-ES_tradnl"/>
+        </w:rPr>
+        <w:t xml:space="preserve"> lo que ha llovido esa semana.</w:t>
+      </w:r>
+    </w:p>
+    <w:p>
+      <w:pPr>
+        <w:pStyle w:val="Prrafodelista"/>
+        <w:numPr>
+          <w:ilvl w:val="1"/>
+          <w:numId w:val="2"/>
+        </w:numPr>
+        <w:rPr>
+          <w:lang w:val="es-ES_tradnl"/>
+        </w:rPr>
+      </w:pPr>
+      <w:r>
+        <w:rPr>
+          <w:b/>
+          <w:bCs/>
+          <w:i/>
+          <w:iCs/>
+          <w:lang w:val="es-ES_tradnl"/>
+        </w:rPr>
+        <w:t>lluvia_lag1:</w:t>
+      </w:r>
+      <w:r>
+        <w:rPr>
+          <w:lang w:val="es-ES_tradnl"/>
+        </w:rPr>
+        <w:t xml:space="preserve"> lo que llovió la semana pasada. Es el más se nota ahora, porque el agua tarda en llegar una semana.</w:t>
+      </w:r>
+    </w:p>
+    <w:p>
+      <w:pPr>
+        <w:pStyle w:val="Prrafodelista"/>
+        <w:numPr>
+          <w:ilvl w:val="1"/>
+          <w:numId w:val="2"/>
+        </w:numPr>
+        <w:rPr>
+          <w:lang w:val="es-ES_tradnl"/>
+        </w:rPr>
+      </w:pPr>
+      <w:r>
+        <w:rPr>
+          <w:b/>
+          <w:bCs/>
+          <w:i/>
+          <w:iCs/>
+          <w:lang w:val="es-ES_tradnl"/>
+        </w:rPr>
+        <w:t>lluvia_4s:</w:t>
+      </w:r>
+      <w:r>
+        <w:rPr>
+          <w:lang w:val="es-ES_tradnl"/>
+        </w:rPr>
+        <w:t xml:space="preserve"> lluvia del último mes. Es el agua que está llegando de los embalses.</w:t>
+      </w:r>
+    </w:p>
+    <w:p>
+      <w:pPr>
+        <w:pStyle w:val="Prrafodelista"/>
+        <w:numPr>
+          <w:ilvl w:val="1"/>
+          <w:numId w:val="2"/>
+        </w:numPr>
+        <w:rPr>
+          <w:lang w:val="es-ES_tradnl"/>
+        </w:rPr>
+      </w:pPr>
+      <w:r>
+        <w:rPr>
+          <w:b/>
+          <w:bCs/>
+          <w:i/>
+          <w:iCs/>
+          <w:lang w:val="es-ES_tradnl"/>
+        </w:rPr>
+        <w:t>lluvia_12s:</w:t>
+      </w:r>
+      <w:r>
+        <w:rPr>
+          <w:lang w:val="es-ES_tradnl"/>
+        </w:rPr>
+        <w:t xml:space="preserve"> lluvia de los últimos 3 meses. Indica si estamos en una temporada húmeda o seca.</w:t>
+      </w:r>
+    </w:p>
+    <w:p>
+      <w:pPr>
+        <w:pStyle w:val="Prrafodelista"/>
+        <w:numPr>
+          <w:ilvl w:val="1"/>
+          <w:numId w:val="2"/>
+        </w:numPr>
+        <w:rPr>
+          <w:lang w:val="es-ES_tradnl"/>
+        </w:rPr>
+      </w:pPr>
+      <w:r>
+        <w:rPr>
+          <w:b/>
+          <w:bCs/>
+          <w:i/>
+          <w:iCs/>
+          <w:lang w:val="es-ES_tradnl"/>
+        </w:rPr>
+        <w:t>lluvia_26s</w:t>
+      </w:r>
+      <w:r>
+        <w:rPr>
+          <w:lang w:val="es-ES_tradnl"/>
+        </w:rPr>
+        <w:t xml:space="preserve">: lluvia de los últimos 6 meses. Es la memoria a largo plazo (acuíferos y caudal base). </w:t>
+      </w:r>
+    </w:p>
+    <w:p>
+      <w:pPr>
+        <w:pStyle w:val="Prrafodelista"/>
+        <w:rPr>
+          <w:lang w:val="es-ES_tradnl"/>
+        </w:rPr>
+      </w:pPr>
+    </w:p>
+    <w:p>
+      <w:pPr>
+        <w:pStyle w:val="Prrafodelista"/>
+        <w:numPr>
+          <w:ilvl w:val="0"/>
+          <w:numId w:val="2"/>
+        </w:numPr>
+        <w:rPr>
+          <w:color w:val="0070C0"/>
+          <w:lang w:val="es-ES_tradnl"/>
+        </w:rPr>
+      </w:pPr>
+      <w:r>
+        <w:rPr>
+          <w:color w:val="0070C0"/>
+          <w:lang w:val="es-ES_tradnl"/>
+        </w:rPr>
+        <w:t xml:space="preserve">Suelo: </w:t>
+      </w:r>
+    </w:p>
+    <w:p>
+      <w:pPr>
+        <w:pStyle w:val="Prrafodelista"/>
+        <w:numPr>
+          <w:ilvl w:val="1"/>
+          <w:numId w:val="2"/>
+        </w:numPr>
+        <w:rPr>
+          <w:lang w:val="es-ES_tradnl"/>
+        </w:rPr>
+      </w:pPr>
+      <w:proofErr w:type="spellStart"/>
+      <w:r>
+        <w:rPr>
+          <w:b/>
+          <w:bCs/>
+          <w:i/>
+          <w:iCs/>
+          <w:lang w:val="es-ES_tradnl"/>
+        </w:rPr>
+        <w:t>lluvia_año_hidro</w:t>
+      </w:r>
+      <w:proofErr w:type="spellEnd"/>
+      <w:r>
+        <w:rPr>
+          <w:b/>
+          <w:bCs/>
+          <w:i/>
+          <w:iCs/>
+          <w:lang w:val="es-ES_tradnl"/>
+        </w:rPr>
+        <w:t>:</w:t>
+      </w:r>
+      <w:r>
+        <w:rPr>
+          <w:lang w:val="es-ES_tradnl"/>
+        </w:rPr>
+        <w:t xml:space="preserve"> lluvia desde el 1 de octubre. Si es baja, el suelo esta seco y absorberá la próxima lluvia; si es alta, la lluvia correrá a los ríos.</w:t>
+      </w:r>
+    </w:p>
+    <w:p>
+      <w:pPr>
+        <w:pStyle w:val="Prrafodelista"/>
+        <w:ind w:left="1440"/>
+        <w:rPr>
+          <w:lang w:val="es-ES_tradnl"/>
+        </w:rPr>
+      </w:pPr>
+    </w:p>
+    <w:p>
+      <w:pPr>
+        <w:pStyle w:val="Prrafodelista"/>
+        <w:numPr>
+          <w:ilvl w:val="0"/>
+          <w:numId w:val="2"/>
+        </w:numPr>
+        <w:rPr>
+          <w:color w:val="0070C0"/>
+          <w:lang w:val="es-ES_tradnl"/>
+        </w:rPr>
+      </w:pPr>
+      <w:r>
+        <w:rPr>
+          <w:color w:val="0070C0"/>
+          <w:lang w:val="es-ES_tradnl"/>
+        </w:rPr>
+        <w:t>Estacionalidad:</w:t>
+      </w:r>
+    </w:p>
+    <w:p>
+      <w:pPr>
+        <w:pStyle w:val="Prrafodelista"/>
+        <w:numPr>
+          <w:ilvl w:val="1"/>
+          <w:numId w:val="2"/>
+        </w:numPr>
+        <w:rPr>
+          <w:lang w:val="es-ES_tradnl"/>
+        </w:rPr>
+      </w:pPr>
+      <w:r>
+        <w:rPr>
+          <w:b/>
+          <w:bCs/>
+          <w:i/>
+          <w:iCs/>
+          <w:lang w:val="es-ES_tradnl"/>
+        </w:rPr>
+        <w:t>semana:</w:t>
+      </w:r>
+      <w:r>
+        <w:rPr>
+          <w:lang w:val="es-ES_tradnl"/>
+        </w:rPr>
+        <w:t xml:space="preserve"> en qué momento del año estamos. Le dice al modelo si es época de llenado (invierno) o de riego (verano).</w:t>
+      </w:r>
+    </w:p>
+    <w:p>
+      <w:pPr>
+        <w:pStyle w:val="Prrafodelista"/>
+        <w:ind w:left="1440"/>
+        <w:rPr>
+          <w:lang w:val="es-ES_tradnl"/>
+        </w:rPr>
+      </w:pPr>
+    </w:p>
+    <w:p>
+      <w:pPr>
+        <w:pStyle w:val="Prrafodelista"/>
+        <w:numPr>
+          <w:ilvl w:val="0"/>
+          <w:numId w:val="2"/>
+        </w:numPr>
+        <w:rPr>
+          <w:color w:val="0070C0"/>
+          <w:lang w:val="es-ES_tradnl"/>
+        </w:rPr>
+      </w:pPr>
+      <w:r>
+        <w:rPr>
+          <w:color w:val="0070C0"/>
+          <w:lang w:val="es-ES_tradnl"/>
+        </w:rPr>
+        <w:t>Calor:</w:t>
+      </w:r>
+    </w:p>
+    <w:p>
+      <w:pPr>
+        <w:pStyle w:val="Prrafodelista"/>
+        <w:numPr>
+          <w:ilvl w:val="1"/>
+          <w:numId w:val="2"/>
+        </w:numPr>
+        <w:rPr>
+          <w:lang w:val="es-ES_tradnl"/>
+        </w:rPr>
+      </w:pPr>
+      <w:proofErr w:type="spellStart"/>
+      <w:r>
+        <w:rPr>
+          <w:b/>
+          <w:bCs/>
+          <w:i/>
+          <w:iCs/>
+          <w:lang w:val="es-ES_tradnl"/>
+        </w:rPr>
+        <w:t>tmed</w:t>
+      </w:r>
+      <w:proofErr w:type="spellEnd"/>
+      <w:r>
+        <w:rPr>
+          <w:b/>
+          <w:bCs/>
+          <w:i/>
+          <w:iCs/>
+          <w:lang w:val="es-ES_tradnl"/>
+        </w:rPr>
+        <w:t>:</w:t>
+      </w:r>
+      <w:r>
+        <w:rPr>
+          <w:lang w:val="es-ES_tradnl"/>
+        </w:rPr>
+        <w:t xml:space="preserve"> temperatura de esta semana.</w:t>
+      </w:r>
+    </w:p>
+    <w:p>
+      <w:pPr>
+        <w:pStyle w:val="Prrafodelista"/>
+        <w:numPr>
+          <w:ilvl w:val="1"/>
+          <w:numId w:val="2"/>
+        </w:numPr>
+        <w:rPr>
+          <w:lang w:val="es-ES_tradnl"/>
+        </w:rPr>
+      </w:pPr>
+      <w:r>
+        <w:rPr>
+          <w:b/>
+          <w:bCs/>
+          <w:i/>
+          <w:iCs/>
+          <w:lang w:val="es-ES_tradnl"/>
+        </w:rPr>
+        <w:t>tmed_4s:</w:t>
+      </w:r>
+      <w:r>
+        <w:rPr>
+          <w:lang w:val="es-ES_tradnl"/>
+        </w:rPr>
+        <w:t xml:space="preserve"> temperatura media del último mes. Mas calor significa más evaporación y más riego. </w:t>
+      </w:r>
+    </w:p>
+    <w:p>
+      <w:pPr>
+        <w:rPr>
+          <w:color w:val="00B050"/>
+          <w:lang w:val="es-ES_tradnl"/>
+        </w:rPr>
+      </w:pPr>
+      <w:r>
+        <w:rPr>
+          <w:color w:val="00B050"/>
+          <w:lang w:val="es-ES_tradnl"/>
+        </w:rPr>
+        <w:t>Objetivos</w:t>
+      </w:r>
+    </w:p>
+    <w:p>
+      <w:pPr>
+        <w:pStyle w:val="Prrafodelista"/>
+        <w:numPr>
+          <w:ilvl w:val="0"/>
+          <w:numId w:val="2"/>
+        </w:numPr>
+        <w:rPr>
+          <w:lang w:val="es-ES_tradnl"/>
+        </w:rPr>
+      </w:pPr>
+      <w:r>
+        <w:rPr>
+          <w:b/>
+          <w:bCs/>
+          <w:i/>
+          <w:iCs/>
+          <w:lang w:val="es-ES_tradnl"/>
+        </w:rPr>
+        <w:t>objetivo_4s</w:t>
+      </w:r>
+      <w:r>
+        <w:rPr>
+          <w:lang w:val="es-ES_tradnl"/>
+        </w:rPr>
+        <w:t xml:space="preserve"> = volumen dentro de 4 semanas – volumen de hoy </w:t>
+      </w:r>
+      <w:r>
+        <w:t>(</w:t>
+      </w:r>
+      <w:proofErr w:type="gramStart"/>
+      <w:r>
+        <w:rPr>
+          <w:rStyle w:val="CdigoHTML"/>
+          <w:rFonts w:eastAsiaTheme="minorHAnsi"/>
+        </w:rPr>
+        <w:t>shift(</w:t>
+      </w:r>
+      <w:proofErr w:type="gramEnd"/>
+      <w:r>
+        <w:rPr>
+          <w:rStyle w:val="CdigoHTML"/>
+          <w:rFonts w:eastAsiaTheme="minorHAnsi"/>
+        </w:rPr>
+        <w:t>-4)</w:t>
+      </w:r>
+      <w:r>
+        <w:t>).</w:t>
+      </w:r>
+      <w:r>
+        <w:t xml:space="preserve"> Lo mismo con 8 semanas.</w:t>
+      </w:r>
+    </w:p>
+    <w:p>
+      <w:pPr>
+        <w:pStyle w:val="Prrafodelista"/>
+        <w:numPr>
+          <w:ilvl w:val="0"/>
+          <w:numId w:val="2"/>
+        </w:numPr>
+        <w:rPr>
+          <w:lang w:val="es-ES_tradnl"/>
+        </w:rPr>
+      </w:pPr>
+      <w:r>
+        <w:t xml:space="preserve">Las ultimas 4 u 8 semanas no tiene objetivo </w:t>
+      </w:r>
+      <w:r>
+        <w:sym w:font="Wingdings" w:char="F0E0"/>
+      </w:r>
+      <w:r>
+        <w:t xml:space="preserve"> no se entrenan con ellas, pero son las que se usan para predecir.</w:t>
+      </w:r>
+    </w:p>
+    <w:p>
+      <w:pPr>
+        <w:rPr>
+          <w:color w:val="00B050"/>
+          <w:lang w:val="es-ES_tradnl"/>
+        </w:rPr>
+      </w:pPr>
+      <w:r>
+        <w:rPr>
+          <w:color w:val="00B050"/>
+          <w:lang w:val="es-ES_tradnl"/>
+        </w:rPr>
+        <w:t>Reglas</w:t>
+      </w:r>
+    </w:p>
+    <w:p>
+      <w:pPr>
+        <w:pStyle w:val="Prrafodelista"/>
+        <w:numPr>
+          <w:ilvl w:val="0"/>
+          <w:numId w:val="2"/>
+        </w:numPr>
+        <w:rPr>
+          <w:lang w:val="es-ES_tradnl"/>
+        </w:rPr>
+      </w:pPr>
+      <w:r>
+        <w:rPr>
+          <w:lang w:val="es-ES_tradnl"/>
+        </w:rPr>
+        <w:t xml:space="preserve">Ninguna variable usa datos posteriores a la fecha de la fila (sin </w:t>
+      </w:r>
+      <w:proofErr w:type="spellStart"/>
+      <w:r>
+        <w:rPr>
+          <w:lang w:val="es-ES_tradnl"/>
+        </w:rPr>
+        <w:t>dataleakage</w:t>
+      </w:r>
+      <w:proofErr w:type="spellEnd"/>
+      <w:r>
+        <w:rPr>
+          <w:lang w:val="es-ES_tradnl"/>
+        </w:rPr>
+        <w:t>).</w:t>
+      </w:r>
+    </w:p>
+    <w:p>
+      <w:pPr>
+        <w:pStyle w:val="Prrafodelista"/>
+        <w:numPr>
+          <w:ilvl w:val="0"/>
+          <w:numId w:val="2"/>
+        </w:numPr>
+        <w:rPr>
+          <w:lang w:val="es-ES_tradnl"/>
+        </w:rPr>
+      </w:pPr>
+      <w:r>
+        <w:rPr>
+          <w:lang w:val="es-ES_tradnl"/>
+        </w:rPr>
+        <w:t>Las acumuladas usan la lluvia de 1993 para tener valor desde la primera semana de 1994.</w:t>
+      </w:r>
+    </w:p>
+    <w:p>
+      <w:pPr>
+        <w:rPr>
+          <w:lang w:val="es-ES_tradnl"/>
+        </w:rPr>
+      </w:pPr>
+    </w:p>
+    <w:p>
+      <w:pPr>
+        <w:rPr>
+          <w:lang w:val="es-ES_tradnl"/>
+        </w:rPr>
+      </w:pPr>
+    </w:p>
+    <w:p>
+      <w:pPr>
+        <w:rPr>
+          <w:lang w:val="es-ES_tradnl"/>
+        </w:rPr>
+      </w:pPr>
+    </w:p>
+    <w:p>
+      <w:pPr>
+        <w:rPr>
+          <w:lang w:val="es-ES_tradnl"/>
+        </w:rPr>
+      </w:pPr>
+    </w:p>
+    <w:p>
+      <w:pPr>
+        <w:rPr>
+          <w:lang w:val="es-ES_tradnl"/>
+        </w:rPr>
+      </w:pPr>
+    </w:p>
+    <w:p>
+      <w:pPr>
+        <w:rPr>
+          <w:lang w:val="es-ES_tradnl"/>
+        </w:rPr>
+      </w:pPr>
+    </w:p>
+    <w:p>
+      <w:pPr>
+        <w:rPr>
+          <w:lang w:val="es-ES_tradnl"/>
+        </w:rPr>
+      </w:pPr>
+    </w:p>
+    <w:p>
+      <w:pPr>
+        <w:rPr>
+          <w:lang w:val="es-ES_tradnl"/>
+        </w:rPr>
+      </w:pPr>
+    </w:p>
+    <w:p>
+      <w:pPr>
+        <w:rPr>
+          <w:lang w:val="es-ES_tradnl"/>
+        </w:rPr>
+      </w:pPr>
+    </w:p>
+    <w:p>
+      <w:pPr>
+        <w:rPr>
+          <w:lang w:val="es-ES_tradnl"/>
+        </w:rPr>
+      </w:pPr>
+    </w:p>
+    <w:p>
+      <w:pPr>
+        <w:rPr>
+          <w:lang w:val="es-ES_tradnl"/>
+        </w:rPr>
+      </w:pPr>
+    </w:p>
+    <w:p>
+      <w:pPr>
+        <w:rPr>
+          <w:lang w:val="es-ES_tradnl"/>
+        </w:rPr>
+      </w:pPr>
+    </w:p>
+    <w:p>
+      <w:pPr>
+        <w:rPr>
+          <w:lang w:val="es-ES_tradnl"/>
+        </w:rPr>
+      </w:pPr>
+    </w:p>
+    <w:p>
+      <w:pPr>
+        <w:rPr>
+          <w:lang w:val="es-ES_tradnl"/>
+        </w:rPr>
+      </w:pPr>
+    </w:p>
+    <w:p>
+      <w:pPr>
+        <w:rPr>
+          <w:lang w:val="es-ES_tradnl"/>
+        </w:rPr>
+      </w:pPr>
+    </w:p>
+    <w:p>
+      <w:pPr>
+        <w:rPr>
+          <w:lang w:val="es-ES_tradnl"/>
+        </w:rPr>
+      </w:pPr>
+    </w:p>
+    <w:p>
+      <w:pPr>
+        <w:rPr>
+          <w:lang w:val="es-ES_tradnl"/>
+        </w:rPr>
+      </w:pPr>
+    </w:p>
+    <w:p>
+      <w:pPr>
+        <w:rPr>
+          <w:lang w:val="es-ES_tradnl"/>
+        </w:rPr>
+      </w:pPr>
+    </w:p>
+    <w:p>
+      <w:pPr>
+        <w:rPr>
+          <w:lang w:val="es-ES_tradnl"/>
+        </w:rPr>
+      </w:pPr>
+    </w:p>
+    <w:p>
+      <w:pPr>
+        <w:rPr>
+          <w:lang w:val="es-ES_tradnl"/>
+        </w:rPr>
+      </w:pPr>
+    </w:p>
+    <w:p>
+      <w:pPr>
+        <w:rPr>
+          <w:lang w:val="es-ES_tradnl"/>
+        </w:rPr>
+      </w:pPr>
+    </w:p>
+    <w:p>
+      <w:pPr>
+        <w:rPr>
+          <w:lang w:val="es-ES_tradnl"/>
+        </w:rPr>
+      </w:pPr>
+    </w:p>
+    <w:p>
+      <w:pPr>
+        <w:rPr>
+          <w:lang w:val="es-ES_tradnl"/>
+        </w:rPr>
+      </w:pPr>
+    </w:p>
+    <w:p>
+      <w:pPr>
+        <w:rPr>
+          <w:lang w:val="es-ES_tradnl"/>
+        </w:rPr>
+      </w:pPr>
+    </w:p>
+    <w:p>
+      <w:pPr>
+        <w:rPr>
+          <w:lang w:val="es-ES_tradnl"/>
+        </w:rPr>
+      </w:pPr>
+    </w:p>
+    <w:p>
+      <w:pPr>
+        <w:rPr>
+          <w:lang w:val="es-ES_tradnl"/>
+        </w:rPr>
+      </w:pPr>
+    </w:p>
+    <w:p>
+      <w:pPr>
+        <w:rPr>
+          <w:lang w:val="es-ES_tradnl"/>
+        </w:rPr>
+      </w:pPr>
+    </w:p>
+    <w:p>
+      <w:pPr>
+        <w:rPr>
+          <w:lang w:val="es-ES_tradnl"/>
+        </w:rPr>
+      </w:pPr>
+    </w:p>
+    <w:p>
+      <w:pPr>
+        <w:rPr>
+          <w:lang w:val="es-ES_tradnl"/>
+        </w:rPr>
+      </w:pPr>
+    </w:p>
+    <w:p>
+      <w:pPr>
+        <w:rPr>
+          <w:lang w:val="es-ES_tradnl"/>
+        </w:rPr>
+      </w:pPr>
+    </w:p>
+    <w:p>
+      <w:pPr>
+        <w:rPr>
+          <w:color w:val="EE0000"/>
+          <w:lang w:val="es-ES_tradnl"/>
+        </w:rPr>
+      </w:pPr>
+      <w:r>
+        <w:rPr>
+          <w:color w:val="EE0000"/>
+          <w:lang w:val="es-ES_tradnl"/>
+        </w:rPr>
+        <w:t>Conceptos nuevos/repaso:</w:t>
+      </w:r>
+    </w:p>
+    <w:p>
+      <w:pPr>
+        <w:pStyle w:val="Prrafodelista"/>
+        <w:numPr>
+          <w:ilvl w:val="0"/>
+          <w:numId w:val="2"/>
+        </w:numPr>
+        <w:rPr>
+          <w:lang w:val="es-ES_tradnl"/>
+        </w:rPr>
+      </w:pPr>
+      <w:r>
+        <w:rPr>
+          <w:b/>
+          <w:bCs/>
+          <w:lang w:val="es-ES_tradnl"/>
+        </w:rPr>
+        <w:lastRenderedPageBreak/>
+        <w:t>Parquet:</w:t>
+      </w:r>
+      <w:r>
+        <w:rPr>
+          <w:lang w:val="es-ES_tradnl"/>
+        </w:rPr>
+        <w:t xml:space="preserve"> formato de tabla comprimido que guarda los tipos de cada columna. Es el estándar para datos procesados.</w:t>
+      </w:r>
+    </w:p>
+    <w:p>
+      <w:pPr>
+        <w:pStyle w:val="Prrafodelista"/>
+        <w:numPr>
+          <w:ilvl w:val="0"/>
+          <w:numId w:val="2"/>
+        </w:numPr>
+        <w:rPr>
+          <w:lang w:val="es-ES_tradnl"/>
+        </w:rPr>
+      </w:pPr>
+      <w:r>
+        <w:rPr>
+          <w:b/>
+          <w:bCs/>
+          <w:lang w:val="es-ES_tradnl"/>
+        </w:rPr>
+        <w:t xml:space="preserve">Data </w:t>
+      </w:r>
+      <w:proofErr w:type="spellStart"/>
+      <w:r>
+        <w:rPr>
+          <w:b/>
+          <w:bCs/>
+          <w:lang w:val="es-ES_tradnl"/>
+        </w:rPr>
+        <w:t>leakage</w:t>
+      </w:r>
+      <w:proofErr w:type="spellEnd"/>
+      <w:r>
+        <w:rPr>
+          <w:b/>
+          <w:bCs/>
+          <w:lang w:val="es-ES_tradnl"/>
+        </w:rPr>
+        <w:t xml:space="preserve"> temporal:</w:t>
+      </w:r>
+      <w:r>
+        <w:rPr>
+          <w:lang w:val="es-ES_tradnl"/>
+        </w:rPr>
+        <w:t xml:space="preserve"> usar información posterior al momento de la predicción. Se evita usando solo datos hasta la fecha de cada fila.</w:t>
+      </w:r>
+    </w:p>
+    <w:p>
+      <w:pPr>
+        <w:pStyle w:val="Prrafodelista"/>
+        <w:numPr>
+          <w:ilvl w:val="0"/>
+          <w:numId w:val="2"/>
+        </w:numPr>
+        <w:rPr>
+          <w:lang w:val="es-ES_tradnl"/>
+        </w:rPr>
+      </w:pPr>
+      <w:proofErr w:type="spellStart"/>
+      <w:r>
+        <w:rPr>
+          <w:b/>
+          <w:bCs/>
+          <w:lang w:val="es-ES_tradnl"/>
+        </w:rPr>
+        <w:t>Feature</w:t>
+      </w:r>
+      <w:proofErr w:type="spellEnd"/>
+      <w:r>
+        <w:rPr>
+          <w:b/>
+          <w:bCs/>
+          <w:lang w:val="es-ES_tradnl"/>
+        </w:rPr>
+        <w:t xml:space="preserve"> </w:t>
+      </w:r>
+      <w:proofErr w:type="spellStart"/>
+      <w:r>
+        <w:rPr>
+          <w:b/>
+          <w:bCs/>
+          <w:lang w:val="es-ES_tradnl"/>
+        </w:rPr>
+        <w:t>engineering</w:t>
+      </w:r>
+      <w:proofErr w:type="spellEnd"/>
+      <w:r>
+        <w:rPr>
+          <w:b/>
+          <w:bCs/>
+          <w:lang w:val="es-ES_tradnl"/>
+        </w:rPr>
+        <w:t>:</w:t>
+      </w:r>
+      <w:r>
+        <w:rPr>
+          <w:lang w:val="es-ES_tradnl"/>
+        </w:rPr>
+        <w:t xml:space="preserve"> crear variables a partir de los datos para que el modelo pueda aprender. En series temporales, cada fila debe llevar su pasado como columnas (</w:t>
+      </w:r>
+      <w:proofErr w:type="spellStart"/>
+      <w:r>
+        <w:rPr>
+          <w:lang w:val="es-ES_tradnl"/>
+        </w:rPr>
+        <w:t>lags</w:t>
+      </w:r>
+      <w:proofErr w:type="spellEnd"/>
+      <w:r>
+        <w:rPr>
+          <w:lang w:val="es-ES_tradnl"/>
+        </w:rPr>
+        <w:t xml:space="preserve"> y acumulados).</w:t>
+      </w:r>
+    </w:p>
+    <w:p>
+      <w:pPr>
+        <w:pStyle w:val="Prrafodelista"/>
+        <w:numPr>
+          <w:ilvl w:val="0"/>
+          <w:numId w:val="2"/>
+        </w:numPr>
+        <w:rPr>
+          <w:lang w:val="es-ES_tradnl"/>
+        </w:rPr>
+      </w:pPr>
+      <w:proofErr w:type="spellStart"/>
+      <w:r>
+        <w:rPr>
+          <w:b/>
+          <w:bCs/>
+          <w:lang w:val="es-ES_tradnl"/>
+        </w:rPr>
+        <w:t>La</w:t>
+      </w:r>
+      <w:r>
+        <w:rPr>
+          <w:b/>
+          <w:bCs/>
           <w:lang w:val="es-ES_tradnl"/>
         </w:rPr>
         <w:t>g</w:t>
       </w:r>
+      <w:proofErr w:type="spellEnd"/>
       <w:r>
         <w:rPr>
           <w:b/>
@@ -2909,7 +4090,7 @@
         <w:rFonts w:ascii="Aptos" w:eastAsiaTheme="minorHAnsi" w:hAnsi="Aptos" w:cstheme="minorBidi" w:hint="default"/>
       </w:rPr>
     </w:lvl>
-    <w:lvl w:ilvl="1" w:tplc="040A0003" w:tentative="1">
+    <w:lvl w:ilvl="1" w:tplc="040A0003">
       <w:start w:val="1"/>
       <w:numFmt w:val="bullet"/>
       <w:lvlText w:val="o"/>

--- a/docs/Proyecto Observatorio Sequia Guadalquivir.docx
+++ b/docs/Proyecto Observatorio Sequia Guadalquivir.docx
@@ -3359,79 +3359,76 @@
         <w:t>-4)</w:t>
       </w:r>
       <w:r>
+        <w:t>). Lo mismo con 8 semanas.</w:t>
+      </w:r>
+    </w:p>
+    <w:p>
+      <w:pPr>
+        <w:pStyle w:val="Prrafodelista"/>
+        <w:numPr>
+          <w:ilvl w:val="0"/>
+          <w:numId w:val="2"/>
+        </w:numPr>
+        <w:rPr>
+          <w:lang w:val="es-ES_tradnl"/>
+        </w:rPr>
+      </w:pPr>
+      <w:r>
+        <w:t xml:space="preserve">Las ultimas 4 u 8 semanas no tiene objetivo </w:t>
+      </w:r>
+      <w:r>
+        <w:sym w:font="Wingdings" w:char="F0E0"/>
+      </w:r>
+      <w:r>
+        <w:t xml:space="preserve"> no se entrenan con ellas, pero son las que se usan para predecir.</w:t>
+      </w:r>
+    </w:p>
+    <w:p>
+      <w:pPr>
+        <w:rPr>
+          <w:color w:val="00B050"/>
+          <w:lang w:val="es-ES_tradnl"/>
+        </w:rPr>
+      </w:pPr>
+      <w:r>
+        <w:rPr>
+          <w:color w:val="00B050"/>
+          <w:lang w:val="es-ES_tradnl"/>
+        </w:rPr>
+        <w:t>Reglas</w:t>
+      </w:r>
+    </w:p>
+    <w:p>
+      <w:pPr>
+        <w:pStyle w:val="Prrafodelista"/>
+        <w:numPr>
+          <w:ilvl w:val="0"/>
+          <w:numId w:val="2"/>
+        </w:numPr>
+        <w:rPr>
+          <w:lang w:val="es-ES_tradnl"/>
+        </w:rPr>
+      </w:pPr>
+      <w:r>
+        <w:rPr>
+          <w:lang w:val="es-ES_tradnl"/>
+        </w:rPr>
+        <w:t xml:space="preserve">Ninguna variable usa datos posteriores a la fecha de la fila (sin </w:t>
+      </w:r>
+      <w:proofErr w:type="spellStart"/>
+      <w:r>
+        <w:rPr>
+          <w:lang w:val="es-ES_tradnl"/>
+        </w:rPr>
+        <w:t>dataleakage</w:t>
+      </w:r>
+      <w:proofErr w:type="spellEnd"/>
+      <w:r>
+        <w:rPr>
+          <w:lang w:val="es-ES_tradnl"/>
+        </w:rPr>
         <w:t>).</w:t>
       </w:r>
-      <w:r>
-        <w:t xml:space="preserve"> Lo mismo con 8 semanas.</w:t>
-      </w:r>
-    </w:p>
-    <w:p>
-      <w:pPr>
-        <w:pStyle w:val="Prrafodelista"/>
-        <w:numPr>
-          <w:ilvl w:val="0"/>
-          <w:numId w:val="2"/>
-        </w:numPr>
-        <w:rPr>
-          <w:lang w:val="es-ES_tradnl"/>
-        </w:rPr>
-      </w:pPr>
-      <w:r>
-        <w:t xml:space="preserve">Las ultimas 4 u 8 semanas no tiene objetivo </w:t>
-      </w:r>
-      <w:r>
-        <w:sym w:font="Wingdings" w:char="F0E0"/>
-      </w:r>
-      <w:r>
-        <w:t xml:space="preserve"> no se entrenan con ellas, pero son las que se usan para predecir.</w:t>
-      </w:r>
-    </w:p>
-    <w:p>
-      <w:pPr>
-        <w:rPr>
-          <w:color w:val="00B050"/>
-          <w:lang w:val="es-ES_tradnl"/>
-        </w:rPr>
-      </w:pPr>
-      <w:r>
-        <w:rPr>
-          <w:color w:val="00B050"/>
-          <w:lang w:val="es-ES_tradnl"/>
-        </w:rPr>
-        <w:t>Reglas</w:t>
-      </w:r>
-    </w:p>
-    <w:p>
-      <w:pPr>
-        <w:pStyle w:val="Prrafodelista"/>
-        <w:numPr>
-          <w:ilvl w:val="0"/>
-          <w:numId w:val="2"/>
-        </w:numPr>
-        <w:rPr>
-          <w:lang w:val="es-ES_tradnl"/>
-        </w:rPr>
-      </w:pPr>
-      <w:r>
-        <w:rPr>
-          <w:lang w:val="es-ES_tradnl"/>
-        </w:rPr>
-        <w:t xml:space="preserve">Ninguna variable usa datos posteriores a la fecha de la fila (sin </w:t>
-      </w:r>
-      <w:proofErr w:type="spellStart"/>
-      <w:r>
-        <w:rPr>
-          <w:lang w:val="es-ES_tradnl"/>
-        </w:rPr>
-        <w:t>dataleakage</w:t>
-      </w:r>
-      <w:proofErr w:type="spellEnd"/>
-      <w:r>
-        <w:rPr>
-          <w:lang w:val="es-ES_tradnl"/>
-        </w:rPr>
-        <w:t>).</w:t>
-      </w:r>
     </w:p>
     <w:p>
       <w:pPr>
@@ -3464,216 +3461,26 @@
           <w:lang w:val="es-ES_tradnl"/>
         </w:rPr>
       </w:pPr>
-    </w:p>
-    <w:p>
-      <w:pPr>
-        <w:rPr>
-          <w:lang w:val="es-ES_tradnl"/>
-        </w:rPr>
-      </w:pPr>
-    </w:p>
-    <w:p>
-      <w:pPr>
-        <w:rPr>
-          <w:lang w:val="es-ES_tradnl"/>
-        </w:rPr>
-      </w:pPr>
-    </w:p>
-    <w:p>
-      <w:pPr>
-        <w:rPr>
-          <w:lang w:val="es-ES_tradnl"/>
-        </w:rPr>
-      </w:pPr>
-    </w:p>
-    <w:p>
-      <w:pPr>
-        <w:rPr>
-          <w:lang w:val="es-ES_tradnl"/>
-        </w:rPr>
-      </w:pPr>
-    </w:p>
-    <w:p>
-      <w:pPr>
-        <w:rPr>
-          <w:lang w:val="es-ES_tradnl"/>
-        </w:rPr>
-      </w:pPr>
-    </w:p>
-    <w:p>
-      <w:pPr>
-        <w:rPr>
-          <w:lang w:val="es-ES_tradnl"/>
-        </w:rPr>
-      </w:pPr>
-    </w:p>
-    <w:p>
-      <w:pPr>
-        <w:rPr>
-          <w:lang w:val="es-ES_tradnl"/>
-        </w:rPr>
-      </w:pPr>
-    </w:p>
-    <w:p>
-      <w:pPr>
-        <w:rPr>
-          <w:lang w:val="es-ES_tradnl"/>
-        </w:rPr>
-      </w:pPr>
-    </w:p>
-    <w:p>
-      <w:pPr>
-        <w:rPr>
-          <w:lang w:val="es-ES_tradnl"/>
-        </w:rPr>
-      </w:pPr>
-    </w:p>
-    <w:p>
-      <w:pPr>
-        <w:rPr>
-          <w:lang w:val="es-ES_tradnl"/>
-        </w:rPr>
-      </w:pPr>
-    </w:p>
-    <w:p>
-      <w:pPr>
-        <w:rPr>
-          <w:lang w:val="es-ES_tradnl"/>
-        </w:rPr>
-      </w:pPr>
-    </w:p>
-    <w:p>
-      <w:pPr>
-        <w:rPr>
-          <w:lang w:val="es-ES_tradnl"/>
-        </w:rPr>
-      </w:pPr>
-    </w:p>
-    <w:p>
-      <w:pPr>
-        <w:rPr>
-          <w:lang w:val="es-ES_tradnl"/>
-        </w:rPr>
-      </w:pPr>
-    </w:p>
-    <w:p>
-      <w:pPr>
-        <w:rPr>
-          <w:lang w:val="es-ES_tradnl"/>
-        </w:rPr>
-      </w:pPr>
-    </w:p>
-    <w:p>
-      <w:pPr>
-        <w:rPr>
-          <w:lang w:val="es-ES_tradnl"/>
-        </w:rPr>
-      </w:pPr>
-    </w:p>
-    <w:p>
-      <w:pPr>
-        <w:rPr>
-          <w:lang w:val="es-ES_tradnl"/>
-        </w:rPr>
-      </w:pPr>
-    </w:p>
-    <w:p>
-      <w:pPr>
-        <w:rPr>
-          <w:lang w:val="es-ES_tradnl"/>
-        </w:rPr>
-      </w:pPr>
-    </w:p>
-    <w:p>
-      <w:pPr>
-        <w:rPr>
-          <w:lang w:val="es-ES_tradnl"/>
-        </w:rPr>
-      </w:pPr>
-    </w:p>
-    <w:p>
-      <w:pPr>
-        <w:rPr>
-          <w:lang w:val="es-ES_tradnl"/>
-        </w:rPr>
-      </w:pPr>
-    </w:p>
-    <w:p>
-      <w:pPr>
-        <w:rPr>
-          <w:lang w:val="es-ES_tradnl"/>
-        </w:rPr>
-      </w:pPr>
-    </w:p>
-    <w:p>
-      <w:pPr>
-        <w:rPr>
-          <w:lang w:val="es-ES_tradnl"/>
-        </w:rPr>
-      </w:pPr>
-    </w:p>
-    <w:p>
-      <w:pPr>
-        <w:rPr>
-          <w:lang w:val="es-ES_tradnl"/>
-        </w:rPr>
-      </w:pPr>
-    </w:p>
-    <w:p>
-      <w:pPr>
-        <w:rPr>
-          <w:lang w:val="es-ES_tradnl"/>
-        </w:rPr>
-      </w:pPr>
-    </w:p>
-    <w:p>
-      <w:pPr>
-        <w:rPr>
-          <w:lang w:val="es-ES_tradnl"/>
-        </w:rPr>
-      </w:pPr>
-    </w:p>
-    <w:p>
-      <w:pPr>
-        <w:rPr>
-          <w:lang w:val="es-ES_tradnl"/>
-        </w:rPr>
-      </w:pPr>
-    </w:p>
-    <w:p>
-      <w:pPr>
-        <w:rPr>
-          <w:lang w:val="es-ES_tradnl"/>
-        </w:rPr>
-      </w:pPr>
-    </w:p>
-    <w:p>
-      <w:pPr>
-        <w:rPr>
-          <w:lang w:val="es-ES_tradnl"/>
-        </w:rPr>
-      </w:pPr>
-    </w:p>
-    <w:p>
-      <w:pPr>
-        <w:rPr>
-          <w:lang w:val="es-ES_tradnl"/>
-        </w:rPr>
-      </w:pPr>
-    </w:p>
-    <w:p>
-      <w:pPr>
+      <w:r>
+        <w:rPr>
+          <w:lang w:val="es-ES_tradnl"/>
+        </w:rPr>
+        <w:br/>
+      </w:r>
+      <w:r>
+        <w:rPr>
+          <w:lang w:val="es-ES_tradnl"/>
+        </w:rPr>
+        <w:br/>
+      </w:r>
+      <w:r>
         <w:rPr>
           <w:color w:val="EE0000"/>
           <w:lang w:val="es-ES_tradnl"/>
         </w:rPr>
-      </w:pPr>
-      <w:r>
-        <w:rPr>
-          <w:color w:val="EE0000"/>
-          <w:lang w:val="es-ES_tradnl"/>
-        </w:rPr>
-        <w:t>Conceptos nuevos/repaso:</w:t>
+        <w:lastRenderedPageBreak/>
+        <w:br/>
+        <w:t>10. Modelado</w:t>
       </w:r>
     </w:p>
     <w:p>
@@ -3693,14 +3500,13 @@
           <w:bCs/>
           <w:lang w:val="es-ES_tradnl"/>
         </w:rPr>
-        <w:lastRenderedPageBreak/>
-        <w:t>Parquet:</w:t>
-      </w:r>
-      <w:r>
-        <w:rPr>
-          <w:lang w:val="es-ES_tradnl"/>
-        </w:rPr>
-        <w:t xml:space="preserve"> formato de tabla comprimido que guarda los tipos de cada columna. Es el estándar para datos procesados.</w:t>
+        <w:t>Qué es:</w:t>
+      </w:r>
+      <w:r>
+        <w:rPr>
+          <w:lang w:val="es-ES_tradnl"/>
+        </w:rPr>
+        <w:t xml:space="preserve"> entrenar modelos que predicen el cambio de volumen a 4 semanas y compararlos con referencias simples.</w:t>
       </w:r>
     </w:p>
     <w:p>
@@ -3720,120 +3526,1312 @@
           <w:bCs/>
           <w:lang w:val="es-ES_tradnl"/>
         </w:rPr>
-        <w:t xml:space="preserve">Data </w:t>
-      </w:r>
+        <w:t>Métrica:</w:t>
+      </w:r>
+      <w:r>
+        <w:rPr>
+          <w:lang w:val="es-ES_tradnl"/>
+        </w:rPr>
+        <w:t xml:space="preserve"> MAE (error absoluto medio) en </w:t>
+      </w:r>
+      <w:r>
+        <w:t xml:space="preserve">hm³ </w:t>
+      </w:r>
+      <w:r>
+        <w:sym w:font="Wingdings" w:char="F0E0"/>
+      </w:r>
+      <w:r>
+        <w:t xml:space="preserve"> “de media, se equivoca en X hm³”.</w:t>
+      </w:r>
+    </w:p>
+    <w:p>
+      <w:pPr>
+        <w:pStyle w:val="Prrafodelista"/>
+        <w:rPr>
+          <w:lang w:val="es-ES_tradnl"/>
+        </w:rPr>
+      </w:pPr>
+    </w:p>
+    <w:p>
+      <w:pPr>
+        <w:rPr>
+          <w:color w:val="00B050"/>
+          <w:lang w:val="es-ES_tradnl"/>
+        </w:rPr>
+      </w:pPr>
       <w:proofErr w:type="spellStart"/>
       <w:r>
         <w:rPr>
+          <w:color w:val="00B050"/>
+          <w:lang w:val="es-ES_tradnl"/>
+        </w:rPr>
+        <w:t>Baselines</w:t>
+      </w:r>
+      <w:proofErr w:type="spellEnd"/>
+    </w:p>
+    <w:p>
+      <w:pPr>
+        <w:pStyle w:val="Prrafodelista"/>
+        <w:numPr>
+          <w:ilvl w:val="0"/>
+          <w:numId w:val="2"/>
+        </w:numPr>
+        <w:rPr>
+          <w:lang w:val="es-ES_tradnl"/>
+        </w:rPr>
+      </w:pPr>
+      <w:r>
+        <w:rPr>
+          <w:color w:val="0070C0"/>
+          <w:lang w:val="es-ES_tradnl"/>
+        </w:rPr>
+        <w:t xml:space="preserve">Persistencia </w:t>
+      </w:r>
+      <w:r>
+        <w:rPr>
+          <w:lang w:val="es-ES_tradnl"/>
+        </w:rPr>
+        <w:t xml:space="preserve">(“nada cambia”) </w:t>
+      </w:r>
+      <w:r>
+        <w:rPr>
+          <w:lang w:val="es-ES_tradnl"/>
+        </w:rPr>
+        <w:sym w:font="Wingdings" w:char="F0E0"/>
+      </w:r>
+      <w:r>
+        <w:rPr>
+          <w:lang w:val="es-ES_tradnl"/>
+        </w:rPr>
+        <w:t xml:space="preserve"> MAE 174 </w:t>
+      </w:r>
+      <w:r>
+        <w:t>hm³. Es el cambio medio real en 4 semanas.</w:t>
+      </w:r>
+    </w:p>
+    <w:p>
+      <w:pPr>
+        <w:pStyle w:val="Prrafodelista"/>
+        <w:numPr>
+          <w:ilvl w:val="0"/>
+          <w:numId w:val="2"/>
+        </w:numPr>
+        <w:rPr>
+          <w:lang w:val="es-ES_tradnl"/>
+        </w:rPr>
+      </w:pPr>
+      <w:r>
+        <w:rPr>
+          <w:color w:val="0070C0"/>
+        </w:rPr>
+        <w:t xml:space="preserve">Media estacional </w:t>
+      </w:r>
+      <w:r>
+        <w:t xml:space="preserve">(“lo </w:t>
+      </w:r>
+      <w:r>
+        <w:t>típico</w:t>
+      </w:r>
+      <w:r>
+        <w:t xml:space="preserve"> de esa semana del año”) </w:t>
+      </w:r>
+      <w:r>
+        <w:sym w:font="Wingdings" w:char="F0E0"/>
+      </w:r>
+      <w:r>
+        <w:t xml:space="preserve"> MAE 123 hm³. Solo con la época del año, el error baja un 29%.</w:t>
+      </w:r>
+    </w:p>
+    <w:p>
+      <w:pPr>
+        <w:pStyle w:val="Prrafodelista"/>
+        <w:numPr>
+          <w:ilvl w:val="0"/>
+          <w:numId w:val="2"/>
+        </w:numPr>
+        <w:rPr>
+          <w:lang w:val="es-ES_tradnl"/>
+        </w:rPr>
+      </w:pPr>
+      <w:r>
+        <w:t>El modelo tiene que bajar claramente de 123 hm³.</w:t>
+      </w:r>
+    </w:p>
+    <w:p>
+      <w:pPr>
+        <w:pStyle w:val="Prrafodelista"/>
+        <w:numPr>
+          <w:ilvl w:val="0"/>
+          <w:numId w:val="2"/>
+        </w:numPr>
+        <w:rPr>
+          <w:lang w:val="es-ES_tradnl"/>
+        </w:rPr>
+      </w:pPr>
+      <w:r>
+        <w:rPr>
+          <w:color w:val="0070C0"/>
+        </w:rPr>
+        <w:t>Escala</w:t>
+      </w:r>
+      <w:r>
+        <w:t>: 123hm³ = 2% de la capacidad de la cuenca (5.900hm³).</w:t>
+      </w:r>
+    </w:p>
+    <w:p>
+      <w:pPr>
+        <w:pStyle w:val="Prrafodelista"/>
+        <w:rPr>
+          <w:lang w:val="es-ES_tradnl"/>
+        </w:rPr>
+      </w:pPr>
+    </w:p>
+    <w:p>
+      <w:pPr>
+        <w:rPr>
+          <w:color w:val="00B050"/>
+          <w:lang w:val="es-ES_tradnl"/>
+        </w:rPr>
+      </w:pPr>
+      <w:r>
+        <w:rPr>
+          <w:color w:val="00B050"/>
+          <w:lang w:val="es-ES_tradnl"/>
+        </w:rPr>
+        <w:t xml:space="preserve">Regresión Lineal: </w:t>
+      </w:r>
+    </w:p>
+    <w:p>
+      <w:pPr>
+        <w:pStyle w:val="Prrafodelista"/>
+        <w:numPr>
+          <w:ilvl w:val="0"/>
+          <w:numId w:val="2"/>
+        </w:numPr>
+        <w:rPr>
+          <w:lang w:val="es-ES_tradnl"/>
+        </w:rPr>
+      </w:pPr>
+      <w:r>
+        <w:rPr>
+          <w:color w:val="0070C0"/>
+          <w:lang w:val="es-ES_tradnl"/>
+        </w:rPr>
+        <w:t xml:space="preserve">Predicción = suma de variables </w:t>
+      </w:r>
+      <w:r>
+        <w:rPr>
+          <w:color w:val="0070C0"/>
+        </w:rPr>
+        <w:t>× pesos</w:t>
+      </w:r>
+      <w:r>
+        <w:rPr>
+          <w:color w:val="0070C0"/>
+        </w:rPr>
+        <w:t>:</w:t>
+      </w:r>
+      <w:r>
+        <w:rPr>
+          <w:color w:val="0070C0"/>
+        </w:rPr>
+        <w:t xml:space="preserve"> </w:t>
+      </w:r>
+      <w:r>
+        <w:t xml:space="preserve">Los pesos se eligen minimizando el error al cuadrado. Las variables se escalan con </w:t>
+      </w:r>
+      <w:proofErr w:type="spellStart"/>
+      <w:r>
+        <w:rPr>
+          <w:i/>
+          <w:iCs/>
+        </w:rPr>
+        <w:t>StandScaler</w:t>
+      </w:r>
+      <w:proofErr w:type="spellEnd"/>
+      <w:r>
+        <w:t>.</w:t>
+      </w:r>
+    </w:p>
+    <w:p>
+      <w:pPr>
+        <w:pStyle w:val="Prrafodelista"/>
+        <w:numPr>
+          <w:ilvl w:val="0"/>
+          <w:numId w:val="2"/>
+        </w:numPr>
+        <w:rPr>
+          <w:lang w:val="es-ES_tradnl"/>
+        </w:rPr>
+      </w:pPr>
+      <w:r>
+        <w:rPr>
+          <w:color w:val="0070C0"/>
+        </w:rPr>
+        <w:t xml:space="preserve">Resultado: </w:t>
+      </w:r>
+      <w:r>
+        <w:t xml:space="preserve">124 hm³ </w:t>
+      </w:r>
+      <w:r>
+        <w:sym w:font="Wingdings" w:char="F0E0"/>
+      </w:r>
+      <w:r>
+        <w:t xml:space="preserve"> no mejora a la media estacional. Con </w:t>
+      </w:r>
+      <w:r>
+        <w:rPr>
+          <w:i/>
+          <w:iCs/>
+        </w:rPr>
+        <w:t>semana</w:t>
+      </w:r>
+      <w:r>
+        <w:t xml:space="preserve"> de 1 a 52, una recta no puede captar bien el ciclo anual.</w:t>
+      </w:r>
+    </w:p>
+    <w:p>
+      <w:pPr>
+        <w:pStyle w:val="Prrafodelista"/>
+        <w:numPr>
+          <w:ilvl w:val="0"/>
+          <w:numId w:val="2"/>
+        </w:numPr>
+        <w:rPr>
+          <w:lang w:val="es-ES_tradnl"/>
+        </w:rPr>
+      </w:pPr>
+      <w:r>
+        <w:rPr>
+          <w:color w:val="0070C0"/>
+        </w:rPr>
+        <w:t xml:space="preserve">Con semana cíclica (seno y coseno): </w:t>
+      </w:r>
+      <w:r>
+        <w:t xml:space="preserve">118 hm³ </w:t>
+      </w:r>
+      <w:r>
+        <w:sym w:font="Wingdings" w:char="F0E0"/>
+      </w:r>
+      <w:r>
+        <w:t xml:space="preserve"> un 4% mejor que la media estacional.</w:t>
+      </w:r>
+    </w:p>
+    <w:p>
+      <w:pPr>
+        <w:pStyle w:val="Prrafodelista"/>
+        <w:numPr>
+          <w:ilvl w:val="0"/>
+          <w:numId w:val="2"/>
+        </w:numPr>
+        <w:rPr>
+          <w:lang w:val="es-ES_tradnl"/>
+        </w:rPr>
+      </w:pPr>
+      <w:r>
+        <w:rPr>
+          <w:color w:val="0070C0"/>
+        </w:rPr>
+        <w:t xml:space="preserve">Límite: </w:t>
+      </w:r>
+      <w:r>
+        <w:t>solo relaciones lineales y sin interacciones (no distingue la lluvia de otoño de la de invierno).</w:t>
+      </w:r>
+    </w:p>
+    <w:p>
+      <w:pPr>
+        <w:pStyle w:val="Prrafodelista"/>
+        <w:rPr>
+          <w:lang w:val="es-ES_tradnl"/>
+        </w:rPr>
+      </w:pPr>
+    </w:p>
+    <w:p>
+      <w:pPr>
+        <w:rPr>
+          <w:color w:val="00B050"/>
+          <w:lang w:val="es-ES_tradnl"/>
+        </w:rPr>
+      </w:pPr>
+      <w:r>
+        <w:rPr>
+          <w:color w:val="00B050"/>
+          <w:lang w:val="es-ES_tradnl"/>
+        </w:rPr>
+        <w:t>Random Forest:</w:t>
+      </w:r>
+    </w:p>
+    <w:p>
+      <w:pPr>
+        <w:pStyle w:val="Prrafodelista"/>
+        <w:numPr>
+          <w:ilvl w:val="0"/>
+          <w:numId w:val="2"/>
+        </w:numPr>
+        <w:rPr>
+          <w:lang w:val="es-ES_tradnl"/>
+        </w:rPr>
+      </w:pPr>
+      <w:r>
+        <w:rPr>
+          <w:color w:val="0070C0"/>
+          <w:lang w:val="es-ES_tradnl"/>
+        </w:rPr>
+        <w:t>Muchos árboles con muestras distintas de semanas y variables</w:t>
+      </w:r>
+      <w:r>
+        <w:rPr>
+          <w:color w:val="0070C0"/>
+          <w:lang w:val="es-ES_tradnl"/>
+        </w:rPr>
+        <w:t>:</w:t>
+      </w:r>
+      <w:r>
+        <w:rPr>
+          <w:color w:val="0070C0"/>
+          <w:lang w:val="es-ES_tradnl"/>
+        </w:rPr>
+        <w:t xml:space="preserve"> </w:t>
+      </w:r>
+      <w:r>
+        <w:rPr>
+          <w:lang w:val="es-ES_tradnl"/>
+        </w:rPr>
+        <w:t>la predicción es la media de todos. Capta curvas e interacciones y no necesita escalar.</w:t>
+      </w:r>
+    </w:p>
+    <w:p>
+      <w:pPr>
+        <w:pStyle w:val="Prrafodelista"/>
+        <w:numPr>
+          <w:ilvl w:val="0"/>
+          <w:numId w:val="2"/>
+        </w:numPr>
+        <w:rPr>
+          <w:lang w:val="es-ES_tradnl"/>
+        </w:rPr>
+      </w:pPr>
+      <w:r>
+        <w:rPr>
+          <w:color w:val="0070C0"/>
+          <w:lang w:val="es-ES_tradnl"/>
+        </w:rPr>
+        <w:t xml:space="preserve">Resultado: </w:t>
+      </w:r>
+      <w:r>
+        <w:rPr>
+          <w:lang w:val="es-ES_tradnl"/>
+        </w:rPr>
+        <w:t>113</w:t>
+      </w:r>
+      <w:r>
+        <w:t xml:space="preserve">hm³ </w:t>
+      </w:r>
+      <w:r>
+        <w:sym w:font="Wingdings" w:char="F0E0"/>
+      </w:r>
+      <w:r>
+        <w:t xml:space="preserve"> un 8% mejor que la media estacional.</w:t>
+      </w:r>
+    </w:p>
+    <w:p>
+      <w:pPr>
+        <w:pStyle w:val="Prrafodelista"/>
+        <w:numPr>
+          <w:ilvl w:val="0"/>
+          <w:numId w:val="2"/>
+        </w:numPr>
+        <w:rPr>
+          <w:lang w:val="es-ES_tradnl"/>
+        </w:rPr>
+      </w:pPr>
+      <w:r>
+        <w:rPr>
+          <w:color w:val="0070C0"/>
+        </w:rPr>
+        <w:t xml:space="preserve">Sobreajuste: </w:t>
+      </w:r>
+      <w:proofErr w:type="spellStart"/>
+      <w:r>
+        <w:t>train</w:t>
+      </w:r>
+      <w:proofErr w:type="spellEnd"/>
+      <w:r>
+        <w:t xml:space="preserve"> 58 frente a test 113. En parte es sobreajuste y en parte que 2019-2026 es más difícil (sequía larga y borrascas récord).</w:t>
+      </w:r>
+    </w:p>
+    <w:p>
+      <w:pPr>
+        <w:pStyle w:val="Prrafodelista"/>
+        <w:rPr>
+          <w:lang w:val="es-ES_tradnl"/>
+        </w:rPr>
+      </w:pPr>
+    </w:p>
+    <w:p>
+      <w:pPr>
+        <w:rPr>
+          <w:color w:val="00B050"/>
+          <w:lang w:val="es-ES_tradnl"/>
+        </w:rPr>
+      </w:pPr>
+      <w:proofErr w:type="spellStart"/>
+      <w:r>
+        <w:rPr>
+          <w:color w:val="00B050"/>
+          <w:lang w:val="es-ES_tradnl"/>
+        </w:rPr>
+        <w:t>XGBoost</w:t>
+      </w:r>
+      <w:proofErr w:type="spellEnd"/>
+      <w:r>
+        <w:rPr>
+          <w:color w:val="00B050"/>
+          <w:lang w:val="es-ES_tradnl"/>
+        </w:rPr>
+        <w:t>:</w:t>
+      </w:r>
+    </w:p>
+    <w:p>
+      <w:pPr>
+        <w:pStyle w:val="Prrafodelista"/>
+        <w:numPr>
+          <w:ilvl w:val="0"/>
+          <w:numId w:val="2"/>
+        </w:numPr>
+        <w:rPr>
+          <w:lang w:val="es-ES_tradnl"/>
+        </w:rPr>
+      </w:pPr>
+      <w:r>
+        <w:rPr>
+          <w:color w:val="0070C0"/>
+          <w:lang w:val="es-ES_tradnl"/>
+        </w:rPr>
+        <w:t xml:space="preserve">Árboles en cadena: </w:t>
+      </w:r>
+      <w:r>
+        <w:rPr>
+          <w:lang w:val="es-ES_tradnl"/>
+        </w:rPr>
+        <w:t>cada uno corrige los errores de los anteriores (</w:t>
+      </w:r>
+      <w:proofErr w:type="spellStart"/>
+      <w:r>
+        <w:rPr>
+          <w:lang w:val="es-ES_tradnl"/>
+        </w:rPr>
+        <w:t>boosting</w:t>
+      </w:r>
+      <w:proofErr w:type="spellEnd"/>
+      <w:r>
+        <w:rPr>
+          <w:lang w:val="es-ES_tradnl"/>
+        </w:rPr>
+        <w:t>).</w:t>
+      </w:r>
+    </w:p>
+    <w:p>
+      <w:pPr>
+        <w:pStyle w:val="Prrafodelista"/>
+        <w:numPr>
+          <w:ilvl w:val="0"/>
+          <w:numId w:val="2"/>
+        </w:numPr>
+        <w:rPr>
+          <w:lang w:val="es-ES_tradnl"/>
+        </w:rPr>
+      </w:pPr>
+      <w:r>
+        <w:rPr>
+          <w:color w:val="0070C0"/>
+          <w:lang w:val="es-ES_tradnl"/>
+        </w:rPr>
+        <w:lastRenderedPageBreak/>
+        <w:t xml:space="preserve">Sin ajustar: </w:t>
+      </w:r>
+      <w:r>
+        <w:rPr>
+          <w:lang w:val="es-ES_tradnl"/>
+        </w:rPr>
+        <w:t>121</w:t>
+      </w:r>
+      <w:r>
+        <w:t xml:space="preserve">hm³ </w:t>
+      </w:r>
+      <w:r>
+        <w:sym w:font="Wingdings" w:char="F0E0"/>
+      </w:r>
+      <w:r>
+        <w:t xml:space="preserve"> peor que Random Forest. Es más sensible a los </w:t>
+      </w:r>
+      <w:proofErr w:type="spellStart"/>
+      <w:r>
+        <w:t>hiperpa</w:t>
+      </w:r>
+      <w:r>
+        <w:t>r</w:t>
+      </w:r>
+      <w:r>
+        <w:t>ámetros</w:t>
+      </w:r>
+      <w:proofErr w:type="spellEnd"/>
+      <w:r>
+        <w:t>.</w:t>
+      </w:r>
+    </w:p>
+    <w:p>
+      <w:pPr>
+        <w:pStyle w:val="Prrafodelista"/>
+        <w:numPr>
+          <w:ilvl w:val="0"/>
+          <w:numId w:val="2"/>
+        </w:numPr>
+        <w:rPr>
+          <w:lang w:val="es-ES_tradnl"/>
+        </w:rPr>
+      </w:pPr>
+      <w:r>
+        <w:rPr>
+          <w:color w:val="0070C0"/>
+        </w:rPr>
+        <w:t>Ajustado (</w:t>
+      </w:r>
+      <w:proofErr w:type="spellStart"/>
+      <w:r>
+        <w:rPr>
+          <w:color w:val="0070C0"/>
+        </w:rPr>
+        <w:t>RandomizedCV</w:t>
+      </w:r>
+      <w:proofErr w:type="spellEnd"/>
+      <w:r>
+        <w:rPr>
+          <w:color w:val="0070C0"/>
+        </w:rPr>
+        <w:t xml:space="preserve"> + TimeSeriesSplit): </w:t>
+      </w:r>
+      <w:r>
+        <w:t xml:space="preserve">114 hm³ </w:t>
+      </w:r>
+      <w:r>
+        <w:sym w:font="Wingdings" w:char="F0E0"/>
+      </w:r>
+      <w:r>
+        <w:t xml:space="preserve"> empata con Random Forest.</w:t>
+      </w:r>
+    </w:p>
+    <w:p>
+      <w:pPr>
+        <w:pStyle w:val="Prrafodelista"/>
+        <w:numPr>
+          <w:ilvl w:val="0"/>
+          <w:numId w:val="2"/>
+        </w:numPr>
+        <w:rPr>
+          <w:lang w:val="es-ES_tradnl"/>
+        </w:rPr>
+      </w:pPr>
+      <w:r>
+        <w:rPr>
+          <w:color w:val="0070C0"/>
+        </w:rPr>
+        <w:t xml:space="preserve">Validación 113 – test 114 </w:t>
+      </w:r>
+      <w:r>
+        <w:sym w:font="Wingdings" w:char="F0E0"/>
+      </w:r>
+      <w:r>
+        <w:t xml:space="preserve"> generaliza bien y la evaluación es viable.</w:t>
+      </w:r>
+    </w:p>
+    <w:p>
+      <w:pPr>
+        <w:pStyle w:val="Prrafodelista"/>
+        <w:numPr>
+          <w:ilvl w:val="0"/>
+          <w:numId w:val="2"/>
+        </w:numPr>
+        <w:rPr>
+          <w:lang w:val="es-ES_tradnl"/>
+        </w:rPr>
+      </w:pPr>
+      <w:r>
+        <w:rPr>
+          <w:color w:val="0070C0"/>
+        </w:rPr>
+        <w:t xml:space="preserve">Mejores parámetros: </w:t>
+      </w:r>
+      <w:r>
+        <w:t>aprende despacio (</w:t>
+      </w:r>
+      <w:proofErr w:type="spellStart"/>
+      <w:r>
+        <w:t>learning_rate</w:t>
+      </w:r>
+      <w:proofErr w:type="spellEnd"/>
+      <w:r>
+        <w:t xml:space="preserve"> 0,01) y cada árbol ve el 60% de las semanas </w:t>
+      </w:r>
+      <w:r>
+        <w:sym w:font="Wingdings" w:char="F0E0"/>
+      </w:r>
+      <w:r>
+        <w:t xml:space="preserve"> prudente con pocos datos. </w:t>
+      </w:r>
+    </w:p>
+    <w:p>
+      <w:pPr>
+        <w:pStyle w:val="Prrafodelista"/>
+        <w:rPr>
+          <w:color w:val="00B050"/>
+          <w:lang w:val="es-ES_tradnl"/>
+        </w:rPr>
+      </w:pPr>
+    </w:p>
+    <w:p>
+      <w:pPr>
+        <w:rPr>
+          <w:color w:val="00B050"/>
+          <w:lang w:val="es-ES_tradnl"/>
+        </w:rPr>
+      </w:pPr>
+      <w:r>
+        <w:rPr>
+          <w:noProof/>
+          <w:color w:val="00B050"/>
+          <w:lang w:val="es-ES_tradnl"/>
+        </w:rPr>
+        <w:drawing>
+          <wp:anchor distT="0" distB="0" distL="114300" distR="114300" simplePos="0" relativeHeight="251658240" behindDoc="0" locked="0" layoutInCell="1" allowOverlap="1" wp14:anchorId="572C71CB" wp14:editId="5CA5C61F">
+            <wp:simplePos x="0" y="0"/>
+            <wp:positionH relativeFrom="column">
+              <wp:posOffset>979966</wp:posOffset>
+            </wp:positionH>
+            <wp:positionV relativeFrom="paragraph">
+              <wp:posOffset>274449</wp:posOffset>
+            </wp:positionV>
+            <wp:extent cx="3368040" cy="2204085"/>
+            <wp:effectExtent l="0" t="0" r="0" b="5715"/>
+            <wp:wrapThrough wrapText="bothSides">
+              <wp:wrapPolygon edited="0">
+                <wp:start x="0" y="0"/>
+                <wp:lineTo x="0" y="21532"/>
+                <wp:lineTo x="21502" y="21532"/>
+                <wp:lineTo x="21502" y="0"/>
+                <wp:lineTo x="0" y="0"/>
+              </wp:wrapPolygon>
+            </wp:wrapThrough>
+            <wp:docPr id="1286179369" name="Imagen 1"/>
+            <wp:cNvGraphicFramePr>
+              <a:graphicFrameLocks xmlns:a="http://schemas.openxmlformats.org/drawingml/2006/main" noChangeAspect="1"/>
+            </wp:cNvGraphicFramePr>
+            <a:graphic xmlns:a="http://schemas.openxmlformats.org/drawingml/2006/main">
+              <a:graphicData uri="http://schemas.openxmlformats.org/drawingml/2006/picture">
+                <pic:pic xmlns:pic="http://schemas.openxmlformats.org/drawingml/2006/picture">
+                  <pic:nvPicPr>
+                    <pic:cNvPr id="1286179369" name=""/>
+                    <pic:cNvPicPr/>
+                  </pic:nvPicPr>
+                  <pic:blipFill>
+                    <a:blip r:embed="rId7" cstate="print">
+                      <a:extLst>
+                        <a:ext uri="{28A0092B-C50C-407E-A947-70E740481C1C}">
+                          <a14:useLocalDpi xmlns:a14="http://schemas.microsoft.com/office/drawing/2010/main" val="0"/>
+                        </a:ext>
+                      </a:extLst>
+                    </a:blip>
+                    <a:stretch>
+                      <a:fillRect/>
+                    </a:stretch>
+                  </pic:blipFill>
+                  <pic:spPr>
+                    <a:xfrm>
+                      <a:off x="0" y="0"/>
+                      <a:ext cx="3368040" cy="2204085"/>
+                    </a:xfrm>
+                    <a:prstGeom prst="rect">
+                      <a:avLst/>
+                    </a:prstGeom>
+                  </pic:spPr>
+                </pic:pic>
+              </a:graphicData>
+            </a:graphic>
+            <wp14:sizeRelH relativeFrom="page">
+              <wp14:pctWidth>0</wp14:pctWidth>
+            </wp14:sizeRelH>
+            <wp14:sizeRelV relativeFrom="page">
+              <wp14:pctHeight>0</wp14:pctHeight>
+            </wp14:sizeRelV>
+          </wp:anchor>
+        </w:drawing>
+      </w:r>
+      <w:r>
+        <w:rPr>
+          <w:color w:val="00B050"/>
+          <w:lang w:val="es-ES_tradnl"/>
+        </w:rPr>
+        <w:t>Importancia de las variables:</w:t>
+      </w:r>
+    </w:p>
+    <w:p>
+      <w:pPr>
+        <w:rPr>
+          <w:lang w:val="es-ES_tradnl"/>
+        </w:rPr>
+      </w:pPr>
+    </w:p>
+    <w:p>
+      <w:pPr>
+        <w:rPr>
+          <w:lang w:val="es-ES_tradnl"/>
+        </w:rPr>
+      </w:pPr>
+    </w:p>
+    <w:p>
+      <w:pPr>
+        <w:rPr>
+          <w:lang w:val="es-ES_tradnl"/>
+        </w:rPr>
+      </w:pPr>
+    </w:p>
+    <w:p>
+      <w:pPr>
+        <w:rPr>
+          <w:lang w:val="es-ES_tradnl"/>
+        </w:rPr>
+      </w:pPr>
+    </w:p>
+    <w:p>
+      <w:pPr>
+        <w:rPr>
+          <w:lang w:val="es-ES_tradnl"/>
+        </w:rPr>
+      </w:pPr>
+    </w:p>
+    <w:p>
+      <w:pPr>
+        <w:rPr>
+          <w:lang w:val="es-ES_tradnl"/>
+        </w:rPr>
+      </w:pPr>
+    </w:p>
+    <w:p>
+      <w:pPr>
+        <w:rPr>
+          <w:lang w:val="es-ES_tradnl"/>
+        </w:rPr>
+      </w:pPr>
+    </w:p>
+    <w:p>
+      <w:pPr>
+        <w:pStyle w:val="Prrafodelista"/>
+        <w:numPr>
+          <w:ilvl w:val="0"/>
+          <w:numId w:val="2"/>
+        </w:numPr>
+        <w:rPr>
+          <w:lang w:val="es-ES_tradnl"/>
+        </w:rPr>
+      </w:pPr>
+      <w:r>
+        <w:rPr>
+          <w:color w:val="0070C0"/>
+        </w:rPr>
+        <w:t xml:space="preserve">Más importantes: </w:t>
+      </w:r>
+      <w:proofErr w:type="spellStart"/>
+      <w:r>
+        <w:rPr>
+          <w:rStyle w:val="CdigoHTML"/>
+          <w:rFonts w:asciiTheme="minorHAnsi" w:eastAsiaTheme="minorHAnsi" w:hAnsiTheme="minorHAnsi"/>
           <w:b/>
           <w:bCs/>
-          <w:lang w:val="es-ES_tradnl"/>
-        </w:rPr>
-        <w:t>leakage</w:t>
+          <w:i/>
+          <w:iCs/>
+          <w:sz w:val="24"/>
+          <w:szCs w:val="24"/>
+        </w:rPr>
+        <w:t>sem_cos</w:t>
       </w:r>
       <w:proofErr w:type="spellEnd"/>
       <w:r>
-        <w:rPr>
+        <w:t xml:space="preserve"> (invierno frente a verano = llenado frente a riego</w:t>
+      </w:r>
+      <w:r>
+        <w:rPr>
+          <w:i/>
+          <w:iCs/>
+        </w:rPr>
+        <w:t xml:space="preserve">), </w:t>
+      </w:r>
+      <w:proofErr w:type="spellStart"/>
+      <w:r>
+        <w:rPr>
+          <w:rStyle w:val="CdigoHTML"/>
+          <w:rFonts w:asciiTheme="minorHAnsi" w:eastAsiaTheme="minorHAnsi" w:hAnsiTheme="minorHAnsi"/>
           <w:b/>
           <w:bCs/>
-          <w:lang w:val="es-ES_tradnl"/>
-        </w:rPr>
-        <w:t xml:space="preserve"> temporal:</w:t>
-      </w:r>
-      <w:r>
-        <w:rPr>
-          <w:lang w:val="es-ES_tradnl"/>
-        </w:rPr>
-        <w:t xml:space="preserve"> usar información posterior al momento de la predicción. Se evita usando solo datos hasta la fecha de cada fila.</w:t>
-      </w:r>
-    </w:p>
-    <w:p>
-      <w:pPr>
-        <w:pStyle w:val="Prrafodelista"/>
-        <w:numPr>
-          <w:ilvl w:val="0"/>
-          <w:numId w:val="2"/>
-        </w:numPr>
-        <w:rPr>
-          <w:lang w:val="es-ES_tradnl"/>
-        </w:rPr>
-      </w:pPr>
-      <w:proofErr w:type="spellStart"/>
-      <w:r>
-        <w:rPr>
+          <w:i/>
+          <w:iCs/>
+          <w:sz w:val="24"/>
+          <w:szCs w:val="24"/>
+        </w:rPr>
+        <w:t>tmed</w:t>
+      </w:r>
+      <w:proofErr w:type="spellEnd"/>
+      <w:r>
+        <w:rPr>
+          <w:i/>
+          <w:iCs/>
+        </w:rPr>
+        <w:t xml:space="preserve">, </w:t>
+      </w:r>
+      <w:r>
+        <w:rPr>
+          <w:rStyle w:val="CdigoHTML"/>
+          <w:rFonts w:asciiTheme="minorHAnsi" w:eastAsiaTheme="minorHAnsi" w:hAnsiTheme="minorHAnsi"/>
           <w:b/>
           <w:bCs/>
-          <w:lang w:val="es-ES_tradnl"/>
-        </w:rPr>
-        <w:t>Feature</w:t>
-      </w:r>
-      <w:proofErr w:type="spellEnd"/>
-      <w:r>
-        <w:rPr>
+          <w:i/>
+          <w:iCs/>
+          <w:sz w:val="24"/>
+          <w:szCs w:val="24"/>
+        </w:rPr>
+        <w:t>cambio_1s</w:t>
+      </w:r>
+      <w:r>
+        <w:t xml:space="preserve"> (inercia), </w:t>
+      </w:r>
+      <w:r>
+        <w:rPr>
+          <w:rStyle w:val="Fuerte"/>
+        </w:rPr>
+        <w:t>lluvia de la semana</w:t>
+      </w:r>
+      <w:r>
+        <w:t xml:space="preserve"> y </w:t>
+      </w:r>
+      <w:r>
+        <w:rPr>
+          <w:rStyle w:val="Fuerte"/>
+        </w:rPr>
+        <w:t>estado del embalse</w:t>
+      </w:r>
+      <w:r>
+        <w:t>.</w:t>
+      </w:r>
+    </w:p>
+    <w:p>
+      <w:pPr>
+        <w:pStyle w:val="Prrafodelista"/>
+        <w:numPr>
+          <w:ilvl w:val="0"/>
+          <w:numId w:val="2"/>
+        </w:numPr>
+        <w:rPr>
+          <w:lang w:val="es-ES_tradnl"/>
+        </w:rPr>
+      </w:pPr>
+      <w:r>
+        <w:rPr>
+          <w:rStyle w:val="CdigoHTML"/>
+          <w:rFonts w:asciiTheme="minorHAnsi" w:eastAsiaTheme="minorHAnsi" w:hAnsiTheme="minorHAnsi"/>
           <w:b/>
           <w:bCs/>
-          <w:lang w:val="es-ES_tradnl"/>
-        </w:rPr>
-        <w:t xml:space="preserve"> </w:t>
-      </w:r>
-      <w:proofErr w:type="spellStart"/>
+          <w:i/>
+          <w:iCs/>
+          <w:sz w:val="24"/>
+          <w:szCs w:val="24"/>
+        </w:rPr>
+        <w:t>lluvia_lag1</w:t>
+      </w:r>
+      <w:r>
+        <w:rPr>
+          <w:rStyle w:val="Fuerte"/>
+        </w:rPr>
+        <w:t xml:space="preserve"> la última</w:t>
+      </w:r>
+      <w:r>
+        <w:t xml:space="preserve">, aunque en el EDA era la más correlacionada: su información ya está en </w:t>
+      </w:r>
+      <w:r>
+        <w:rPr>
+          <w:rStyle w:val="CdigoHTML"/>
+          <w:rFonts w:asciiTheme="minorHAnsi" w:eastAsiaTheme="minorHAnsi" w:hAnsiTheme="minorHAnsi"/>
+          <w:i/>
+          <w:iCs/>
+          <w:sz w:val="24"/>
+          <w:szCs w:val="24"/>
+        </w:rPr>
+        <w:t>cambio_1s</w:t>
+      </w:r>
+      <w:r>
+        <w:rPr>
+          <w:i/>
+          <w:iCs/>
+        </w:rPr>
+        <w:t xml:space="preserve"> y </w:t>
+      </w:r>
+      <w:r>
+        <w:rPr>
+          <w:rStyle w:val="CdigoHTML"/>
+          <w:rFonts w:asciiTheme="minorHAnsi" w:eastAsiaTheme="minorHAnsi" w:hAnsiTheme="minorHAnsi"/>
+          <w:i/>
+          <w:iCs/>
+          <w:sz w:val="24"/>
+          <w:szCs w:val="24"/>
+        </w:rPr>
+        <w:t>lluvia_4s</w:t>
+      </w:r>
+      <w:r>
+        <w:t xml:space="preserve"> (redundancia).</w:t>
+      </w:r>
+    </w:p>
+    <w:p>
+      <w:pPr>
+        <w:rPr>
+          <w:lang w:val="es-ES_tradnl"/>
+        </w:rPr>
+      </w:pPr>
+    </w:p>
+    <w:p>
+      <w:pPr>
+        <w:rPr>
+          <w:color w:val="EE0000"/>
+          <w:lang w:val="es-ES_tradnl"/>
+        </w:rPr>
+      </w:pPr>
+      <w:r>
+        <w:rPr>
+          <w:color w:val="EE0000"/>
+          <w:lang w:val="es-ES_tradnl"/>
+        </w:rPr>
+        <w:br/>
+        <w:t>11. Conclusiones</w:t>
+      </w:r>
+    </w:p>
+    <w:p>
+      <w:pPr>
+        <w:rPr>
+          <w:color w:val="00B050"/>
+          <w:lang w:val="es-ES_tradnl"/>
+        </w:rPr>
+      </w:pPr>
+      <w:r>
+        <w:rPr>
+          <w:color w:val="00B050"/>
+          <w:lang w:val="es-ES_tradnl"/>
+        </w:rPr>
+        <w:t>Resultado:</w:t>
+      </w:r>
+    </w:p>
+    <w:p>
+      <w:pPr>
+        <w:pStyle w:val="Prrafodelista"/>
+        <w:numPr>
+          <w:ilvl w:val="0"/>
+          <w:numId w:val="2"/>
+        </w:numPr>
+        <w:rPr>
+          <w:lang w:val="es-ES_tradnl"/>
+        </w:rPr>
+      </w:pPr>
+      <w:r>
+        <w:rPr>
+          <w:lang w:val="es-ES_tradnl"/>
+        </w:rPr>
+        <w:t xml:space="preserve">El </w:t>
+      </w:r>
       <w:r>
         <w:rPr>
           <w:b/>
           <w:bCs/>
           <w:lang w:val="es-ES_tradnl"/>
         </w:rPr>
-        <w:t>engineering</w:t>
-      </w:r>
-      <w:proofErr w:type="spellEnd"/>
+        <w:t>Random Forest</w:t>
+      </w:r>
+      <w:r>
+        <w:rPr>
+          <w:lang w:val="es-ES_tradnl"/>
+        </w:rPr>
+        <w:t xml:space="preserve"> predice el cambio de volumen de la cuenca a 4 semanas con un error medio de 113 </w:t>
+      </w:r>
+      <w:r>
+        <w:t>hm³</w:t>
+      </w:r>
+      <w:r>
+        <w:t xml:space="preserve"> (2% de la capacidad), un 8% mejor que la media estacional.</w:t>
+      </w:r>
+    </w:p>
+    <w:p>
+      <w:pPr>
+        <w:pStyle w:val="Prrafodelista"/>
+        <w:numPr>
+          <w:ilvl w:val="0"/>
+          <w:numId w:val="2"/>
+        </w:numPr>
+        <w:rPr>
+          <w:lang w:val="es-ES_tradnl"/>
+        </w:rPr>
+      </w:pPr>
+      <w:r>
+        <w:rPr>
+          <w:color w:val="0070C0"/>
+        </w:rPr>
+        <w:t xml:space="preserve">Aporta más en sequía: </w:t>
+      </w:r>
+      <w:r>
+        <w:t>en 2023 reduce el error un 31%, porque ha aprendido que con poca agua se riega menos.</w:t>
+      </w:r>
+    </w:p>
+    <w:p>
+      <w:pPr>
+        <w:pStyle w:val="Prrafodelista"/>
+        <w:numPr>
+          <w:ilvl w:val="0"/>
+          <w:numId w:val="2"/>
+        </w:numPr>
+        <w:rPr>
+          <w:lang w:val="es-ES_tradnl"/>
+        </w:rPr>
+      </w:pPr>
+      <w:r>
+        <w:t xml:space="preserve">A 8 semanas no mejora a la referencia (216 frente a 214) </w:t>
+      </w:r>
+      <w:r>
+        <w:sym w:font="Wingdings" w:char="F0E0"/>
+      </w:r>
+      <w:r>
+        <w:t xml:space="preserve"> horizonte útil de unas 4 semanas.</w:t>
+      </w:r>
+    </w:p>
+    <w:p>
+      <w:pPr>
+        <w:pStyle w:val="Prrafodelista"/>
+        <w:numPr>
+          <w:ilvl w:val="0"/>
+          <w:numId w:val="2"/>
+        </w:numPr>
+        <w:rPr>
+          <w:lang w:val="es-ES_tradnl"/>
+        </w:rPr>
+      </w:pPr>
+      <w:r>
+        <w:rPr>
+          <w:color w:val="0070C0"/>
+        </w:rPr>
+        <w:t xml:space="preserve">Predicción del 20/10/2026: </w:t>
+      </w:r>
+      <w:r>
+        <w:t>del 66,9% al 67,8% a mediados de noviembre (</w:t>
+      </w:r>
+      <w:r>
+        <w:t>+55 ± 113 hm³</w:t>
+      </w:r>
+      <w:r>
+        <w:t xml:space="preserve">) </w:t>
+      </w:r>
+      <w:r>
+        <w:sym w:font="Wingdings" w:char="F0E0"/>
+      </w:r>
+      <w:r>
+        <w:t xml:space="preserve"> estable o ligera subida.</w:t>
+      </w:r>
+    </w:p>
+    <w:p>
+      <w:pPr>
+        <w:rPr>
+          <w:color w:val="00B050"/>
+          <w:lang w:val="es-ES_tradnl"/>
+        </w:rPr>
+      </w:pPr>
+    </w:p>
+    <w:p>
+      <w:pPr>
+        <w:rPr>
+          <w:color w:val="00B050"/>
+          <w:lang w:val="es-ES_tradnl"/>
+        </w:rPr>
+      </w:pPr>
+      <w:r>
+        <w:rPr>
+          <w:color w:val="00B050"/>
+          <w:lang w:val="es-ES_tradnl"/>
+        </w:rPr>
+        <w:t xml:space="preserve">Qué funciona: </w:t>
+      </w:r>
+    </w:p>
+    <w:p>
+      <w:pPr>
+        <w:pStyle w:val="Prrafodelista"/>
+        <w:numPr>
+          <w:ilvl w:val="0"/>
+          <w:numId w:val="2"/>
+        </w:numPr>
+        <w:rPr>
+          <w:lang w:val="es-ES_tradnl"/>
+        </w:rPr>
+      </w:pPr>
       <w:r>
         <w:rPr>
           <w:b/>
           <w:bCs/>
           <w:lang w:val="es-ES_tradnl"/>
         </w:rPr>
-        <w:t>:</w:t>
-      </w:r>
-      <w:r>
-        <w:rPr>
-          <w:lang w:val="es-ES_tradnl"/>
-        </w:rPr>
-        <w:t xml:space="preserve"> crear variables a partir de los datos para que el modelo pueda aprender. En series temporales, cada fila debe llevar su pasado como columnas (</w:t>
-      </w:r>
-      <w:proofErr w:type="spellStart"/>
-      <w:r>
-        <w:rPr>
-          <w:lang w:val="es-ES_tradnl"/>
-        </w:rPr>
-        <w:t>lags</w:t>
-      </w:r>
-      <w:proofErr w:type="spellEnd"/>
-      <w:r>
-        <w:rPr>
-          <w:lang w:val="es-ES_tradnl"/>
-        </w:rPr>
-        <w:t xml:space="preserve"> y acumulados).</w:t>
-      </w:r>
-    </w:p>
-    <w:p>
-      <w:pPr>
-        <w:pStyle w:val="Prrafodelista"/>
-        <w:numPr>
-          <w:ilvl w:val="0"/>
-          <w:numId w:val="2"/>
-        </w:numPr>
-        <w:rPr>
-          <w:lang w:val="es-ES_tradnl"/>
-        </w:rPr>
-      </w:pPr>
-      <w:proofErr w:type="spellStart"/>
+        <w:t>La estacionalidad</w:t>
+      </w:r>
+      <w:r>
+        <w:rPr>
+          <w:lang w:val="es-ES_tradnl"/>
+        </w:rPr>
+        <w:t xml:space="preserve"> (llenado en invierno, riego en verano) explica gran parte del comportamiento.</w:t>
+      </w:r>
+    </w:p>
+    <w:p>
+      <w:pPr>
+        <w:pStyle w:val="Prrafodelista"/>
+        <w:numPr>
+          <w:ilvl w:val="0"/>
+          <w:numId w:val="2"/>
+        </w:numPr>
+        <w:rPr>
+          <w:lang w:val="es-ES_tradnl"/>
+        </w:rPr>
+      </w:pPr>
+      <w:r>
+        <w:rPr>
+          <w:lang w:val="es-ES_tradnl"/>
+        </w:rPr>
+        <w:t>El estado del embalse y la inercia sobre todo en sequía.</w:t>
+      </w:r>
+    </w:p>
+    <w:p>
+      <w:pPr>
+        <w:pStyle w:val="Prrafodelista"/>
+        <w:numPr>
+          <w:ilvl w:val="0"/>
+          <w:numId w:val="2"/>
+        </w:numPr>
+        <w:rPr>
+          <w:lang w:val="es-ES_tradnl"/>
+        </w:rPr>
+      </w:pPr>
+      <w:r>
+        <w:rPr>
+          <w:lang w:val="es-ES_tradnl"/>
+        </w:rPr>
+        <w:t>Los árboles captan curvas e interacciones que la lineal no ve.</w:t>
+      </w:r>
+    </w:p>
+    <w:p>
+      <w:pPr>
+        <w:rPr>
+          <w:color w:val="00B050"/>
+          <w:lang w:val="es-ES_tradnl"/>
+        </w:rPr>
+      </w:pPr>
+    </w:p>
+    <w:p>
+      <w:pPr>
+        <w:rPr>
+          <w:color w:val="00B050"/>
+          <w:lang w:val="es-ES_tradnl"/>
+        </w:rPr>
+      </w:pPr>
+      <w:r>
+        <w:rPr>
+          <w:color w:val="00B050"/>
+          <w:lang w:val="es-ES_tradnl"/>
+        </w:rPr>
+        <w:t>Límites:</w:t>
+      </w:r>
+    </w:p>
+    <w:p>
+      <w:pPr>
+        <w:pStyle w:val="Prrafodelista"/>
+        <w:numPr>
+          <w:ilvl w:val="0"/>
+          <w:numId w:val="2"/>
+        </w:numPr>
+        <w:rPr>
+          <w:lang w:val="es-ES_tradnl"/>
+        </w:rPr>
+      </w:pPr>
+      <w:r>
+        <w:rPr>
+          <w:color w:val="0070C0"/>
+          <w:lang w:val="es-ES_tradnl"/>
+        </w:rPr>
+        <w:t xml:space="preserve">La lluvia futura es la mayor fuente de error: </w:t>
+      </w:r>
+      <w:r>
+        <w:rPr>
+          <w:lang w:val="es-ES_tradnl"/>
+        </w:rPr>
+        <w:t>el modelo llega tarde a las borrascas.</w:t>
+      </w:r>
+    </w:p>
+    <w:p>
+      <w:pPr>
+        <w:pStyle w:val="Prrafodelista"/>
+        <w:numPr>
+          <w:ilvl w:val="0"/>
+          <w:numId w:val="2"/>
+        </w:numPr>
+        <w:rPr>
+          <w:lang w:val="es-ES_tradnl"/>
+        </w:rPr>
+      </w:pPr>
+      <w:r>
+        <w:rPr>
+          <w:lang w:val="es-ES_tradnl"/>
+        </w:rPr>
+        <w:t>Estaciones de valle (las de montaña no tienen datos antiguos).</w:t>
+      </w:r>
+    </w:p>
+    <w:p>
+      <w:pPr>
+        <w:pStyle w:val="Prrafodelista"/>
+        <w:numPr>
+          <w:ilvl w:val="0"/>
+          <w:numId w:val="2"/>
+        </w:numPr>
+        <w:rPr>
+          <w:lang w:val="es-ES_tradnl"/>
+        </w:rPr>
+      </w:pPr>
       <w:r>
         <w:rPr>
           <w:b/>
           <w:bCs/>
           <w:lang w:val="es-ES_tradnl"/>
         </w:rPr>
-        <w:t>La</w:t>
+        <w:t>Datos sin validar</w:t>
+      </w:r>
+      <w:r>
+        <w:rPr>
+          <w:lang w:val="es-ES_tradnl"/>
+        </w:rPr>
+        <w:t xml:space="preserve"> del MITECO y pocos datos (1.700 semanas).</w:t>
+      </w:r>
+    </w:p>
+    <w:p>
+      <w:pPr>
+        <w:pStyle w:val="Prrafodelista"/>
+        <w:numPr>
+          <w:ilvl w:val="0"/>
+          <w:numId w:val="2"/>
+        </w:numPr>
+        <w:rPr>
+          <w:lang w:val="es-ES_tradnl"/>
+        </w:rPr>
+      </w:pPr>
+      <w:r>
+        <w:rPr>
+          <w:lang w:val="es-ES_tradnl"/>
+        </w:rPr>
+        <w:t xml:space="preserve">Solo de la cuenca entera, </w:t>
       </w:r>
       <w:r>
         <w:rPr>
@@ -3841,15 +4839,518 @@
           <w:bCs/>
           <w:lang w:val="es-ES_tradnl"/>
         </w:rPr>
-        <w:t>g</w:t>
+        <w:t>no cada embalse</w:t>
+      </w:r>
+      <w:r>
+        <w:rPr>
+          <w:lang w:val="es-ES_tradnl"/>
+        </w:rPr>
+        <w:t>.</w:t>
+      </w:r>
+    </w:p>
+    <w:p>
+      <w:pPr>
+        <w:rPr>
+          <w:lang w:val="es-ES_tradnl"/>
+        </w:rPr>
+      </w:pPr>
+    </w:p>
+    <w:p>
+      <w:pPr>
+        <w:rPr>
+          <w:color w:val="00B050"/>
+          <w:lang w:val="es-ES_tradnl"/>
+        </w:rPr>
+      </w:pPr>
+      <w:r>
+        <w:rPr>
+          <w:color w:val="00B050"/>
+          <w:lang w:val="es-ES_tradnl"/>
+        </w:rPr>
+        <w:t>Aprendizajes:</w:t>
+      </w:r>
+    </w:p>
+    <w:p>
+      <w:pPr>
+        <w:pStyle w:val="Prrafodelista"/>
+        <w:numPr>
+          <w:ilvl w:val="0"/>
+          <w:numId w:val="2"/>
+        </w:numPr>
+        <w:rPr>
+          <w:lang w:val="es-ES_tradnl"/>
+        </w:rPr>
+      </w:pPr>
+      <w:r>
+        <w:rPr>
+          <w:lang w:val="es-ES_tradnl"/>
+        </w:rPr>
+        <w:t>Entender el problema y limpiar datos es la mayor parte del trabajo.</w:t>
+      </w:r>
+    </w:p>
+    <w:p>
+      <w:pPr>
+        <w:pStyle w:val="Prrafodelista"/>
+        <w:numPr>
+          <w:ilvl w:val="0"/>
+          <w:numId w:val="2"/>
+        </w:numPr>
+        <w:rPr>
+          <w:lang w:val="es-ES_tradnl"/>
+        </w:rPr>
+      </w:pPr>
+      <w:r>
+        <w:rPr>
+          <w:lang w:val="es-ES_tradnl"/>
+        </w:rPr>
+        <w:t>Cada decisión necesita un porqué basado en los datos o el dominio.</w:t>
+      </w:r>
+    </w:p>
+    <w:p>
+      <w:pPr>
+        <w:pStyle w:val="Prrafodelista"/>
+        <w:numPr>
+          <w:ilvl w:val="0"/>
+          <w:numId w:val="2"/>
+        </w:numPr>
+        <w:rPr>
+          <w:lang w:val="es-ES_tradnl"/>
+        </w:rPr>
+      </w:pPr>
+      <w:r>
+        <w:rPr>
+          <w:lang w:val="es-ES_tradnl"/>
+        </w:rPr>
+        <w:t xml:space="preserve">Evaluar de forma honesta: división temporal, </w:t>
+      </w:r>
+      <w:proofErr w:type="spellStart"/>
+      <w:r>
+        <w:rPr>
+          <w:lang w:val="es-ES_tradnl"/>
+        </w:rPr>
+        <w:t>baselines</w:t>
       </w:r>
       <w:proofErr w:type="spellEnd"/>
+      <w:r>
+        <w:rPr>
+          <w:lang w:val="es-ES_tradnl"/>
+        </w:rPr>
+        <w:t xml:space="preserve"> y no tocar </w:t>
+      </w:r>
+      <w:proofErr w:type="gramStart"/>
+      <w:r>
+        <w:rPr>
+          <w:lang w:val="es-ES_tradnl"/>
+        </w:rPr>
+        <w:t>el test</w:t>
+      </w:r>
+      <w:proofErr w:type="gramEnd"/>
+      <w:r>
+        <w:rPr>
+          <w:lang w:val="es-ES_tradnl"/>
+        </w:rPr>
+        <w:t>.</w:t>
+      </w:r>
+    </w:p>
+    <w:p>
+      <w:pPr>
+        <w:pStyle w:val="Prrafodelista"/>
+        <w:numPr>
+          <w:ilvl w:val="0"/>
+          <w:numId w:val="2"/>
+        </w:numPr>
+        <w:rPr>
+          <w:lang w:val="es-ES_tradnl"/>
+        </w:rPr>
+      </w:pPr>
+      <w:r>
+        <w:rPr>
+          <w:lang w:val="es-ES_tradnl"/>
+        </w:rPr>
+        <w:t>Las variables importan más que el algoritmo.</w:t>
+      </w:r>
+    </w:p>
+    <w:p>
+      <w:pPr>
+        <w:pStyle w:val="Prrafodelista"/>
+        <w:numPr>
+          <w:ilvl w:val="0"/>
+          <w:numId w:val="2"/>
+        </w:numPr>
+        <w:rPr>
+          <w:lang w:val="es-ES_tradnl"/>
+        </w:rPr>
+      </w:pPr>
+      <w:r>
+        <w:rPr>
+          <w:lang w:val="es-ES_tradnl"/>
+        </w:rPr>
+        <w:t>Un resultado modesto bien evaluado vale más que uno espectacular mal evaluado.</w:t>
+      </w:r>
+    </w:p>
+    <w:p>
+      <w:pPr>
+        <w:rPr>
+          <w:lang w:val="es-ES_tradnl"/>
+        </w:rPr>
+      </w:pPr>
+    </w:p>
+    <w:p>
+      <w:pPr>
+        <w:rPr>
+          <w:lang w:val="es-ES_tradnl"/>
+        </w:rPr>
+      </w:pPr>
+    </w:p>
+    <w:p>
+      <w:pPr>
+        <w:rPr>
+          <w:lang w:val="es-ES_tradnl"/>
+        </w:rPr>
+      </w:pPr>
+    </w:p>
+    <w:p>
+      <w:pPr>
+        <w:rPr>
+          <w:lang w:val="es-ES_tradnl"/>
+        </w:rPr>
+      </w:pPr>
+    </w:p>
+    <w:p>
+      <w:pPr>
+        <w:rPr>
+          <w:lang w:val="es-ES_tradnl"/>
+        </w:rPr>
+      </w:pPr>
+    </w:p>
+    <w:p>
+      <w:pPr>
+        <w:rPr>
+          <w:lang w:val="es-ES_tradnl"/>
+        </w:rPr>
+      </w:pPr>
+    </w:p>
+    <w:p>
+      <w:pPr>
+        <w:rPr>
+          <w:lang w:val="es-ES_tradnl"/>
+        </w:rPr>
+      </w:pPr>
+    </w:p>
+    <w:p>
+      <w:pPr>
+        <w:rPr>
+          <w:lang w:val="es-ES_tradnl"/>
+        </w:rPr>
+      </w:pPr>
+    </w:p>
+    <w:p>
+      <w:pPr>
+        <w:rPr>
+          <w:lang w:val="es-ES_tradnl"/>
+        </w:rPr>
+      </w:pPr>
+    </w:p>
+    <w:p>
+      <w:pPr>
+        <w:rPr>
+          <w:lang w:val="es-ES_tradnl"/>
+        </w:rPr>
+      </w:pPr>
+    </w:p>
+    <w:p>
+      <w:pPr>
+        <w:rPr>
+          <w:lang w:val="es-ES_tradnl"/>
+        </w:rPr>
+      </w:pPr>
+    </w:p>
+    <w:p>
+      <w:pPr>
+        <w:rPr>
+          <w:lang w:val="es-ES_tradnl"/>
+        </w:rPr>
+      </w:pPr>
+    </w:p>
+    <w:p>
+      <w:pPr>
+        <w:rPr>
+          <w:lang w:val="es-ES_tradnl"/>
+        </w:rPr>
+      </w:pPr>
+    </w:p>
+    <w:p>
+      <w:pPr>
+        <w:rPr>
+          <w:lang w:val="es-ES_tradnl"/>
+        </w:rPr>
+      </w:pPr>
+    </w:p>
+    <w:p>
+      <w:pPr>
+        <w:rPr>
+          <w:lang w:val="es-ES_tradnl"/>
+        </w:rPr>
+      </w:pPr>
+    </w:p>
+    <w:p>
+      <w:pPr>
+        <w:rPr>
+          <w:lang w:val="es-ES_tradnl"/>
+        </w:rPr>
+      </w:pPr>
+    </w:p>
+    <w:p>
+      <w:pPr>
+        <w:rPr>
+          <w:lang w:val="es-ES_tradnl"/>
+        </w:rPr>
+      </w:pPr>
+    </w:p>
+    <w:p>
+      <w:pPr>
+        <w:rPr>
+          <w:lang w:val="es-ES_tradnl"/>
+        </w:rPr>
+      </w:pPr>
+    </w:p>
+    <w:p>
+      <w:pPr>
+        <w:rPr>
+          <w:lang w:val="es-ES_tradnl"/>
+        </w:rPr>
+      </w:pPr>
+    </w:p>
+    <w:p>
+      <w:pPr>
+        <w:rPr>
+          <w:lang w:val="es-ES_tradnl"/>
+        </w:rPr>
+      </w:pPr>
+    </w:p>
+    <w:p>
+      <w:pPr>
+        <w:rPr>
+          <w:lang w:val="es-ES_tradnl"/>
+        </w:rPr>
+      </w:pPr>
+    </w:p>
+    <w:p>
+      <w:pPr>
+        <w:rPr>
+          <w:lang w:val="es-ES_tradnl"/>
+        </w:rPr>
+      </w:pPr>
+    </w:p>
+    <w:p>
+      <w:pPr>
+        <w:rPr>
+          <w:lang w:val="es-ES_tradnl"/>
+        </w:rPr>
+      </w:pPr>
+    </w:p>
+    <w:p>
+      <w:pPr>
+        <w:rPr>
+          <w:lang w:val="es-ES_tradnl"/>
+        </w:rPr>
+      </w:pPr>
+    </w:p>
+    <w:p>
+      <w:pPr>
+        <w:rPr>
+          <w:lang w:val="es-ES_tradnl"/>
+        </w:rPr>
+      </w:pPr>
+    </w:p>
+    <w:p>
+      <w:pPr>
+        <w:rPr>
+          <w:color w:val="EE0000"/>
+          <w:lang w:val="es-ES_tradnl"/>
+        </w:rPr>
+      </w:pPr>
+      <w:r>
+        <w:rPr>
+          <w:color w:val="EE0000"/>
+          <w:lang w:val="es-ES_tradnl"/>
+        </w:rPr>
+        <w:t>Conceptos nuevos/repaso:</w:t>
+      </w:r>
+    </w:p>
+    <w:p>
+      <w:pPr>
+        <w:pStyle w:val="Prrafodelista"/>
+        <w:numPr>
+          <w:ilvl w:val="0"/>
+          <w:numId w:val="2"/>
+        </w:numPr>
+        <w:rPr>
+          <w:lang w:val="es-ES_tradnl"/>
+        </w:rPr>
+      </w:pPr>
       <w:r>
         <w:rPr>
           <w:b/>
           <w:bCs/>
           <w:lang w:val="es-ES_tradnl"/>
         </w:rPr>
+        <w:t>Parquet:</w:t>
+      </w:r>
+      <w:r>
+        <w:rPr>
+          <w:lang w:val="es-ES_tradnl"/>
+        </w:rPr>
+        <w:t xml:space="preserve"> formato de tabla comprimido que guarda los tipos de cada columna. Es el estándar para datos procesados.</w:t>
+      </w:r>
+    </w:p>
+    <w:p>
+      <w:pPr>
+        <w:pStyle w:val="Prrafodelista"/>
+        <w:numPr>
+          <w:ilvl w:val="0"/>
+          <w:numId w:val="2"/>
+        </w:numPr>
+        <w:rPr>
+          <w:lang w:val="es-ES_tradnl"/>
+        </w:rPr>
+      </w:pPr>
+      <w:r>
+        <w:rPr>
+          <w:b/>
+          <w:bCs/>
+          <w:lang w:val="es-ES_tradnl"/>
+        </w:rPr>
+        <w:t xml:space="preserve">Data </w:t>
+      </w:r>
+      <w:proofErr w:type="spellStart"/>
+      <w:r>
+        <w:rPr>
+          <w:b/>
+          <w:bCs/>
+          <w:lang w:val="es-ES_tradnl"/>
+        </w:rPr>
+        <w:t>leakage</w:t>
+      </w:r>
+      <w:proofErr w:type="spellEnd"/>
+      <w:r>
+        <w:rPr>
+          <w:b/>
+          <w:bCs/>
+          <w:lang w:val="es-ES_tradnl"/>
+        </w:rPr>
+        <w:t xml:space="preserve"> temporal:</w:t>
+      </w:r>
+      <w:r>
+        <w:rPr>
+          <w:lang w:val="es-ES_tradnl"/>
+        </w:rPr>
+        <w:t xml:space="preserve"> usar información posterior al momento de la predicción. Se evita usando solo datos hasta la fecha de cada fila.</w:t>
+      </w:r>
+    </w:p>
+    <w:p>
+      <w:pPr>
+        <w:pStyle w:val="Prrafodelista"/>
+        <w:numPr>
+          <w:ilvl w:val="0"/>
+          <w:numId w:val="2"/>
+        </w:numPr>
+        <w:rPr>
+          <w:lang w:val="es-ES_tradnl"/>
+        </w:rPr>
+      </w:pPr>
+      <w:proofErr w:type="spellStart"/>
+      <w:r>
+        <w:rPr>
+          <w:b/>
+          <w:bCs/>
+          <w:lang w:val="es-ES_tradnl"/>
+        </w:rPr>
+        <w:t>Feature</w:t>
+      </w:r>
+      <w:proofErr w:type="spellEnd"/>
+      <w:r>
+        <w:rPr>
+          <w:b/>
+          <w:bCs/>
+          <w:lang w:val="es-ES_tradnl"/>
+        </w:rPr>
+        <w:t xml:space="preserve"> </w:t>
+      </w:r>
+      <w:proofErr w:type="spellStart"/>
+      <w:r>
+        <w:rPr>
+          <w:b/>
+          <w:bCs/>
+          <w:lang w:val="es-ES_tradnl"/>
+        </w:rPr>
+        <w:t>engineering</w:t>
+      </w:r>
+      <w:proofErr w:type="spellEnd"/>
+      <w:r>
+        <w:rPr>
+          <w:b/>
+          <w:bCs/>
+          <w:lang w:val="es-ES_tradnl"/>
+        </w:rPr>
+        <w:t>:</w:t>
+      </w:r>
+      <w:r>
+        <w:rPr>
+          <w:lang w:val="es-ES_tradnl"/>
+        </w:rPr>
+        <w:t xml:space="preserve"> crear variables a partir de los datos para que el modelo pueda aprender. En series temporales, cada fila debe llevar su pasado como columnas (</w:t>
+      </w:r>
+      <w:proofErr w:type="spellStart"/>
+      <w:r>
+        <w:rPr>
+          <w:lang w:val="es-ES_tradnl"/>
+        </w:rPr>
+        <w:t>lags</w:t>
+      </w:r>
+      <w:proofErr w:type="spellEnd"/>
+      <w:r>
+        <w:rPr>
+          <w:lang w:val="es-ES_tradnl"/>
+        </w:rPr>
+        <w:t xml:space="preserve"> y acumulados).</w:t>
+      </w:r>
+    </w:p>
+    <w:p>
+      <w:pPr>
+        <w:pStyle w:val="Prrafodelista"/>
+        <w:numPr>
+          <w:ilvl w:val="0"/>
+          <w:numId w:val="2"/>
+        </w:numPr>
+        <w:rPr>
+          <w:lang w:val="es-ES_tradnl"/>
+        </w:rPr>
+      </w:pPr>
+      <w:proofErr w:type="spellStart"/>
+      <w:r>
+        <w:rPr>
+          <w:b/>
+          <w:bCs/>
+          <w:lang w:val="es-ES_tradnl"/>
+        </w:rPr>
+        <w:t>La</w:t>
+      </w:r>
+      <w:r>
+        <w:rPr>
+          <w:b/>
+          <w:bCs/>
+          <w:lang w:val="es-ES_tradnl"/>
+        </w:rPr>
+        <w:t>g</w:t>
+      </w:r>
+      <w:proofErr w:type="spellEnd"/>
+      <w:r>
+        <w:rPr>
+          <w:b/>
+          <w:bCs/>
+          <w:lang w:val="es-ES_tradnl"/>
+        </w:rPr>
         <w:t>:</w:t>
       </w:r>
       <w:r>
@@ -3870,6 +5371,199 @@
       </w:r>
       <w:r>
         <w:t>). Da al modelo el contexto del pasado, porque modelos como Random Forest no tienen memoria y ven cada fila por separado.</w:t>
+      </w:r>
+    </w:p>
+    <w:p>
+      <w:pPr>
+        <w:pStyle w:val="Prrafodelista"/>
+        <w:numPr>
+          <w:ilvl w:val="0"/>
+          <w:numId w:val="2"/>
+        </w:numPr>
+        <w:rPr>
+          <w:lang w:val="es-ES_tradnl"/>
+        </w:rPr>
+      </w:pPr>
+      <w:r>
+        <w:rPr>
+          <w:b/>
+          <w:bCs/>
+          <w:lang w:val="es-ES_tradnl"/>
+        </w:rPr>
+        <w:t xml:space="preserve">Codificación cíclica: </w:t>
+      </w:r>
+      <w:r>
+        <w:rPr>
+          <w:lang w:val="es-ES_tradnl"/>
+        </w:rPr>
+        <w:t xml:space="preserve">transformar variables que se repiten en ciclo (semana, mes, hora) en seno y coseno, para que el modelo entienda que el final del ciclo está pegado al principio. Es necesario en modelos lineales; los árboles no la necesitan. </w:t>
+      </w:r>
+      <w:r>
+        <w:rPr>
+          <w:lang w:val="es-ES_tradnl"/>
+        </w:rPr>
+        <w:t>El coseno separa invierno y verano y el seno primavera y otoño.</w:t>
+      </w:r>
+    </w:p>
+    <w:p>
+      <w:pPr>
+        <w:pStyle w:val="Prrafodelista"/>
+        <w:numPr>
+          <w:ilvl w:val="0"/>
+          <w:numId w:val="2"/>
+        </w:numPr>
+        <w:rPr>
+          <w:lang w:val="es-ES_tradnl"/>
+        </w:rPr>
+      </w:pPr>
+      <w:proofErr w:type="spellStart"/>
+      <w:r>
+        <w:rPr>
+          <w:b/>
+          <w:bCs/>
+          <w:lang w:val="es-ES_tradnl"/>
+        </w:rPr>
+        <w:t>Hiperparámetro</w:t>
+      </w:r>
+      <w:proofErr w:type="spellEnd"/>
+      <w:r>
+        <w:rPr>
+          <w:b/>
+          <w:bCs/>
+          <w:lang w:val="es-ES_tradnl"/>
+        </w:rPr>
+        <w:t xml:space="preserve">: </w:t>
+      </w:r>
+      <w:r>
+        <w:rPr>
+          <w:lang w:val="es-ES_tradnl"/>
+        </w:rPr>
+        <w:t>ajuste que decides antes de entrenar (número de árboles, profundidad, velocidad de aprendizaje). Regular el equilibrio entre aprender y memorizar.</w:t>
+      </w:r>
+    </w:p>
+    <w:p>
+      <w:pPr>
+        <w:pStyle w:val="Prrafodelista"/>
+        <w:numPr>
+          <w:ilvl w:val="0"/>
+          <w:numId w:val="2"/>
+        </w:numPr>
+        <w:rPr>
+          <w:lang w:val="es-ES_tradnl"/>
+        </w:rPr>
+      </w:pPr>
+      <w:r>
+        <w:rPr>
+          <w:b/>
+          <w:bCs/>
+          <w:lang w:val="es-ES_tradnl"/>
+        </w:rPr>
+        <w:lastRenderedPageBreak/>
+        <w:t xml:space="preserve">Validación cruzada: </w:t>
+      </w:r>
+      <w:r>
+        <w:rPr>
+          <w:lang w:val="es-ES_tradnl"/>
+        </w:rPr>
+        <w:t xml:space="preserve">exámenes de práctica dentro del entrenamiento para elegir </w:t>
+      </w:r>
+      <w:proofErr w:type="spellStart"/>
+      <w:r>
+        <w:rPr>
+          <w:lang w:val="es-ES_tradnl"/>
+        </w:rPr>
+        <w:t>hiperparámetros</w:t>
+      </w:r>
+      <w:proofErr w:type="spellEnd"/>
+      <w:r>
+        <w:rPr>
+          <w:lang w:val="es-ES_tradnl"/>
+        </w:rPr>
+        <w:t xml:space="preserve"> sin tocar </w:t>
+      </w:r>
+      <w:proofErr w:type="gramStart"/>
+      <w:r>
+        <w:rPr>
+          <w:lang w:val="es-ES_tradnl"/>
+        </w:rPr>
+        <w:t>el test</w:t>
+      </w:r>
+      <w:proofErr w:type="gramEnd"/>
+      <w:r>
+        <w:rPr>
+          <w:lang w:val="es-ES_tradnl"/>
+        </w:rPr>
+        <w:t>.</w:t>
+      </w:r>
+    </w:p>
+    <w:p>
+      <w:pPr>
+        <w:pStyle w:val="Prrafodelista"/>
+        <w:numPr>
+          <w:ilvl w:val="0"/>
+          <w:numId w:val="2"/>
+        </w:numPr>
+        <w:rPr>
+          <w:lang w:val="es-ES_tradnl"/>
+        </w:rPr>
+      </w:pPr>
+      <w:r>
+        <w:rPr>
+          <w:b/>
+          <w:bCs/>
+          <w:lang w:val="es-ES_tradnl"/>
+        </w:rPr>
+        <w:t>Guardar un modelo (serializar):</w:t>
+      </w:r>
+      <w:r>
+        <w:rPr>
+          <w:lang w:val="es-ES_tradnl"/>
+        </w:rPr>
+        <w:t xml:space="preserve"> </w:t>
+      </w:r>
+      <w:proofErr w:type="spellStart"/>
+      <w:proofErr w:type="gramStart"/>
+      <w:r>
+        <w:rPr>
+          <w:i/>
+          <w:iCs/>
+          <w:lang w:val="es-ES_tradnl"/>
+        </w:rPr>
+        <w:t>joblib.dump</w:t>
+      </w:r>
+      <w:proofErr w:type="spellEnd"/>
+      <w:proofErr w:type="gramEnd"/>
+      <w:r>
+        <w:rPr>
+          <w:i/>
+          <w:iCs/>
+          <w:lang w:val="es-ES_tradnl"/>
+        </w:rPr>
+        <w:t xml:space="preserve"> </w:t>
+      </w:r>
+      <w:r>
+        <w:rPr>
+          <w:lang w:val="es-ES_tradnl"/>
+        </w:rPr>
+        <w:t xml:space="preserve">guarda el modelo entrenado en un fichero; </w:t>
+      </w:r>
+      <w:proofErr w:type="spellStart"/>
+      <w:proofErr w:type="gramStart"/>
+      <w:r>
+        <w:rPr>
+          <w:i/>
+          <w:iCs/>
+          <w:lang w:val="es-ES_tradnl"/>
+        </w:rPr>
+        <w:t>joblib.load</w:t>
+      </w:r>
+      <w:proofErr w:type="spellEnd"/>
+      <w:proofErr w:type="gramEnd"/>
+      <w:r>
+        <w:rPr>
+          <w:lang w:val="es-ES_tradnl"/>
+        </w:rPr>
+        <w:t xml:space="preserve"> lo carga para predecir sin entrenar.</w:t>
       </w:r>
     </w:p>
     <w:p>
@@ -5221,6 +6915,17 @@
       <w:szCs w:val="20"/>
     </w:rPr>
   </w:style>
+  <w:style w:type="character" w:styleId="Fuerte">
+    <w:name w:val="Strong"/>
+    <w:basedOn w:val="Fuentedeprrafopredeter"/>
+    <w:uiPriority w:val="22"/>
+    <w:qFormat/>
+    <w:rsid w:val="002755B0"/>
+    <w:rPr>
+      <w:b/>
+      <w:bCs/>
+    </w:rPr>
+  </w:style>
 </w:styles>
 </file>
 
